--- a/交付成果/第八轮去禅修引导/Word版/8周版/读书会01_第1周_禅修的本质与目标与如来禅修学体系_学员版.docx
+++ b/交付成果/第八轮去禅修引导/Word版/8周版/读书会01_第1周_禅修的本质与目标与如来禅修学体系_学员版.docx
@@ -4,10 +4,12 @@
   <w:body>
     <w:p>
       <w:pPr>
+        <w:spacing w:after="120"/>
         <w:jc w:val="right"/>
       </w:pPr>
       <w:r>
         <w:rPr>
+          <w:rFonts w:ascii="Times New Roman" w:hAnsi="Times New Roman" w:eastAsia="宋体"/>
           <w:color w:val="888888"/>
           <w:sz w:val="16"/>
         </w:rPr>
@@ -16,23 +18,33 @@
     </w:p>
     <w:p>
       <w:pPr>
+        <w:pBdr>
+          <w:bottom w:val="single" w:sz="12" w:space="8" w:color="1E4620"/>
+        </w:pBdr>
+        <w:spacing w:before="40" w:after="200" w:line="312" w:lineRule="auto"/>
         <w:jc w:val="center"/>
       </w:pPr>
       <w:r>
         <w:rPr>
+          <w:rFonts w:ascii="微软雅黑" w:hAnsi="微软雅黑" w:eastAsia="微软雅黑"/>
           <w:b/>
           <w:color w:val="1E4620"/>
-          <w:sz w:val="36"/>
+          <w:sz w:val="40"/>
         </w:rPr>
         <w:t>第1周：禅修的本质与目标与如来禅修学体系</w:t>
       </w:r>
     </w:p>
     <w:p>
+      <w:pPr>
+        <w:keepNext/>
+        <w:spacing w:before="280" w:after="80" w:line="300" w:lineRule="auto"/>
+      </w:pPr>
       <w:r>
         <w:rPr>
+          <w:rFonts w:ascii="微软雅黑" w:hAnsi="微软雅黑" w:eastAsia="微软雅黑"/>
           <w:b/>
           <w:color w:val="1E4620"/>
-          <w:sz w:val="26"/>
+          <w:sz w:val="27"/>
         </w:rPr>
         <w:t>📋 本周信息卡</w:t>
       </w:r>
@@ -41,24 +53,42 @@
       <w:tblPr>
         <w:tblStyle w:val="TableGrid"/>
         <w:tblW w:type="auto" w:w="0"/>
+        <w:jc w:val="center"/>
+        <w:tblLayout w:type="fixed"/>
+        <w:tblLayout w:type="fixed"/>
+        <w:tblCellMar>
+          <w:top w:w="80" w:type="dxa"/>
+          <w:bottom w:w="80" w:type="dxa"/>
+          <w:left w:w="110" w:type="dxa"/>
+          <w:right w:w="110" w:type="dxa"/>
+        </w:tblCellMar>
         <w:tblLook w:firstColumn="1" w:firstRow="1" w:lastColumn="0" w:lastRow="0" w:noHBand="0" w:noVBand="1" w:val="04A0"/>
       </w:tblPr>
       <w:tblGrid>
-        <w:gridCol w:w="4819"/>
-        <w:gridCol w:w="4819"/>
+        <w:gridCol w:w="4706"/>
+        <w:gridCol w:w="4706"/>
       </w:tblGrid>
       <w:tr>
+        <w:trPr>
+          <w:tblHeader w:val="true"/>
+          <w:trHeight w:val="396" w:hRule="atLeast"/>
+        </w:trPr>
         <w:tc>
           <w:tcPr>
-            <w:tcW w:type="dxa" w:w="4819"/>
+            <w:tcW w:type="dxa" w:w="906"/>
             <w:shd w:val="clear" w:fill="1E4620"/>
           </w:tcPr>
           <w:p>
+            <w:pPr>
+              <w:spacing w:before="0" w:after="0" w:line="288" w:lineRule="auto"/>
+              <w:jc w:val="center"/>
+            </w:pPr>
             <w:r>
               <w:rPr>
-                <w:b w:val="0"/>
+                <w:rFonts w:ascii="Times New Roman" w:hAnsi="Times New Roman" w:eastAsia="宋体"/>
+                <w:b/>
                 <w:color w:val="FFFFFF"/>
-                <w:sz w:val="18"/>
+                <w:sz w:val="20"/>
               </w:rPr>
               <w:t>项目</w:t>
             </w:r>
@@ -66,15 +96,20 @@
         </w:tc>
         <w:tc>
           <w:tcPr>
-            <w:tcW w:type="dxa" w:w="4819"/>
+            <w:tcW w:type="dxa" w:w="8505"/>
             <w:shd w:val="clear" w:fill="1E4620"/>
           </w:tcPr>
           <w:p>
+            <w:pPr>
+              <w:spacing w:before="0" w:after="0" w:line="288" w:lineRule="auto"/>
+              <w:jc w:val="center"/>
+            </w:pPr>
             <w:r>
               <w:rPr>
-                <w:b w:val="0"/>
+                <w:rFonts w:ascii="Times New Roman" w:hAnsi="Times New Roman" w:eastAsia="宋体"/>
+                <w:b/>
                 <w:color w:val="FFFFFF"/>
-                <w:sz w:val="18"/>
+                <w:sz w:val="20"/>
               </w:rPr>
               <w:t>内容</w:t>
             </w:r>
@@ -84,13 +119,18 @@
       <w:tr>
         <w:tc>
           <w:tcPr>
-            <w:tcW w:type="dxa" w:w="4819"/>
+            <w:tcW w:type="dxa" w:w="906"/>
           </w:tcPr>
           <w:p>
+            <w:pPr>
+              <w:spacing w:before="0" w:after="0" w:line="288" w:lineRule="auto"/>
+              <w:jc w:val="left"/>
+            </w:pPr>
             <w:r>
               <w:rPr>
-                <w:b w:val="0"/>
-                <w:sz w:val="18"/>
+                <w:rFonts w:ascii="Times New Roman" w:hAnsi="Times New Roman" w:eastAsia="宋体"/>
+                <w:b/>
+                <w:sz w:val="19"/>
               </w:rPr>
               <w:t>时长</w:t>
             </w:r>
@@ -98,13 +138,18 @@
         </w:tc>
         <w:tc>
           <w:tcPr>
-            <w:tcW w:type="dxa" w:w="4819"/>
+            <w:tcW w:type="dxa" w:w="8505"/>
           </w:tcPr>
           <w:p>
+            <w:pPr>
+              <w:spacing w:before="0" w:after="0" w:line="288" w:lineRule="auto"/>
+              <w:jc w:val="left"/>
+            </w:pPr>
             <w:r>
               <w:rPr>
+                <w:rFonts w:ascii="Times New Roman" w:hAnsi="Times New Roman" w:eastAsia="宋体"/>
                 <w:b w:val="0"/>
-                <w:sz w:val="18"/>
+                <w:sz w:val="19"/>
               </w:rPr>
               <w:t>120分钟（8周版 · 6环节）</w:t>
             </w:r>
@@ -114,14 +159,19 @@
       <w:tr>
         <w:tc>
           <w:tcPr>
-            <w:tcW w:type="dxa" w:w="4819"/>
-            <w:shd w:val="clear" w:fill="F2F5FA"/>
+            <w:tcW w:type="dxa" w:w="906"/>
+            <w:shd w:val="clear" w:fill="EEF2F8"/>
           </w:tcPr>
           <w:p>
+            <w:pPr>
+              <w:spacing w:before="0" w:after="0" w:line="288" w:lineRule="auto"/>
+              <w:jc w:val="left"/>
+            </w:pPr>
             <w:r>
               <w:rPr>
-                <w:b w:val="0"/>
-                <w:sz w:val="18"/>
+                <w:rFonts w:ascii="Times New Roman" w:hAnsi="Times New Roman" w:eastAsia="宋体"/>
+                <w:b/>
+                <w:sz w:val="19"/>
               </w:rPr>
               <w:t>核心问题</w:t>
             </w:r>
@@ -129,14 +179,19 @@
         </w:tc>
         <w:tc>
           <w:tcPr>
-            <w:tcW w:type="dxa" w:w="4819"/>
-            <w:shd w:val="clear" w:fill="F2F5FA"/>
+            <w:tcW w:type="dxa" w:w="8505"/>
+            <w:shd w:val="clear" w:fill="EEF2F8"/>
           </w:tcPr>
           <w:p>
+            <w:pPr>
+              <w:spacing w:before="0" w:after="0" w:line="288" w:lineRule="auto"/>
+              <w:jc w:val="left"/>
+            </w:pPr>
             <w:r>
               <w:rPr>
+                <w:rFonts w:ascii="Times New Roman" w:hAnsi="Times New Roman" w:eastAsia="宋体"/>
                 <w:b w:val="0"/>
-                <w:sz w:val="18"/>
+                <w:sz w:val="19"/>
               </w:rPr>
               <w:t>禅修到底在做什么？止禅与观禅各是什么、为什么止是观的基础？两千多年后的今天，还修得成吗？目标该立在哪里？</w:t>
             </w:r>
@@ -146,13 +201,18 @@
       <w:tr>
         <w:tc>
           <w:tcPr>
-            <w:tcW w:type="dxa" w:w="4819"/>
+            <w:tcW w:type="dxa" w:w="906"/>
           </w:tcPr>
           <w:p>
+            <w:pPr>
+              <w:spacing w:before="0" w:after="0" w:line="288" w:lineRule="auto"/>
+              <w:jc w:val="left"/>
+            </w:pPr>
             <w:r>
               <w:rPr>
-                <w:b w:val="0"/>
-                <w:sz w:val="18"/>
+                <w:rFonts w:ascii="Times New Roman" w:hAnsi="Times New Roman" w:eastAsia="宋体"/>
+                <w:b/>
+                <w:sz w:val="19"/>
               </w:rPr>
               <w:t>共读原文</w:t>
             </w:r>
@@ -160,13 +220,18 @@
         </w:tc>
         <w:tc>
           <w:tcPr>
-            <w:tcW w:type="dxa" w:w="4819"/>
+            <w:tcW w:type="dxa" w:w="8505"/>
           </w:tcPr>
           <w:p>
+            <w:pPr>
+              <w:spacing w:before="0" w:after="0" w:line="288" w:lineRule="auto"/>
+              <w:jc w:val="left"/>
+            </w:pPr>
             <w:r>
               <w:rPr>
+                <w:rFonts w:ascii="Times New Roman" w:hAnsi="Times New Roman" w:eastAsia="宋体"/>
                 <w:b w:val="0"/>
-                <w:sz w:val="18"/>
+                <w:sz w:val="19"/>
               </w:rPr>
               <w:t>朗读学习资料——禅修的本质与目标与如来禅修学体系（据知识库「古源尊者开示及上座部佛教资料」整理）</w:t>
             </w:r>
@@ -176,14 +241,19 @@
       <w:tr>
         <w:tc>
           <w:tcPr>
-            <w:tcW w:type="dxa" w:w="4819"/>
-            <w:shd w:val="clear" w:fill="F2F5FA"/>
+            <w:tcW w:type="dxa" w:w="906"/>
+            <w:shd w:val="clear" w:fill="EEF2F8"/>
           </w:tcPr>
           <w:p>
+            <w:pPr>
+              <w:spacing w:before="0" w:after="0" w:line="288" w:lineRule="auto"/>
+              <w:jc w:val="left"/>
+            </w:pPr>
             <w:r>
               <w:rPr>
-                <w:b w:val="0"/>
-                <w:sz w:val="18"/>
+                <w:rFonts w:ascii="Times New Roman" w:hAnsi="Times New Roman" w:eastAsia="宋体"/>
+                <w:b/>
+                <w:sz w:val="19"/>
               </w:rPr>
               <w:t>本周作业</w:t>
             </w:r>
@@ -191,14 +261,19 @@
         </w:tc>
         <w:tc>
           <w:tcPr>
-            <w:tcW w:type="dxa" w:w="4819"/>
-            <w:shd w:val="clear" w:fill="F2F5FA"/>
+            <w:tcW w:type="dxa" w:w="8505"/>
+            <w:shd w:val="clear" w:fill="EEF2F8"/>
           </w:tcPr>
           <w:p>
+            <w:pPr>
+              <w:spacing w:before="0" w:after="0" w:line="288" w:lineRule="auto"/>
+              <w:jc w:val="left"/>
+            </w:pPr>
             <w:r>
               <w:rPr>
+                <w:rFonts w:ascii="Times New Roman" w:hAnsi="Times New Roman" w:eastAsia="宋体"/>
                 <w:b w:val="0"/>
-                <w:sz w:val="18"/>
+                <w:sz w:val="19"/>
               </w:rPr>
               <w:t>①简答题：用自己的话说出禅修的本质与目的，并写出五盖的名目。②实践题：每天睡前用2分钟回想今天心里最清楚的一次状态（不评判，只观察）；每天挑十分钟安静坐着，只观察此刻的心是紧的还是松的，不急着改变它。</w:t>
             </w:r>
@@ -207,19 +282,35 @@
       </w:tr>
     </w:tbl>
     <w:p>
+      <w:pPr>
+        <w:spacing w:before="0" w:after="0" w:line="120" w:lineRule="auto"/>
+      </w:pPr>
+    </w:p>
+    <w:p>
+      <w:pPr>
+        <w:keepNext/>
+        <w:spacing w:before="280" w:after="80" w:line="300" w:lineRule="auto"/>
+      </w:pPr>
       <w:r>
         <w:rPr>
+          <w:rFonts w:ascii="微软雅黑" w:hAnsi="微软雅黑" w:eastAsia="微软雅黑"/>
           <w:b/>
           <w:color w:val="1E4620"/>
-          <w:sz w:val="26"/>
+          <w:sz w:val="27"/>
         </w:rPr>
         <w:t>🧭 学习提示（本讲可参考的角度）</w:t>
       </w:r>
     </w:p>
     <w:p>
+      <w:pPr>
+        <w:spacing w:before="0" w:after="100" w:line="336" w:lineRule="auto"/>
+        <w:jc w:val="both"/>
+      </w:pPr>
       <w:r>
         <w:rPr>
+          <w:rFonts w:ascii="Times New Roman" w:hAnsi="Times New Roman" w:eastAsia="宋体"/>
           <w:b w:val="0"/>
+          <w:sz w:val="21"/>
         </w:rPr>
         <w:t>以下要点取自本周讨论题与共读正文，供课后复习与自习参考：</w:t>
       </w:r>
@@ -227,10 +318,15 @@
     <w:p>
       <w:pPr>
         <w:pStyle w:val="ListBullet"/>
+        <w:spacing w:before="0" w:after="60" w:line="336" w:lineRule="auto"/>
+        <w:ind w:left="539" w:hanging="255"/>
+        <w:jc w:val="both"/>
       </w:pPr>
       <w:r>
         <w:rPr>
+          <w:rFonts w:ascii="Times New Roman" w:hAnsi="Times New Roman" w:eastAsia="宋体"/>
           <w:b w:val="0"/>
+          <w:sz w:val="21"/>
         </w:rPr>
         <w:t>心灵发展、提升心的素质的修行实践；对象是心</w:t>
       </w:r>
@@ -238,10 +334,15 @@
     <w:p>
       <w:pPr>
         <w:pStyle w:val="ListBullet"/>
+        <w:spacing w:before="0" w:after="60" w:line="336" w:lineRule="auto"/>
+        <w:ind w:left="539" w:hanging="255"/>
+        <w:jc w:val="both"/>
       </w:pPr>
       <w:r>
         <w:rPr>
+          <w:rFonts w:ascii="Times New Roman" w:hAnsi="Times New Roman" w:eastAsia="宋体"/>
           <w:b w:val="0"/>
+          <w:sz w:val="21"/>
         </w:rPr>
         <w:t>目的＝培育心的平静、去除五盖（欲贪·瞋恚·昏沉睡眠·掉举恶作·疑）</w:t>
       </w:r>
@@ -249,10 +350,15 @@
     <w:p>
       <w:pPr>
         <w:pStyle w:val="ListBullet"/>
+        <w:spacing w:before="0" w:after="60" w:line="336" w:lineRule="auto"/>
+        <w:ind w:left="539" w:hanging="255"/>
+        <w:jc w:val="both"/>
       </w:pPr>
       <w:r>
         <w:rPr>
+          <w:rFonts w:ascii="Times New Roman" w:hAnsi="Times New Roman" w:eastAsia="宋体"/>
           <w:b w:val="0"/>
+          <w:sz w:val="21"/>
         </w:rPr>
         <w:t>止＝萨马塔（samatha）：令贪等诸障碍法止息，故名止（《辨析道义注》·沙利子尊者）· 目标：宁静·征服烦恼·为观禅提供基础；修「心」＝止</w:t>
       </w:r>
@@ -260,10 +366,15 @@
     <w:p>
       <w:pPr>
         <w:pStyle w:val="ListBullet"/>
+        <w:spacing w:before="0" w:after="60" w:line="336" w:lineRule="auto"/>
+        <w:ind w:left="539" w:hanging="255"/>
+        <w:jc w:val="both"/>
       </w:pPr>
       <w:r>
         <w:rPr>
+          <w:rFonts w:ascii="Times New Roman" w:hAnsi="Times New Roman" w:eastAsia="宋体"/>
           <w:b w:val="0"/>
+          <w:sz w:val="21"/>
         </w:rPr>
         <w:t>止观行者（萨马塔亚尼卡）＝证初禅乃至八定，出定后转修观智</w:t>
       </w:r>
@@ -271,10 +382,15 @@
     <w:p>
       <w:pPr>
         <w:pStyle w:val="ListBullet"/>
+        <w:spacing w:before="0" w:after="60" w:line="336" w:lineRule="auto"/>
+        <w:ind w:left="539" w:hanging="255"/>
+        <w:jc w:val="both"/>
       </w:pPr>
       <w:r>
         <w:rPr>
+          <w:rFonts w:ascii="Times New Roman" w:hAnsi="Times New Roman" w:eastAsia="宋体"/>
           <w:b w:val="0"/>
+          <w:sz w:val="21"/>
         </w:rPr>
         <w:t>辨析智→六神通→三明（tevijjā）→纯观阿拉汉果→不来·一来·入流果</w:t>
       </w:r>
@@ -282,284 +398,428 @@
     <w:p>
       <w:pPr>
         <w:pStyle w:val="ListBullet"/>
+        <w:spacing w:before="0" w:after="60" w:line="336" w:lineRule="auto"/>
+        <w:ind w:left="539" w:hanging="255"/>
+        <w:jc w:val="both"/>
       </w:pPr>
       <w:r>
         <w:rPr>
+          <w:rFonts w:ascii="Times New Roman" w:hAnsi="Times New Roman" w:eastAsia="宋体"/>
           <w:b w:val="0"/>
+          <w:sz w:val="21"/>
         </w:rPr>
         <w:t>正自觉（sammā-sambodhi→佛陀）·独觉（pacceka-bodhi→独觉佛）</w:t>
       </w:r>
     </w:p>
     <w:p>
+      <w:pPr>
+        <w:keepNext/>
+        <w:spacing w:before="280" w:after="80" w:line="300" w:lineRule="auto"/>
+      </w:pPr>
       <w:r>
         <w:rPr>
+          <w:rFonts w:ascii="微软雅黑" w:hAnsi="微软雅黑" w:eastAsia="微软雅黑"/>
           <w:b/>
           <w:color w:val="1E4620"/>
-          <w:sz w:val="26"/>
+          <w:sz w:val="27"/>
         </w:rPr>
         <w:t>🗺 本周知识地图</w:t>
       </w:r>
     </w:p>
     <w:p>
+      <w:pPr>
+        <w:spacing w:before="0" w:after="40" w:line="312" w:lineRule="auto"/>
+        <w:ind w:left="198" w:right="113"/>
+        <w:jc w:val="left"/>
+      </w:pPr>
       <w:r>
         <w:rPr>
-          <w:b w:val="0"/>
-        </w:rPr>
-        <w:t>`</w:t>
-      </w:r>
-    </w:p>
-    <w:p>
-      <w:r>
-        <w:rPr>
-          <w:b w:val="0"/>
+          <w:rFonts w:ascii="Times New Roman" w:hAnsi="Times New Roman" w:eastAsia="宋体"/>
+          <w:b/>
+          <w:color w:val="1A1A1A"/>
+          <w:sz w:val="21"/>
         </w:rPr>
         <w:t>本周 = 禅修的本质与目标（八周的第一课：先认路，再上路）</w:t>
       </w:r>
     </w:p>
     <w:p>
+      <w:pPr>
+        <w:spacing w:before="0" w:after="40" w:line="312" w:lineRule="auto"/>
+        <w:ind w:left="198" w:right="113"/>
+        <w:jc w:val="left"/>
+      </w:pPr>
       <w:r>
         <w:rPr>
-          <w:b w:val="0"/>
+          <w:rFonts w:ascii="Times New Roman" w:hAnsi="Times New Roman" w:eastAsia="宋体"/>
+          <w:b/>
+          <w:color w:val="1A1A1A"/>
+          <w:sz w:val="21"/>
         </w:rPr>
-        <w:t>│</w:t>
+        <w:t>一、是什么：巴瓦那（bhāvanā）＝发展、培育</w:t>
       </w:r>
     </w:p>
     <w:p>
+      <w:pPr>
+        <w:spacing w:before="0" w:after="40" w:line="312" w:lineRule="auto"/>
+        <w:ind w:left="510" w:right="113"/>
+        <w:jc w:val="left"/>
+      </w:pPr>
       <w:r>
         <w:rPr>
+          <w:rFonts w:ascii="Times New Roman" w:hAnsi="Times New Roman" w:eastAsia="宋体"/>
           <w:b w:val="0"/>
+          <w:color w:val="333333"/>
+          <w:sz w:val="20"/>
         </w:rPr>
-        <w:t>├─ 一、是什么：巴瓦那（bhāvanā）＝发展、培育</w:t>
+        <w:t>心灵发展、提升心的素质的修行实践；对象是心</w:t>
       </w:r>
     </w:p>
     <w:p>
+      <w:pPr>
+        <w:spacing w:before="0" w:after="40" w:line="312" w:lineRule="auto"/>
+        <w:ind w:left="510" w:right="113"/>
+        <w:jc w:val="left"/>
+      </w:pPr>
       <w:r>
         <w:rPr>
+          <w:rFonts w:ascii="Times New Roman" w:hAnsi="Times New Roman" w:eastAsia="宋体"/>
           <w:b w:val="0"/>
+          <w:color w:val="333333"/>
+          <w:sz w:val="20"/>
         </w:rPr>
-        <w:t>│   ├─ 心灵发展、提升心的素质的修行实践；对象是心</w:t>
+        <w:t>可重复、有次第、慢慢累积：不是神秘状态，不是把心放空</w:t>
       </w:r>
     </w:p>
     <w:p>
+      <w:pPr>
+        <w:spacing w:before="0" w:after="40" w:line="312" w:lineRule="auto"/>
+        <w:ind w:left="198" w:right="113"/>
+        <w:jc w:val="left"/>
+      </w:pPr>
       <w:r>
         <w:rPr>
-          <w:b w:val="0"/>
+          <w:rFonts w:ascii="Times New Roman" w:hAnsi="Times New Roman" w:eastAsia="宋体"/>
+          <w:b/>
+          <w:color w:val="1A1A1A"/>
+          <w:sz w:val="21"/>
         </w:rPr>
-        <w:t>│   └─ 可重复、有次第、慢慢累积：不是神秘状态，不是把心放空</w:t>
+        <w:t>二、为什么：平静·去五盖·不为结果</w:t>
       </w:r>
     </w:p>
     <w:p>
+      <w:pPr>
+        <w:spacing w:before="0" w:after="40" w:line="312" w:lineRule="auto"/>
+        <w:ind w:left="510" w:right="113"/>
+        <w:jc w:val="left"/>
+      </w:pPr>
       <w:r>
         <w:rPr>
+          <w:rFonts w:ascii="Times New Roman" w:hAnsi="Times New Roman" w:eastAsia="宋体"/>
           <w:b w:val="0"/>
+          <w:color w:val="333333"/>
+          <w:sz w:val="20"/>
         </w:rPr>
-        <w:t>│</w:t>
+        <w:t>目的＝培育心的平静、去除五盖（欲贪·瞋恚·昏沉睡眠·掉举恶作·疑）</w:t>
       </w:r>
     </w:p>
     <w:p>
+      <w:pPr>
+        <w:spacing w:before="0" w:after="40" w:line="312" w:lineRule="auto"/>
+        <w:ind w:left="510" w:right="113"/>
+        <w:jc w:val="left"/>
+      </w:pPr>
       <w:r>
         <w:rPr>
+          <w:rFonts w:ascii="Times New Roman" w:hAnsi="Times New Roman" w:eastAsia="宋体"/>
           <w:b w:val="0"/>
+          <w:color w:val="333333"/>
+          <w:sz w:val="20"/>
         </w:rPr>
-        <w:t>├─ 二、为什么：平静·去五盖·不为结果</w:t>
+        <w:t>不为结果，结果是自然的呈现；只管当下心在上行，不善心自然不生</w:t>
       </w:r>
     </w:p>
     <w:p>
+      <w:pPr>
+        <w:spacing w:before="0" w:after="40" w:line="312" w:lineRule="auto"/>
+        <w:ind w:left="198" w:right="113"/>
+        <w:jc w:val="left"/>
+      </w:pPr>
       <w:r>
         <w:rPr>
-          <w:b w:val="0"/>
+          <w:rFonts w:ascii="Times New Roman" w:hAnsi="Times New Roman" w:eastAsia="宋体"/>
+          <w:b/>
+          <w:color w:val="1A1A1A"/>
+          <w:sz w:val="21"/>
         </w:rPr>
-        <w:t>│   ├─ 目的＝培育心的平静、去除五盖（欲贪·瞋恚·昏沉睡眠·掉举恶作·疑）</w:t>
+        <w:t>三、止与观：两块，一条路</w:t>
       </w:r>
     </w:p>
     <w:p>
+      <w:pPr>
+        <w:spacing w:before="0" w:after="40" w:line="312" w:lineRule="auto"/>
+        <w:ind w:left="510" w:right="113"/>
+        <w:jc w:val="left"/>
+      </w:pPr>
       <w:r>
         <w:rPr>
+          <w:rFonts w:ascii="Times New Roman" w:hAnsi="Times New Roman" w:eastAsia="宋体"/>
           <w:b w:val="0"/>
+          <w:color w:val="333333"/>
+          <w:sz w:val="20"/>
         </w:rPr>
-        <w:t>│   └─ 不为结果，结果是自然的呈现；只管当下心在上行，不善心自然不生</w:t>
+        <w:t>止＝萨马塔（samatha）：令贪等诸障碍法止息，故名止（《辨析道义注》·沙利子尊者）</w:t>
       </w:r>
     </w:p>
     <w:p>
+      <w:pPr>
+        <w:spacing w:before="0" w:after="40" w:line="312" w:lineRule="auto"/>
+        <w:ind w:left="822" w:right="113"/>
+        <w:jc w:val="left"/>
+      </w:pPr>
       <w:r>
         <w:rPr>
+          <w:rFonts w:ascii="Times New Roman" w:hAnsi="Times New Roman" w:eastAsia="宋体"/>
           <w:b w:val="0"/>
+          <w:color w:val="333333"/>
+          <w:sz w:val="20"/>
         </w:rPr>
-        <w:t>│</w:t>
+        <w:t>目标：宁静·征服烦恼·为观禅提供基础；修「心」＝止</w:t>
       </w:r>
     </w:p>
     <w:p>
+      <w:pPr>
+        <w:spacing w:before="0" w:after="40" w:line="312" w:lineRule="auto"/>
+        <w:ind w:left="510" w:right="113"/>
+        <w:jc w:val="left"/>
+      </w:pPr>
       <w:r>
         <w:rPr>
+          <w:rFonts w:ascii="Times New Roman" w:hAnsi="Times New Roman" w:eastAsia="宋体"/>
           <w:b w:val="0"/>
+          <w:color w:val="333333"/>
+          <w:sz w:val="20"/>
         </w:rPr>
-        <w:t>├─ 三、止与观：两块，一条路</w:t>
+        <w:t>观＝维巴萨那（vipassanā）：以无常等行相观照名色诸行法（译「内观」不准确）</w:t>
       </w:r>
     </w:p>
     <w:p>
+      <w:pPr>
+        <w:spacing w:before="0" w:after="40" w:line="312" w:lineRule="auto"/>
+        <w:ind w:left="822" w:right="113"/>
+        <w:jc w:val="left"/>
+      </w:pPr>
       <w:r>
         <w:rPr>
+          <w:rFonts w:ascii="Times New Roman" w:hAnsi="Times New Roman" w:eastAsia="宋体"/>
           <w:b w:val="0"/>
+          <w:color w:val="333333"/>
+          <w:sz w:val="20"/>
         </w:rPr>
-        <w:t>│   ├─ 止＝萨马塔（samatha）：令贪等诸障碍法止息，故名止（《辨析道义注》·沙利子尊者）</w:t>
+        <w:t>所观＝无常·苦·无我；目的＝舍断执取、证悟涅槃；修「慧」＝观智（十六观智）</w:t>
       </w:r>
     </w:p>
     <w:p>
+      <w:pPr>
+        <w:spacing w:before="0" w:after="40" w:line="312" w:lineRule="auto"/>
+        <w:ind w:left="510" w:right="113"/>
+        <w:jc w:val="left"/>
+      </w:pPr>
       <w:r>
         <w:rPr>
+          <w:rFonts w:ascii="Times New Roman" w:hAnsi="Times New Roman" w:eastAsia="宋体"/>
           <w:b w:val="0"/>
+          <w:color w:val="333333"/>
+          <w:sz w:val="20"/>
         </w:rPr>
-        <w:t>│   │   · 目标：宁静·征服烦恼·为观禅提供基础；修「心」＝止</w:t>
+        <w:t>止是观的基础（灯在静处才照得清）；阿毗达摩是修观的说明书</w:t>
       </w:r>
     </w:p>
     <w:p>
+      <w:pPr>
+        <w:spacing w:before="0" w:after="40" w:line="312" w:lineRule="auto"/>
+        <w:ind w:left="198" w:right="113"/>
+        <w:jc w:val="left"/>
+      </w:pPr>
       <w:r>
         <w:rPr>
-          <w:b w:val="0"/>
+          <w:rFonts w:ascii="Times New Roman" w:hAnsi="Times New Roman" w:eastAsia="宋体"/>
+          <w:b/>
+          <w:color w:val="1A1A1A"/>
+          <w:sz w:val="21"/>
         </w:rPr>
-        <w:t>│   ├─ 观＝维巴萨那（vipassanā）：以无常等行相观照名色诸行法（译「内观」不准确）</w:t>
+        <w:t>四、两条路：止观行者与纯观行者</w:t>
       </w:r>
     </w:p>
     <w:p>
+      <w:pPr>
+        <w:spacing w:before="0" w:after="40" w:line="312" w:lineRule="auto"/>
+        <w:ind w:left="510" w:right="113"/>
+        <w:jc w:val="left"/>
+      </w:pPr>
       <w:r>
         <w:rPr>
+          <w:rFonts w:ascii="Times New Roman" w:hAnsi="Times New Roman" w:eastAsia="宋体"/>
           <w:b w:val="0"/>
+          <w:color w:val="333333"/>
+          <w:sz w:val="20"/>
         </w:rPr>
-        <w:t>│   │   · 所观＝无常·苦·无我；目的＝舍断执取、证悟涅槃；修「慧」＝观智（十六观智）</w:t>
+        <w:t>止观行者（萨马塔亚尼卡）＝证初禅乃至八定，出定后转修观智</w:t>
       </w:r>
     </w:p>
     <w:p>
+      <w:pPr>
+        <w:spacing w:before="0" w:after="40" w:line="312" w:lineRule="auto"/>
+        <w:ind w:left="510" w:right="113"/>
+        <w:jc w:val="left"/>
+      </w:pPr>
       <w:r>
         <w:rPr>
+          <w:rFonts w:ascii="Times New Roman" w:hAnsi="Times New Roman" w:eastAsia="宋体"/>
           <w:b w:val="0"/>
+          <w:color w:val="333333"/>
+          <w:sz w:val="20"/>
         </w:rPr>
-        <w:t>│   └─ 止是观的基础（灯在静处才照得清）；阿毗达摩是修观的说明书</w:t>
+        <w:t>纯观行者（干观）＝未证安止禅那，以近行定为基修观</w:t>
       </w:r>
     </w:p>
     <w:p>
+      <w:pPr>
+        <w:spacing w:before="0" w:after="40" w:line="312" w:lineRule="auto"/>
+        <w:ind w:left="510" w:right="113"/>
+        <w:jc w:val="left"/>
+      </w:pPr>
       <w:r>
         <w:rPr>
+          <w:rFonts w:ascii="Times New Roman" w:hAnsi="Times New Roman" w:eastAsia="宋体"/>
           <w:b w:val="0"/>
+          <w:color w:val="333333"/>
+          <w:sz w:val="20"/>
         </w:rPr>
-        <w:t>│</w:t>
+        <w:t>前者完全涵盖后者；禅那如战场战士的堡垒，作休息处（《中部·两种寻经》）</w:t>
       </w:r>
     </w:p>
     <w:p>
+      <w:pPr>
+        <w:spacing w:before="0" w:after="40" w:line="312" w:lineRule="auto"/>
+        <w:ind w:left="198" w:right="113"/>
+        <w:jc w:val="left"/>
+      </w:pPr>
       <w:r>
         <w:rPr>
-          <w:b w:val="0"/>
+          <w:rFonts w:ascii="Times New Roman" w:hAnsi="Times New Roman" w:eastAsia="宋体"/>
+          <w:b/>
+          <w:color w:val="1A1A1A"/>
+          <w:sz w:val="21"/>
         </w:rPr>
-        <w:t>├─ 四、两条路：止观行者与纯观行者</w:t>
+        <w:t>五、时代：正法住世五个千年（《长部义注》）</w:t>
       </w:r>
     </w:p>
     <w:p>
+      <w:pPr>
+        <w:spacing w:before="0" w:after="40" w:line="312" w:lineRule="auto"/>
+        <w:ind w:left="510" w:right="113"/>
+        <w:jc w:val="left"/>
+      </w:pPr>
       <w:r>
         <w:rPr>
+          <w:rFonts w:ascii="Times New Roman" w:hAnsi="Times New Roman" w:eastAsia="宋体"/>
           <w:b w:val="0"/>
+          <w:color w:val="333333"/>
+          <w:sz w:val="20"/>
         </w:rPr>
-        <w:t>│   ├─ 止观行者（萨马塔亚尼卡）＝证初禅乃至八定，出定后转修观智</w:t>
+        <w:t>辨析智→六神通→三明（tevijjā）→纯观阿拉汉果→不来·一来·入流果</w:t>
       </w:r>
     </w:p>
     <w:p>
+      <w:pPr>
+        <w:spacing w:before="0" w:after="40" w:line="312" w:lineRule="auto"/>
+        <w:ind w:left="510" w:right="113"/>
+        <w:jc w:val="left"/>
+      </w:pPr>
       <w:r>
         <w:rPr>
+          <w:rFonts w:ascii="Times New Roman" w:hAnsi="Times New Roman" w:eastAsia="宋体"/>
           <w:b w:val="0"/>
+          <w:color w:val="333333"/>
+          <w:sz w:val="20"/>
         </w:rPr>
-        <w:t>│   ├─ 纯观行者（干观）＝未证安止禅那，以近行定为基修观</w:t>
+        <w:t>佛灭两千五百多年，正处第三个千年：三明仍可证，法没有过期，是人的条件变了</w:t>
       </w:r>
     </w:p>
     <w:p>
+      <w:pPr>
+        <w:spacing w:before="0" w:after="40" w:line="312" w:lineRule="auto"/>
+        <w:ind w:left="198" w:right="113"/>
+        <w:jc w:val="left"/>
+      </w:pPr>
       <w:r>
         <w:rPr>
-          <w:b w:val="0"/>
+          <w:rFonts w:ascii="Times New Roman" w:hAnsi="Times New Roman" w:eastAsia="宋体"/>
+          <w:b/>
+          <w:color w:val="1A1A1A"/>
+          <w:sz w:val="21"/>
         </w:rPr>
-        <w:t>│   └─ 前者完全涵盖后者；禅那如战场战士的堡垒，作休息处（《中部·两种寻经》）</w:t>
+        <w:t>六、目标与全图：三种菩提·如来禅体系</w:t>
       </w:r>
     </w:p>
     <w:p>
+      <w:pPr>
+        <w:spacing w:before="0" w:after="40" w:line="312" w:lineRule="auto"/>
+        <w:ind w:left="510" w:right="113"/>
+        <w:jc w:val="left"/>
+      </w:pPr>
       <w:r>
         <w:rPr>
+          <w:rFonts w:ascii="Times New Roman" w:hAnsi="Times New Roman" w:eastAsia="宋体"/>
           <w:b w:val="0"/>
+          <w:color w:val="333333"/>
+          <w:sz w:val="20"/>
         </w:rPr>
-        <w:t>│</w:t>
+        <w:t>正自觉（sammā-sambodhi→佛陀）·独觉（pacceka-bodhi→独觉佛）</w:t>
       </w:r>
     </w:p>
     <w:p>
+      <w:pPr>
+        <w:spacing w:before="0" w:after="40" w:line="312" w:lineRule="auto"/>
+        <w:ind w:left="510" w:right="113"/>
+        <w:jc w:val="left"/>
+      </w:pPr>
       <w:r>
         <w:rPr>
+          <w:rFonts w:ascii="Times New Roman" w:hAnsi="Times New Roman" w:eastAsia="宋体"/>
           <w:b w:val="0"/>
+          <w:color w:val="333333"/>
+          <w:sz w:val="20"/>
         </w:rPr>
-        <w:t>├─ 五、时代：正法住世五个千年（《长部义注》）</w:t>
+        <w:t>弟子（sāvaka-bodhi→圣弟子）：解脱无差异，差异在愿力·巴拉密·时间</w:t>
       </w:r>
     </w:p>
     <w:p>
+      <w:pPr>
+        <w:spacing w:before="0" w:after="40" w:line="312" w:lineRule="auto"/>
+        <w:ind w:left="510" w:right="113"/>
+        <w:jc w:val="left"/>
+      </w:pPr>
       <w:r>
         <w:rPr>
+          <w:rFonts w:ascii="Times New Roman" w:hAnsi="Times New Roman" w:eastAsia="宋体"/>
           <w:b w:val="0"/>
+          <w:color w:val="333333"/>
+          <w:sz w:val="20"/>
         </w:rPr>
-        <w:t>│   ├─ 辨析智→六神通→三明（tevijjā）→纯观阿拉汉果→不来·一来·入流果</w:t>
+        <w:t>如来禅＝佛陀教导、辗转传来无增减的禅法：三学＋七清净（后五展开为十六观智）</w:t>
       </w:r>
     </w:p>
     <w:p>
+      <w:pPr>
+        <w:spacing w:before="0" w:after="100" w:line="336" w:lineRule="auto"/>
+        <w:jc w:val="both"/>
+      </w:pPr>
       <w:r>
         <w:rPr>
-          <w:b w:val="0"/>
-        </w:rPr>
-        <w:t>│   └─ 佛灭两千五百多年，正处第三个千年：三明仍可证，法没有过期，是人的条件变了</w:t>
-      </w:r>
-    </w:p>
-    <w:p>
-      <w:r>
-        <w:rPr>
-          <w:b w:val="0"/>
-        </w:rPr>
-        <w:t>│</w:t>
-      </w:r>
-    </w:p>
-    <w:p>
-      <w:r>
-        <w:rPr>
-          <w:b w:val="0"/>
-        </w:rPr>
-        <w:t>└─ 六、目标与全图：三种菩提·如来禅体系</w:t>
-      </w:r>
-    </w:p>
-    <w:p>
-      <w:r>
-        <w:rPr>
-          <w:b w:val="0"/>
-        </w:rPr>
-        <w:t>├─ 正自觉（sammā-sambodhi→佛陀）·独觉（pacceka-bodhi→独觉佛）</w:t>
-      </w:r>
-    </w:p>
-    <w:p>
-      <w:r>
-        <w:rPr>
-          <w:b w:val="0"/>
-        </w:rPr>
-        <w:t>├─ 弟子（sāvaka-bodhi→圣弟子）：解脱无差异，差异在愿力·巴拉密·时间</w:t>
-      </w:r>
-    </w:p>
-    <w:p>
-      <w:r>
-        <w:rPr>
-          <w:b w:val="0"/>
-        </w:rPr>
-        <w:t>└─ 如来禅＝佛陀教导、辗转传来无增减的禅法：三学＋七清净（后五展开为十六观智）</w:t>
-      </w:r>
-    </w:p>
-    <w:p>
-      <w:r>
-        <w:rPr>
-          <w:b w:val="0"/>
-        </w:rPr>
-        <w:t>`</w:t>
-      </w:r>
-    </w:p>
-    <w:p>
-      <w:r>
-        <w:rPr>
+          <w:rFonts w:ascii="Times New Roman" w:hAnsi="Times New Roman" w:eastAsia="宋体"/>
           <w:b/>
+          <w:sz w:val="21"/>
         </w:rPr>
         <w:t>本周要点（7 条）</w:t>
       </w:r>
@@ -567,16 +827,23 @@
     <w:p>
       <w:pPr>
         <w:pStyle w:val="ListNumber"/>
+        <w:spacing w:before="0" w:after="60" w:line="336" w:lineRule="auto"/>
+        <w:ind w:left="539" w:hanging="255"/>
+        <w:jc w:val="both"/>
       </w:pPr>
       <w:r>
         <w:rPr>
+          <w:rFonts w:ascii="Times New Roman" w:hAnsi="Times New Roman" w:eastAsia="宋体"/>
           <w:b/>
+          <w:sz w:val="21"/>
         </w:rPr>
         <w:t>禅修＝巴瓦那，培育心的素质</w:t>
       </w:r>
       <w:r>
         <w:rPr>
+          <w:rFonts w:ascii="Times New Roman" w:hAnsi="Times New Roman" w:eastAsia="宋体"/>
           <w:b w:val="0"/>
+          <w:sz w:val="21"/>
         </w:rPr>
         <w:t>——bhāvanā 意为发展、培育；对象是心，可重复累积，不是放空。</w:t>
       </w:r>
@@ -584,16 +851,23 @@
     <w:p>
       <w:pPr>
         <w:pStyle w:val="ListNumber"/>
+        <w:spacing w:before="0" w:after="60" w:line="336" w:lineRule="auto"/>
+        <w:ind w:left="539" w:hanging="255"/>
+        <w:jc w:val="both"/>
       </w:pPr>
       <w:r>
         <w:rPr>
+          <w:rFonts w:ascii="Times New Roman" w:hAnsi="Times New Roman" w:eastAsia="宋体"/>
           <w:b/>
+          <w:sz w:val="21"/>
         </w:rPr>
         <w:t>目的＝平静与去五盖</w:t>
       </w:r>
       <w:r>
         <w:rPr>
+          <w:rFonts w:ascii="Times New Roman" w:hAnsi="Times New Roman" w:eastAsia="宋体"/>
           <w:b w:val="0"/>
+          <w:sz w:val="21"/>
         </w:rPr>
         <w:t>——五盖即欲贪、瞋恚、昏沉睡眠、掉举恶作、疑；心被盖住就看不清、使不上力。</w:t>
       </w:r>
@@ -601,16 +875,23 @@
     <w:p>
       <w:pPr>
         <w:pStyle w:val="ListNumber"/>
+        <w:spacing w:before="0" w:after="60" w:line="336" w:lineRule="auto"/>
+        <w:ind w:left="539" w:hanging="255"/>
+        <w:jc w:val="both"/>
       </w:pPr>
       <w:r>
         <w:rPr>
+          <w:rFonts w:ascii="Times New Roman" w:hAnsi="Times New Roman" w:eastAsia="宋体"/>
           <w:b/>
+          <w:sz w:val="21"/>
         </w:rPr>
         <w:t>不为结果，结果是自然的呈现</w:t>
       </w:r>
       <w:r>
         <w:rPr>
+          <w:rFonts w:ascii="Times New Roman" w:hAnsi="Times New Roman" w:eastAsia="宋体"/>
           <w:b w:val="0"/>
+          <w:sz w:val="21"/>
         </w:rPr>
         <w:t>——追结果的急、加力、紧绷，正是许多「禅病」的来路。</w:t>
       </w:r>
@@ -618,16 +899,23 @@
     <w:p>
       <w:pPr>
         <w:pStyle w:val="ListNumber"/>
+        <w:spacing w:before="0" w:after="60" w:line="336" w:lineRule="auto"/>
+        <w:ind w:left="539" w:hanging="255"/>
+        <w:jc w:val="both"/>
       </w:pPr>
       <w:r>
         <w:rPr>
+          <w:rFonts w:ascii="Times New Roman" w:hAnsi="Times New Roman" w:eastAsia="宋体"/>
           <w:b/>
+          <w:sz w:val="21"/>
         </w:rPr>
         <w:t>止＝萨马塔</w:t>
       </w:r>
       <w:r>
         <w:rPr>
+          <w:rFonts w:ascii="Times New Roman" w:hAnsi="Times New Roman" w:eastAsia="宋体"/>
           <w:b w:val="0"/>
+          <w:sz w:val="21"/>
         </w:rPr>
         <w:t>——令欲贪等诸障碍法止息、消失，故名止；目标是为观禅提供基础。</w:t>
       </w:r>
@@ -635,16 +923,23 @@
     <w:p>
       <w:pPr>
         <w:pStyle w:val="ListNumber"/>
+        <w:spacing w:before="0" w:after="60" w:line="336" w:lineRule="auto"/>
+        <w:ind w:left="539" w:hanging="255"/>
+        <w:jc w:val="both"/>
       </w:pPr>
       <w:r>
         <w:rPr>
+          <w:rFonts w:ascii="Times New Roman" w:hAnsi="Times New Roman" w:eastAsia="宋体"/>
           <w:b/>
+          <w:sz w:val="21"/>
         </w:rPr>
         <w:t>观＝维巴萨那</w:t>
       </w:r>
       <w:r>
         <w:rPr>
+          <w:rFonts w:ascii="Times New Roman" w:hAnsi="Times New Roman" w:eastAsia="宋体"/>
           <w:b w:val="0"/>
+          <w:sz w:val="21"/>
         </w:rPr>
         <w:t>——以无常·苦·无我观照名色诸行法，舍断对五蕴的执取；阿毗达摩是修观的说明书。</w:t>
       </w:r>
@@ -652,16 +947,23 @@
     <w:p>
       <w:pPr>
         <w:pStyle w:val="ListNumber"/>
+        <w:spacing w:before="0" w:after="60" w:line="336" w:lineRule="auto"/>
+        <w:ind w:left="539" w:hanging="255"/>
+        <w:jc w:val="both"/>
       </w:pPr>
       <w:r>
         <w:rPr>
+          <w:rFonts w:ascii="Times New Roman" w:hAnsi="Times New Roman" w:eastAsia="宋体"/>
           <w:b/>
+          <w:sz w:val="21"/>
         </w:rPr>
         <w:t>两条路都通</w:t>
       </w:r>
       <w:r>
         <w:rPr>
+          <w:rFonts w:ascii="Times New Roman" w:hAnsi="Times New Roman" w:eastAsia="宋体"/>
           <w:b w:val="0"/>
+          <w:sz w:val="21"/>
         </w:rPr>
         <w:t>——止观行者的路完全涵盖纯观行者；禅那如堡垒，是休息处。</w:t>
       </w:r>
@@ -669,276 +971,389 @@
     <w:p>
       <w:pPr>
         <w:pStyle w:val="ListNumber"/>
+        <w:spacing w:before="0" w:after="60" w:line="336" w:lineRule="auto"/>
+        <w:ind w:left="539" w:hanging="255"/>
+        <w:jc w:val="both"/>
       </w:pPr>
       <w:r>
         <w:rPr>
+          <w:rFonts w:ascii="Times New Roman" w:hAnsi="Times New Roman" w:eastAsia="宋体"/>
           <w:b/>
+          <w:sz w:val="21"/>
         </w:rPr>
         <w:t>正法还在、目标清楚、地图在手</w:t>
       </w:r>
       <w:r>
         <w:rPr>
+          <w:rFonts w:ascii="Times New Roman" w:hAnsi="Times New Roman" w:eastAsia="宋体"/>
           <w:b w:val="0"/>
+          <w:sz w:val="21"/>
         </w:rPr>
         <w:t>——五个千年里仍能证果；三种菩提解脱无差异；体系即三学·七清净·十六观智。</w:t>
       </w:r>
     </w:p>
     <w:p>
+      <w:pPr>
+        <w:spacing w:before="0" w:after="100" w:line="336" w:lineRule="auto"/>
+        <w:jc w:val="both"/>
+      </w:pPr>
       <w:r>
         <w:rPr>
+          <w:rFonts w:ascii="Times New Roman" w:hAnsi="Times New Roman" w:eastAsia="宋体"/>
           <w:b w:val="0"/>
+          <w:sz w:val="21"/>
         </w:rPr>
         <w:t>📌 来源：知识框架与要点/读书会01_禅修入门与基础_知识框架与要点.md → 「二、8周版 · W1　禅修的本质与目标与如来禅修学体系」（脚本：全部取自 ima 知识库「古源尊者开示及上座部佛教资料」）</w:t>
       </w:r>
     </w:p>
     <w:p>
+      <w:pPr>
+        <w:keepNext/>
+        <w:spacing w:before="280" w:after="80" w:line="300" w:lineRule="auto"/>
+      </w:pPr>
       <w:r>
         <w:rPr>
+          <w:rFonts w:ascii="微软雅黑" w:hAnsi="微软雅黑" w:eastAsia="微软雅黑"/>
           <w:b/>
           <w:color w:val="1E4620"/>
-          <w:sz w:val="26"/>
+          <w:sz w:val="27"/>
         </w:rPr>
         <w:t>🧘 静心开场</w:t>
       </w:r>
     </w:p>
     <w:p>
       <w:pPr>
-        <w:ind w:left="170"/>
         <w:pBdr>
-          <w:left w:val="single" w:sz="18" w:space="4" w:color="1E4620"/>
+          <w:left w:val="single" w:sz="30" w:space="8" w:color="1E4620"/>
         </w:pBdr>
-        <w:shd w:val="clear" w:fill="F2F5FA"/>
+        <w:shd w:val="clear" w:fill="EEF3F9"/>
+        <w:spacing w:before="0" w:after="40" w:line="348" w:lineRule="auto"/>
+        <w:ind w:left="255" w:right="142"/>
+        <w:jc w:val="both"/>
       </w:pPr>
       <w:r>
         <w:rPr>
+          <w:rFonts w:ascii="Times New Roman" w:hAnsi="Times New Roman" w:eastAsia="宋体"/>
           <w:b w:val="0"/>
+          <w:color w:val="222222"/>
+          <w:sz w:val="20"/>
         </w:rPr>
         <w:t>各位贤友，欢迎来到《禅修入门与基础》的第一周。八周之后，我们会走完从"弄懂禅修是什么"到"日常怎么用功"这一段路；而今天，我们只做一件事——把心里那张底图铺开：禅修到底在做什么，为什么两千多年后的今天还修得成，这条路长什么样。今天不急着"修行"，也不评比谁坐得好；先让心安静下来，再一起读原文。记得：禅修不是要你更紧绷，也不是让你更放任，它是"培育"——像照顾一株植物那样，给心合适的条件，让好的素质自己长出来。</w:t>
       </w:r>
     </w:p>
     <w:p>
       <w:pPr>
-        <w:ind w:left="170"/>
         <w:pBdr>
-          <w:left w:val="single" w:sz="18" w:space="4" w:color="1E4620"/>
+          <w:left w:val="single" w:sz="30" w:space="8" w:color="1E4620"/>
         </w:pBdr>
-        <w:shd w:val="clear" w:fill="F2F5FA"/>
+        <w:shd w:val="clear" w:fill="EEF3F9"/>
+        <w:spacing w:before="0" w:after="40" w:line="348" w:lineRule="auto"/>
+        <w:ind w:left="255" w:right="142"/>
+        <w:jc w:val="both"/>
       </w:pPr>
       <w:r>
         <w:rPr>
+          <w:rFonts w:ascii="Times New Roman" w:hAnsi="Times New Roman" w:eastAsia="宋体"/>
           <w:b/>
+          <w:color w:val="222222"/>
+          <w:sz w:val="20"/>
         </w:rPr>
         <w:t>静心引导语（照读即可）</w:t>
       </w:r>
     </w:p>
     <w:p>
       <w:pPr>
-        <w:ind w:left="170"/>
         <w:pBdr>
-          <w:left w:val="single" w:sz="18" w:space="4" w:color="1E4620"/>
+          <w:left w:val="single" w:sz="30" w:space="8" w:color="1E4620"/>
         </w:pBdr>
-        <w:shd w:val="clear" w:fill="F2F5FA"/>
+        <w:shd w:val="clear" w:fill="EEF3F9"/>
+        <w:spacing w:before="0" w:after="40" w:line="348" w:lineRule="auto"/>
+        <w:ind w:left="255" w:right="142"/>
+        <w:jc w:val="both"/>
       </w:pPr>
       <w:r>
         <w:rPr>
+          <w:rFonts w:ascii="Times New Roman" w:hAnsi="Times New Roman" w:eastAsia="宋体"/>
           <w:b w:val="0"/>
+          <w:color w:val="222222"/>
+          <w:sz w:val="20"/>
         </w:rPr>
         <w:t>各位贤友，请找一个让自己安稳的坐姿。习惯盘腿的就盘腿，习惯坐椅子的就坐椅子。先不用管姿势对不对，那件事我们后面几周会专门处理。</w:t>
       </w:r>
     </w:p>
     <w:p>
       <w:pPr>
-        <w:ind w:left="170"/>
         <w:pBdr>
-          <w:left w:val="single" w:sz="18" w:space="4" w:color="1E4620"/>
+          <w:left w:val="single" w:sz="30" w:space="8" w:color="1E4620"/>
         </w:pBdr>
-        <w:shd w:val="clear" w:fill="F2F5FA"/>
+        <w:shd w:val="clear" w:fill="EEF3F9"/>
+        <w:spacing w:before="0" w:after="40" w:line="348" w:lineRule="auto"/>
+        <w:ind w:left="255" w:right="142"/>
+        <w:jc w:val="both"/>
       </w:pPr>
       <w:r>
         <w:rPr>
+          <w:rFonts w:ascii="Times New Roman" w:hAnsi="Times New Roman" w:eastAsia="宋体"/>
           <w:b w:val="0"/>
+          <w:color w:val="222222"/>
+          <w:sz w:val="20"/>
         </w:rPr>
         <w:t>把背自然直起来，不要用胸部去挺，只是让身体自然立着；两手放松放在腿上。可以轻轻闭上眼睛，也可以目光柔和地落在前方一两尺的地面。先做三次深长的呼吸——吸气，感觉气息从鼻端进来；呼气，让肩膀沉下来，让身体重一点、再重一点，交给坐垫。</w:t>
       </w:r>
     </w:p>
     <w:p>
       <w:pPr>
-        <w:ind w:left="170"/>
         <w:pBdr>
-          <w:left w:val="single" w:sz="18" w:space="4" w:color="1E4620"/>
+          <w:left w:val="single" w:sz="30" w:space="8" w:color="1E4620"/>
         </w:pBdr>
-        <w:shd w:val="clear" w:fill="F2F5FA"/>
+        <w:shd w:val="clear" w:fill="EEF3F9"/>
+        <w:spacing w:before="0" w:after="40" w:line="348" w:lineRule="auto"/>
+        <w:ind w:left="255" w:right="142"/>
+        <w:jc w:val="both"/>
       </w:pPr>
       <w:r>
         <w:rPr>
+          <w:rFonts w:ascii="Times New Roman" w:hAnsi="Times New Roman" w:eastAsia="宋体"/>
           <w:b w:val="0"/>
+          <w:color w:val="222222"/>
+          <w:sz w:val="20"/>
         </w:rPr>
         <w:t>（停 30 秒）</w:t>
       </w:r>
     </w:p>
     <w:p>
       <w:pPr>
-        <w:ind w:left="170"/>
         <w:pBdr>
-          <w:left w:val="single" w:sz="18" w:space="4" w:color="1E4620"/>
+          <w:left w:val="single" w:sz="30" w:space="8" w:color="1E4620"/>
         </w:pBdr>
-        <w:shd w:val="clear" w:fill="F2F5FA"/>
+        <w:shd w:val="clear" w:fill="EEF3F9"/>
+        <w:spacing w:before="0" w:after="40" w:line="348" w:lineRule="auto"/>
+        <w:ind w:left="255" w:right="142"/>
+        <w:jc w:val="both"/>
       </w:pPr>
       <w:r>
         <w:rPr>
+          <w:rFonts w:ascii="Times New Roman" w:hAnsi="Times New Roman" w:eastAsia="宋体"/>
           <w:b w:val="0"/>
+          <w:color w:val="222222"/>
+          <w:sz w:val="20"/>
         </w:rPr>
         <w:t>接下来的几分钟，不需要做什么，也不需要做到什么，只是知道自己在呼吸——气息长，知道长；气息短，知道短。念头来了，不用赶走它，也知道它来了，然后轻轻地回到呼吸上。</w:t>
       </w:r>
     </w:p>
     <w:p>
       <w:pPr>
-        <w:ind w:left="170"/>
         <w:pBdr>
-          <w:left w:val="single" w:sz="18" w:space="4" w:color="1E4620"/>
+          <w:left w:val="single" w:sz="30" w:space="8" w:color="1E4620"/>
         </w:pBdr>
-        <w:shd w:val="clear" w:fill="F2F5FA"/>
+        <w:shd w:val="clear" w:fill="EEF3F9"/>
+        <w:spacing w:before="0" w:after="40" w:line="348" w:lineRule="auto"/>
+        <w:ind w:left="255" w:right="142"/>
+        <w:jc w:val="both"/>
       </w:pPr>
       <w:r>
         <w:rPr>
+          <w:rFonts w:ascii="Times New Roman" w:hAnsi="Times New Roman" w:eastAsia="宋体"/>
           <w:b w:val="0"/>
+          <w:color w:val="222222"/>
+          <w:sz w:val="20"/>
         </w:rPr>
         <w:t>（停 30 秒）</w:t>
       </w:r>
     </w:p>
     <w:p>
       <w:pPr>
-        <w:ind w:left="170"/>
         <w:pBdr>
-          <w:left w:val="single" w:sz="18" w:space="4" w:color="1E4620"/>
+          <w:left w:val="single" w:sz="30" w:space="8" w:color="1E4620"/>
         </w:pBdr>
-        <w:shd w:val="clear" w:fill="F2F5FA"/>
+        <w:shd w:val="clear" w:fill="EEF3F9"/>
+        <w:spacing w:before="0" w:after="40" w:line="348" w:lineRule="auto"/>
+        <w:ind w:left="255" w:right="142"/>
+        <w:jc w:val="both"/>
       </w:pPr>
       <w:r>
         <w:rPr>
+          <w:rFonts w:ascii="Times New Roman" w:hAnsi="Times New Roman" w:eastAsia="宋体"/>
           <w:b w:val="0"/>
+          <w:color w:val="222222"/>
+          <w:sz w:val="20"/>
         </w:rPr>
         <w:t>今天我们要听的第一个问题，是"禅修到底在做什么"。在听到答案之前，先让心从外面的事情里退回来。一颗还在赶路的心，听不进"培育"这两个字。</w:t>
       </w:r>
     </w:p>
     <w:p>
       <w:pPr>
-        <w:ind w:left="170"/>
         <w:pBdr>
-          <w:left w:val="single" w:sz="18" w:space="4" w:color="1E4620"/>
+          <w:left w:val="single" w:sz="30" w:space="8" w:color="1E4620"/>
         </w:pBdr>
-        <w:shd w:val="clear" w:fill="F2F5FA"/>
+        <w:shd w:val="clear" w:fill="EEF3F9"/>
+        <w:spacing w:before="0" w:after="40" w:line="348" w:lineRule="auto"/>
+        <w:ind w:left="255" w:right="142"/>
+        <w:jc w:val="both"/>
       </w:pPr>
       <w:r>
         <w:rPr>
+          <w:rFonts w:ascii="Times New Roman" w:hAnsi="Times New Roman" w:eastAsia="宋体"/>
           <w:b w:val="0"/>
+          <w:color w:val="222222"/>
+          <w:sz w:val="20"/>
         </w:rPr>
         <w:t>（静默静坐约 3 分钟。结束前轻声提醒：）请慢慢把注意力带回这个房间，动一动手指、脚趾，轻轻转动颈部。当你准备好时，睁开眼睛。</w:t>
       </w:r>
     </w:p>
     <w:p>
       <w:pPr>
-        <w:ind w:left="170"/>
         <w:pBdr>
-          <w:left w:val="single" w:sz="18" w:space="4" w:color="1E4620"/>
+          <w:left w:val="single" w:sz="30" w:space="8" w:color="1E4620"/>
         </w:pBdr>
-        <w:shd w:val="clear" w:fill="F2F5FA"/>
+        <w:shd w:val="clear" w:fill="EEF3F9"/>
+        <w:spacing w:before="0" w:after="40" w:line="348" w:lineRule="auto"/>
+        <w:ind w:left="255" w:right="142"/>
+        <w:jc w:val="both"/>
       </w:pPr>
       <w:r>
         <w:rPr>
+          <w:rFonts w:ascii="Times New Roman" w:hAnsi="Times New Roman" w:eastAsia="宋体"/>
           <w:b w:val="0"/>
+          <w:color w:val="222222"/>
+          <w:sz w:val="20"/>
         </w:rPr>
         <w:t xml:space="preserve">💬 </w:t>
       </w:r>
       <w:r>
         <w:rPr>
+          <w:rFonts w:ascii="Times New Roman" w:hAnsi="Times New Roman" w:eastAsia="宋体"/>
           <w:b/>
+          <w:color w:val="222222"/>
+          <w:sz w:val="20"/>
         </w:rPr>
         <w:t>破冰｜3–5分钟</w:t>
       </w:r>
       <w:r>
         <w:rPr>
+          <w:rFonts w:ascii="Times New Roman" w:hAnsi="Times New Roman" w:eastAsia="宋体"/>
           <w:b w:val="0"/>
+          <w:color w:val="222222"/>
+          <w:sz w:val="20"/>
         </w:rPr>
         <w:t>：说说看——来之前，你以为"禅修"是什么？不用解释背景，一句话就好，说"我以为是来放松的""我以为是打坐发呆"都完全成立。</w:t>
       </w:r>
     </w:p>
     <w:p>
       <w:pPr>
-        <w:ind w:left="170"/>
         <w:pBdr>
-          <w:left w:val="single" w:sz="18" w:space="4" w:color="1E4620"/>
+          <w:left w:val="single" w:sz="30" w:space="8" w:color="1E4620"/>
         </w:pBdr>
-        <w:shd w:val="clear" w:fill="F2F5FA"/>
+        <w:shd w:val="clear" w:fill="EEF3F9"/>
+        <w:spacing w:before="0" w:after="40" w:line="348" w:lineRule="auto"/>
+        <w:ind w:left="255" w:right="142"/>
+        <w:jc w:val="both"/>
       </w:pPr>
       <w:r>
         <w:rPr>
+          <w:rFonts w:ascii="Times New Roman" w:hAnsi="Times New Roman" w:eastAsia="宋体"/>
           <w:b w:val="0"/>
+          <w:color w:val="222222"/>
+          <w:sz w:val="20"/>
         </w:rPr>
         <w:t xml:space="preserve">🛡️ </w:t>
       </w:r>
       <w:r>
         <w:rPr>
+          <w:rFonts w:ascii="Times New Roman" w:hAnsi="Times New Roman" w:eastAsia="宋体"/>
           <w:b/>
+          <w:color w:val="222222"/>
+          <w:sz w:val="20"/>
         </w:rPr>
         <w:t>心理安全三约定</w:t>
       </w:r>
       <w:r>
         <w:rPr>
+          <w:rFonts w:ascii="Times New Roman" w:hAnsi="Times New Roman" w:eastAsia="宋体"/>
           <w:b w:val="0"/>
+          <w:color w:val="222222"/>
+          <w:sz w:val="20"/>
         </w:rPr>
         <w:t xml:space="preserve">（每次开场在心里过一遍）：① </w:t>
       </w:r>
       <w:r>
         <w:rPr>
+          <w:rFonts w:ascii="Times New Roman" w:hAnsi="Times New Roman" w:eastAsia="宋体"/>
           <w:b/>
+          <w:color w:val="222222"/>
+          <w:sz w:val="20"/>
         </w:rPr>
         <w:t>保密</w:t>
       </w:r>
       <w:r>
         <w:rPr>
+          <w:rFonts w:ascii="Times New Roman" w:hAnsi="Times New Roman" w:eastAsia="宋体"/>
           <w:b w:val="0"/>
+          <w:color w:val="222222"/>
+          <w:sz w:val="20"/>
         </w:rPr>
         <w:t xml:space="preserve">——这里说的话不出这间屋子；② </w:t>
       </w:r>
       <w:r>
         <w:rPr>
+          <w:rFonts w:ascii="Times New Roman" w:hAnsi="Times New Roman" w:eastAsia="宋体"/>
           <w:b/>
+          <w:color w:val="222222"/>
+          <w:sz w:val="20"/>
         </w:rPr>
         <w:t>不评判</w:t>
       </w:r>
       <w:r>
         <w:rPr>
+          <w:rFonts w:ascii="Times New Roman" w:hAnsi="Times New Roman" w:eastAsia="宋体"/>
           <w:b w:val="0"/>
+          <w:color w:val="222222"/>
+          <w:sz w:val="20"/>
         </w:rPr>
         <w:t xml:space="preserve">——不评价任何人的分享，也不急着评价自己；③ </w:t>
       </w:r>
       <w:r>
         <w:rPr>
+          <w:rFonts w:ascii="Times New Roman" w:hAnsi="Times New Roman" w:eastAsia="宋体"/>
           <w:b/>
+          <w:color w:val="222222"/>
+          <w:sz w:val="20"/>
         </w:rPr>
         <w:t>可随时暂停</w:t>
       </w:r>
       <w:r>
         <w:rPr>
+          <w:rFonts w:ascii="Times New Roman" w:hAnsi="Times New Roman" w:eastAsia="宋体"/>
           <w:b w:val="0"/>
+          <w:color w:val="222222"/>
+          <w:sz w:val="20"/>
         </w:rPr>
         <w:t>——任何时候觉得不舒服，都可以停下来休息、喝水或离开，不需要解释。</w:t>
       </w:r>
     </w:p>
     <w:p>
+      <w:pPr>
+        <w:keepNext/>
+        <w:spacing w:before="280" w:after="80" w:line="300" w:lineRule="auto"/>
+      </w:pPr>
       <w:r>
         <w:rPr>
+          <w:rFonts w:ascii="微软雅黑" w:hAnsi="微软雅黑" w:eastAsia="微软雅黑"/>
           <w:b/>
           <w:color w:val="1E4620"/>
-          <w:sz w:val="26"/>
+          <w:sz w:val="27"/>
         </w:rPr>
         <w:t>📖 共读原文</w:t>
       </w:r>
     </w:p>
     <w:p>
+      <w:pPr>
+        <w:keepNext/>
+        <w:spacing w:before="180" w:after="40" w:line="300" w:lineRule="auto"/>
+      </w:pPr>
       <w:r>
         <w:rPr>
+          <w:rFonts w:ascii="微软雅黑" w:hAnsi="微软雅黑" w:eastAsia="微软雅黑"/>
           <w:b/>
           <w:color w:val="1E4620"/>
           <w:sz w:val="23"/>
@@ -949,45 +1364,71 @@
     <w:p>
       <w:pPr>
         <w:pStyle w:val="ListBullet"/>
+        <w:spacing w:before="0" w:after="60" w:line="336" w:lineRule="auto"/>
+        <w:ind w:left="539" w:hanging="255"/>
+        <w:jc w:val="both"/>
       </w:pPr>
       <w:r>
         <w:rPr>
+          <w:rFonts w:ascii="Times New Roman" w:hAnsi="Times New Roman" w:eastAsia="宋体"/>
           <w:b/>
+          <w:sz w:val="21"/>
         </w:rPr>
         <w:t>文件</w:t>
       </w:r>
       <w:r>
         <w:rPr>
+          <w:rFonts w:ascii="Times New Roman" w:hAnsi="Times New Roman" w:eastAsia="宋体"/>
           <w:b w:val="0"/>
+          <w:sz w:val="21"/>
         </w:rPr>
         <w:t>：《禅修入门与基础·第1周·朗读学习资料——禅修的本质与目标与如来禅修学体系》（据知识库「古源尊者开示及上座部佛教资料」整理）</w:t>
       </w:r>
     </w:p>
     <w:p>
+      <w:pPr>
+        <w:spacing w:before="0" w:after="100" w:line="336" w:lineRule="auto"/>
+        <w:jc w:val="both"/>
+      </w:pPr>
       <w:r>
         <w:rPr>
+          <w:rFonts w:ascii="Times New Roman" w:hAnsi="Times New Roman" w:eastAsia="宋体"/>
           <w:b/>
+          <w:sz w:val="21"/>
         </w:rPr>
         <w:t>★核心段落</w:t>
       </w:r>
       <w:r>
         <w:rPr>
+          <w:rFonts w:ascii="Times New Roman" w:hAnsi="Times New Roman" w:eastAsia="宋体"/>
           <w:b w:val="0"/>
+          <w:sz w:val="21"/>
         </w:rPr>
         <w:t>（必读）</w:t>
       </w:r>
     </w:p>
     <w:p>
+      <w:pPr>
+        <w:spacing w:before="0" w:after="100" w:line="336" w:lineRule="auto"/>
+        <w:jc w:val="both"/>
+      </w:pPr>
       <w:r>
         <w:rPr>
+          <w:rFonts w:ascii="Times New Roman" w:hAnsi="Times New Roman" w:eastAsia="宋体"/>
           <w:b w:val="0"/>
+          <w:sz w:val="21"/>
         </w:rPr>
         <w:t>各位贤友，从这一周开始，我们一起读《禅修入门与基础》。第一周要先把两件最根本的事情弄清楚：禅修到底是在做什么？两千多年之后的今天，我们还能不能修？这两件事没弄清楚，后面的方法就用不上力。所以今天这一篇，我们先把心里这张底图铺开：先看禅修的本质与目的，再看止禅与观禅各自是什么、两者是什么关系，然后看正法住世到什么时候、我们该把目标立在哪里，最后看一眼整条路的全图——如来禅的三学、七清净、十六观智。请大家不必急着记住名词，只要顺着这条线往下听，听完知道"我大概站在哪里、要往哪里走"，这就够了。</w:t>
       </w:r>
     </w:p>
     <w:p>
+      <w:pPr>
+        <w:keepNext/>
+        <w:spacing w:before="180" w:after="40" w:line="300" w:lineRule="auto"/>
+      </w:pPr>
       <w:r>
         <w:rPr>
+          <w:rFonts w:ascii="微软雅黑" w:hAnsi="微软雅黑" w:eastAsia="微软雅黑"/>
           <w:b/>
           <w:color w:val="1E4620"/>
           <w:sz w:val="23"/>
@@ -996,32 +1437,55 @@
       </w:r>
     </w:p>
     <w:p>
+      <w:pPr>
+        <w:spacing w:before="0" w:after="100" w:line="336" w:lineRule="auto"/>
+        <w:jc w:val="both"/>
+      </w:pPr>
       <w:r>
         <w:rPr>
+          <w:rFonts w:ascii="Times New Roman" w:hAnsi="Times New Roman" w:eastAsia="宋体"/>
           <w:b w:val="0"/>
+          <w:sz w:val="21"/>
         </w:rPr>
         <w:t>我们先说"禅修"这两个字在巴利语里叫什么。它叫"巴瓦那"（bhāvanā），意思是发展、培育。所以禅修，是用来进行心灵发展、提升我们心的素质的一种修行实践。</w:t>
       </w:r>
     </w:p>
     <w:p>
+      <w:pPr>
+        <w:spacing w:before="0" w:after="100" w:line="336" w:lineRule="auto"/>
+        <w:jc w:val="both"/>
+      </w:pPr>
       <w:r>
         <w:rPr>
+          <w:rFonts w:ascii="Times New Roman" w:hAnsi="Times New Roman" w:eastAsia="宋体"/>
           <w:b w:val="0"/>
+          <w:sz w:val="21"/>
         </w:rPr>
         <w:t>这句话里有两个词要留意：一个是"心"，一个是"素质"。也就是说，禅修要处理的对象不是外面的世界，而是我们这颗心；要做的不是把心压住、也不是让心什么都不想，而是像培育一株植物那样，给它合适的条件，让它长出它本来就有的好东西——平静、清明、柔软、堪能、有力量。我们平常说"训练身体"，要重复、要有次第、要循序渐进；训练心也一样，它不是一次性的动作，而是一个可以反复练习、慢慢累积的过程。</w:t>
       </w:r>
     </w:p>
     <w:p>
+      <w:pPr>
+        <w:spacing w:before="0" w:after="100" w:line="336" w:lineRule="auto"/>
+        <w:jc w:val="both"/>
+      </w:pPr>
       <w:r>
         <w:rPr>
+          <w:rFonts w:ascii="Times New Roman" w:hAnsi="Times New Roman" w:eastAsia="宋体"/>
           <w:b w:val="0"/>
+          <w:sz w:val="21"/>
         </w:rPr>
         <w:t>所以，禅修不是一种神秘状态，也不是一种把脑子放空的技术。它是一种训练：反复地把心带回善的、清明的位置上，让好的素质一点点长起来，让不好的素质一点点薄下去。心是可以被训练的，这一点必须先信下来；如果认为"我的性格就是这样，改不了"，那连第一步都迈不出去。</w:t>
       </w:r>
     </w:p>
     <w:p>
+      <w:pPr>
+        <w:keepNext/>
+        <w:spacing w:before="180" w:after="40" w:line="300" w:lineRule="auto"/>
+      </w:pPr>
       <w:r>
         <w:rPr>
+          <w:rFonts w:ascii="微软雅黑" w:hAnsi="微软雅黑" w:eastAsia="微软雅黑"/>
           <w:b/>
           <w:color w:val="1E4620"/>
           <w:sz w:val="23"/>
@@ -1030,32 +1494,55 @@
       </w:r>
     </w:p>
     <w:p>
+      <w:pPr>
+        <w:spacing w:before="0" w:after="100" w:line="336" w:lineRule="auto"/>
+        <w:jc w:val="both"/>
+      </w:pPr>
       <w:r>
         <w:rPr>
+          <w:rFonts w:ascii="Times New Roman" w:hAnsi="Times New Roman" w:eastAsia="宋体"/>
           <w:b w:val="0"/>
+          <w:sz w:val="21"/>
         </w:rPr>
         <w:t>那么，这颗心要培育成什么样？有一句话，我们必须从一开始就特别地、一再地交代给自己听：禅修的目的是培育心的平静，是去除我们内心的五盖。</w:t>
       </w:r>
     </w:p>
     <w:p>
+      <w:pPr>
+        <w:spacing w:before="0" w:after="100" w:line="336" w:lineRule="auto"/>
+        <w:jc w:val="both"/>
+      </w:pPr>
       <w:r>
         <w:rPr>
+          <w:rFonts w:ascii="Times New Roman" w:hAnsi="Times New Roman" w:eastAsia="宋体"/>
           <w:b w:val="0"/>
+          <w:sz w:val="21"/>
         </w:rPr>
         <w:t>什么是五盖？就是五种覆盖心的状态：欲贪、瞋恚、昏沉睡眠、掉举恶作、疑。心被这五样东西盖住的时候，看什么都看不清楚，做什么都使不上力。我们平常觉得心很累、很乱、很闷，多半不是外面的事情太多，而是这五种状态在心里轮流坐庄。所以禅修的第一个方向，不是去增加什么，而是让这些盖覆一层一层地薄下去。</w:t>
       </w:r>
     </w:p>
     <w:p>
+      <w:pPr>
+        <w:spacing w:before="0" w:after="100" w:line="336" w:lineRule="auto"/>
+        <w:jc w:val="both"/>
+      </w:pPr>
       <w:r>
         <w:rPr>
+          <w:rFonts w:ascii="Times New Roman" w:hAnsi="Times New Roman" w:eastAsia="宋体"/>
           <w:b w:val="0"/>
+          <w:sz w:val="21"/>
         </w:rPr>
         <w:t>这里还要交代一句同样重要的话：修行不是为结果，结果是一个自然的呈现。我们习惯性是追那个结果的——坐了三天，就希望心静下来；坐了一个月，就希望有什么体验。可是你只管在每个当下，让心在上行的状态、在善心的状态，不善心自然就不会生起。就像我们说"你只管做好事就行了，果报自然会来"，道理是一样的。很多人最后修出很多禅病，就是因为这个追结果的心态：追不到就急，急了就加力，加力就紧绷，紧绷久了身体和心一起出问题。所以这句话要一再地讲：目的在平静与去盖，不在追求什么特别的境界。</w:t>
       </w:r>
     </w:p>
     <w:p>
+      <w:pPr>
+        <w:keepNext/>
+        <w:spacing w:before="180" w:after="40" w:line="300" w:lineRule="auto"/>
+      </w:pPr>
       <w:r>
         <w:rPr>
+          <w:rFonts w:ascii="微软雅黑" w:hAnsi="微软雅黑" w:eastAsia="微软雅黑"/>
           <w:b/>
           <w:color w:val="1E4620"/>
           <w:sz w:val="23"/>
@@ -1064,40 +1551,69 @@
       </w:r>
     </w:p>
     <w:p>
+      <w:pPr>
+        <w:spacing w:before="0" w:after="100" w:line="336" w:lineRule="auto"/>
+        <w:jc w:val="both"/>
+      </w:pPr>
       <w:r>
         <w:rPr>
+          <w:rFonts w:ascii="Times New Roman" w:hAnsi="Times New Roman" w:eastAsia="宋体"/>
           <w:b w:val="0"/>
+          <w:sz w:val="21"/>
         </w:rPr>
         <w:t>止观禅法，严格来讲分成两块：止禅和观禅。先说止禅。</w:t>
       </w:r>
     </w:p>
     <w:p>
+      <w:pPr>
+        <w:spacing w:before="0" w:after="100" w:line="336" w:lineRule="auto"/>
+        <w:jc w:val="both"/>
+      </w:pPr>
       <w:r>
         <w:rPr>
+          <w:rFonts w:ascii="Times New Roman" w:hAnsi="Times New Roman" w:eastAsia="宋体"/>
           <w:b w:val="0"/>
+          <w:sz w:val="21"/>
         </w:rPr>
         <w:t>止禅在巴利语里叫"萨马塔"（samatha），过去翻译成"舍摩他"，也有人写作"奢摩他"。它的意思是令烦恼止息、令心平静——"萨马塔"是一个组合词，其中"沙玛"（sama）就是平、很平静的意思。心安住在一个位置上，不动、没有烦恼、安宁，这就是止的状态。</w:t>
       </w:r>
     </w:p>
     <w:p>
+      <w:pPr>
+        <w:spacing w:before="0" w:after="100" w:line="336" w:lineRule="auto"/>
+        <w:jc w:val="both"/>
+      </w:pPr>
       <w:r>
         <w:rPr>
+          <w:rFonts w:ascii="Times New Roman" w:hAnsi="Times New Roman" w:eastAsia="宋体"/>
           <w:b w:val="0"/>
+          <w:sz w:val="21"/>
         </w:rPr>
         <w:t>在《辨析道义注》里——也就是《辨析道》，过去翻译成《无碍解道》，是沙利子尊者的论著——在《辨析道义注》和《法集义注》里面，对"止"有一个很明确的解释：令欲贪等诸障碍法止息、消失，故称为止。这里讲的诸障碍法，指的就是欲贪等五盖的烦恼，也就是我们汉地天台宗智者大师所说的"诃欲、弃盖"里面的那个五盖。让五盖这些烦恼止息、消失，称为"止"。</w:t>
       </w:r>
     </w:p>
     <w:p>
+      <w:pPr>
+        <w:spacing w:before="0" w:after="100" w:line="336" w:lineRule="auto"/>
+        <w:jc w:val="both"/>
+      </w:pPr>
       <w:r>
         <w:rPr>
+          <w:rFonts w:ascii="Times New Roman" w:hAnsi="Times New Roman" w:eastAsia="宋体"/>
           <w:b w:val="0"/>
+          <w:sz w:val="21"/>
         </w:rPr>
         <w:t>所以止禅的目标很清楚：培育我们心的宁静、平静，令心的素质提升，得以征服烦恼，并且为后面开展观禅提供基础。请注意最后这一句——止不是终点，它是基础。止做得好，心像一面擦干净的镜子；镜子不干净，后面要看的东西就照不出来。</w:t>
       </w:r>
     </w:p>
     <w:p>
+      <w:pPr>
+        <w:keepNext/>
+        <w:spacing w:before="180" w:after="40" w:line="300" w:lineRule="auto"/>
+      </w:pPr>
       <w:r>
         <w:rPr>
+          <w:rFonts w:ascii="微软雅黑" w:hAnsi="微软雅黑" w:eastAsia="微软雅黑"/>
           <w:b/>
           <w:color w:val="1E4620"/>
           <w:sz w:val="23"/>
@@ -1106,32 +1622,55 @@
       </w:r>
     </w:p>
     <w:p>
+      <w:pPr>
+        <w:spacing w:before="0" w:after="100" w:line="336" w:lineRule="auto"/>
+        <w:jc w:val="both"/>
+      </w:pPr>
       <w:r>
         <w:rPr>
+          <w:rFonts w:ascii="Times New Roman" w:hAnsi="Times New Roman" w:eastAsia="宋体"/>
           <w:b w:val="0"/>
+          <w:sz w:val="21"/>
         </w:rPr>
         <w:t>接下来是观。观在巴利语里叫"维巴萨那"（vipassanā），古汉语翻译成"毗婆舍那"。这也是一个组合词："维"（vi）是不同、多样的意思，"巴萨那"（passanā）是观照、看；合起来，就是通过无常等种种行相去观照诸行法，这样的一种方法称为毗婆舍那，称为观。现在有人把它翻译成"内观"，其实并不非常准确，因为它不仅仅是向内观，还有向外看。</w:t>
       </w:r>
     </w:p>
     <w:p>
+      <w:pPr>
+        <w:spacing w:before="0" w:after="100" w:line="336" w:lineRule="auto"/>
+        <w:jc w:val="both"/>
+      </w:pPr>
       <w:r>
         <w:rPr>
+          <w:rFonts w:ascii="Times New Roman" w:hAnsi="Times New Roman" w:eastAsia="宋体"/>
           <w:b w:val="0"/>
+          <w:sz w:val="21"/>
         </w:rPr>
         <w:t>观照的对象是什么？我们精神和物质这两个部分，称为名色。观，就是观照名色等诸行法的无常、苦、无我三相，以此来培养智慧的一种方法。观的目的，是舍断对名色法的执取，也就是对五蕴身心——精神与物质——的执取，然后证悟涅槃、体证道果。</w:t>
       </w:r>
     </w:p>
     <w:p>
+      <w:pPr>
+        <w:spacing w:before="0" w:after="100" w:line="336" w:lineRule="auto"/>
+        <w:jc w:val="both"/>
+      </w:pPr>
       <w:r>
         <w:rPr>
+          <w:rFonts w:ascii="Times New Roman" w:hAnsi="Times New Roman" w:eastAsia="宋体"/>
           <w:b w:val="0"/>
+          <w:sz w:val="21"/>
         </w:rPr>
         <w:t>所以如来禅的观禅系统，强调以佛陀的一代言教为依托，就是以最接近佛陀言教的巴利三藏圣典为依托，特别注重对阿毗达摩的研究和实践。为什么？因为阿毗达摩就是修观的说明书。阿毗达摩讲名法、讲色法、讲缘起法，修观的时候，你就是要去看这个名法、看这个色法、看这个缘起法。看清楚了，才谈得上放下。</w:t>
       </w:r>
     </w:p>
     <w:p>
+      <w:pPr>
+        <w:keepNext/>
+        <w:spacing w:before="180" w:after="40" w:line="300" w:lineRule="auto"/>
+      </w:pPr>
       <w:r>
         <w:rPr>
+          <w:rFonts w:ascii="微软雅黑" w:hAnsi="微软雅黑" w:eastAsia="微软雅黑"/>
           <w:b/>
           <w:color w:val="1E4620"/>
           <w:sz w:val="23"/>
@@ -1140,40 +1679,69 @@
       </w:r>
     </w:p>
     <w:p>
+      <w:pPr>
+        <w:spacing w:before="0" w:after="100" w:line="336" w:lineRule="auto"/>
+        <w:jc w:val="both"/>
+      </w:pPr>
       <w:r>
         <w:rPr>
+          <w:rFonts w:ascii="Times New Roman" w:hAnsi="Times New Roman" w:eastAsia="宋体"/>
           <w:b w:val="0"/>
+          <w:sz w:val="21"/>
         </w:rPr>
         <w:t>讲到这里，就可以把止和观的关系说清楚了。</w:t>
       </w:r>
     </w:p>
     <w:p>
+      <w:pPr>
+        <w:spacing w:before="0" w:after="100" w:line="336" w:lineRule="auto"/>
+        <w:jc w:val="both"/>
+      </w:pPr>
       <w:r>
         <w:rPr>
+          <w:rFonts w:ascii="Times New Roman" w:hAnsi="Times New Roman" w:eastAsia="宋体"/>
           <w:b w:val="0"/>
+          <w:sz w:val="21"/>
         </w:rPr>
         <w:t>如来禅的禅修，简单来讲就称为止观的禅法：以传承清净的巴利三藏为依托，有着佛陀教导的严格、清晰的禅修次第。修什么呢？修习心与慧。心的修习，就是止禅的部分，让我们的心变得清净，那就是修止、修定；慧的修习，就是观智，也就是刚才讲的维巴萨那，毗婆舍那有十六种观智。</w:t>
       </w:r>
     </w:p>
     <w:p>
+      <w:pPr>
+        <w:spacing w:before="0" w:after="100" w:line="336" w:lineRule="auto"/>
+        <w:jc w:val="both"/>
+      </w:pPr>
       <w:r>
         <w:rPr>
+          <w:rFonts w:ascii="Times New Roman" w:hAnsi="Times New Roman" w:eastAsia="宋体"/>
           <w:b w:val="0"/>
+          <w:sz w:val="21"/>
         </w:rPr>
         <w:t>为什么止一定在前？因为心不静，就看不清楚。一盏灯放在风口里，光晃得厉害，照什么都不分明；把灯移到静处，光稳了，才照得见细节。观禅要照见的是名色的生灭、是无常苦无我，这个所缘比呼吸还细，心没有相当的定力，根本跟不上。所以止是观的基础，不是可有可无的前置条件。</w:t>
       </w:r>
     </w:p>
     <w:p>
+      <w:pPr>
+        <w:spacing w:before="0" w:after="100" w:line="336" w:lineRule="auto"/>
+        <w:jc w:val="both"/>
+      </w:pPr>
       <w:r>
         <w:rPr>
+          <w:rFonts w:ascii="Times New Roman" w:hAnsi="Times New Roman" w:eastAsia="宋体"/>
           <w:b w:val="0"/>
+          <w:sz w:val="21"/>
         </w:rPr>
         <w:t>在佛陀的时代，佛教的解脱是通过心的修行得以实现的，禅修就是修心的方法。而止观禅修，是出家人与在家人获得解脱、或者累积解脱资粮最有效的方式。这一点不分在家出家，只看有没有走在止观这条路上。</w:t>
       </w:r>
     </w:p>
     <w:p>
+      <w:pPr>
+        <w:keepNext/>
+        <w:spacing w:before="180" w:after="40" w:line="300" w:lineRule="auto"/>
+      </w:pPr>
       <w:r>
         <w:rPr>
+          <w:rFonts w:ascii="微软雅黑" w:hAnsi="微软雅黑" w:eastAsia="微软雅黑"/>
           <w:b/>
           <w:color w:val="1E4620"/>
           <w:sz w:val="23"/>
@@ -1182,40 +1750,69 @@
       </w:r>
     </w:p>
     <w:p>
+      <w:pPr>
+        <w:spacing w:before="0" w:after="100" w:line="336" w:lineRule="auto"/>
+        <w:jc w:val="both"/>
+      </w:pPr>
       <w:r>
         <w:rPr>
+          <w:rFonts w:ascii="Times New Roman" w:hAnsi="Times New Roman" w:eastAsia="宋体"/>
           <w:b w:val="0"/>
+          <w:sz w:val="21"/>
         </w:rPr>
         <w:t>既然止是观的基础，那是不是每个人都要先证到禅那才能修观？不一定。这里有两条路。</w:t>
       </w:r>
     </w:p>
     <w:p>
+      <w:pPr>
+        <w:spacing w:before="0" w:after="100" w:line="336" w:lineRule="auto"/>
+        <w:jc w:val="both"/>
+      </w:pPr>
       <w:r>
         <w:rPr>
+          <w:rFonts w:ascii="Times New Roman" w:hAnsi="Times New Roman" w:eastAsia="宋体"/>
           <w:b w:val="0"/>
+          <w:sz w:val="21"/>
         </w:rPr>
         <w:t>第一条叫止观行者，巴利语是萨马塔亚尼卡（samathayānika）：先修止，证得初禅乃至八定，出定之后再转修观智。第二条叫纯观行者，也叫"干观"：没有证得安止禅那，以近行定为基，直接修观禅。这两条路在经典里都有依据，都走得通。</w:t>
       </w:r>
     </w:p>
     <w:p>
+      <w:pPr>
+        <w:spacing w:before="0" w:after="100" w:line="336" w:lineRule="auto"/>
+        <w:jc w:val="both"/>
+      </w:pPr>
       <w:r>
         <w:rPr>
+          <w:rFonts w:ascii="Times New Roman" w:hAnsi="Times New Roman" w:eastAsia="宋体"/>
           <w:b w:val="0"/>
+          <w:sz w:val="21"/>
         </w:rPr>
         <w:t>但要说清楚一点：止观行者的路，完全涵盖纯观行者。也就是说，能修止观的人一定具备纯观行者所需的一切，反过来不一定。《中部·两种寻经》里有一个战场战士的比喻：上战场之前，要先有堡垒、有护城河、有兵器；打累了，退回堡垒里休息，恢复了再出战。禅那和近行定，就是这个堡垒——它让你有地方休息、有力量再观。没有堡垒的战士，也能打，但撑不久。</w:t>
       </w:r>
     </w:p>
     <w:p>
+      <w:pPr>
+        <w:spacing w:before="0" w:after="100" w:line="336" w:lineRule="auto"/>
+        <w:jc w:val="both"/>
+      </w:pPr>
       <w:r>
         <w:rPr>
+          <w:rFonts w:ascii="Times New Roman" w:hAnsi="Times New Roman" w:eastAsia="宋体"/>
           <w:b w:val="0"/>
+          <w:sz w:val="21"/>
         </w:rPr>
         <w:t>还有一点也要交代：众生的根基不同。佛陀在《增支部》里讲到四类人：敏锐知者、详说知者、可引导者、文句为最者。有人一听就懂，有人要展开才懂，有人要慢慢引导，有人要到文句的末端才得利益。根基有快慢，路只有一条：戒、定、慧。不必比较快慢，只问自己今天有没有往前走。</w:t>
       </w:r>
     </w:p>
     <w:p>
+      <w:pPr>
+        <w:keepNext/>
+        <w:spacing w:before="180" w:after="40" w:line="300" w:lineRule="auto"/>
+      </w:pPr>
       <w:r>
         <w:rPr>
+          <w:rFonts w:ascii="微软雅黑" w:hAnsi="微软雅黑" w:eastAsia="微软雅黑"/>
           <w:b/>
           <w:color w:val="1E4620"/>
           <w:sz w:val="23"/>
@@ -1224,40 +1821,69 @@
       </w:r>
     </w:p>
     <w:p>
+      <w:pPr>
+        <w:spacing w:before="0" w:after="100" w:line="336" w:lineRule="auto"/>
+        <w:jc w:val="both"/>
+      </w:pPr>
       <w:r>
         <w:rPr>
+          <w:rFonts w:ascii="Times New Roman" w:hAnsi="Times New Roman" w:eastAsia="宋体"/>
           <w:b w:val="0"/>
+          <w:sz w:val="21"/>
         </w:rPr>
         <w:t>接下来这个问题，很多人心里都有：佛陀已经入灭两千多年了，现在还修得成吗？</w:t>
       </w:r>
     </w:p>
     <w:p>
+      <w:pPr>
+        <w:spacing w:before="0" w:after="100" w:line="336" w:lineRule="auto"/>
+        <w:jc w:val="both"/>
+      </w:pPr>
       <w:r>
         <w:rPr>
+          <w:rFonts w:ascii="Times New Roman" w:hAnsi="Times New Roman" w:eastAsia="宋体"/>
           <w:b w:val="0"/>
+          <w:sz w:val="21"/>
         </w:rPr>
         <w:t>《长部义注》里有一句话："以得达辨析者住立千年，以六通者千年，以三明者千年，以纯观者千年，以巴帝摩卡住立千年。"《增支部义注》里也有一段相应的说明。按长部义注的说法，正法住世分五个千年，每一个千年能成就的果证不一样。</w:t>
       </w:r>
     </w:p>
     <w:p>
+      <w:pPr>
+        <w:spacing w:before="0" w:after="100" w:line="336" w:lineRule="auto"/>
+        <w:jc w:val="both"/>
+      </w:pPr>
       <w:r>
         <w:rPr>
+          <w:rFonts w:ascii="Times New Roman" w:hAnsi="Times New Roman" w:eastAsia="宋体"/>
           <w:b w:val="0"/>
+          <w:sz w:val="21"/>
         </w:rPr>
         <w:t>第一个千年，能够得到辨析智；第二个千年，能够得到六神通；第三个千年，能够得到三明（tevijjā）；第四个千年，能够证得纯观的阿拉汉果；到了第五个千年，连断除一切烦恼都不可能了，只能成就更低的三个果位：不来果、一来果与入流果。</w:t>
       </w:r>
     </w:p>
     <w:p>
+      <w:pPr>
+        <w:spacing w:before="0" w:after="100" w:line="336" w:lineRule="auto"/>
+        <w:jc w:val="both"/>
+      </w:pPr>
       <w:r>
         <w:rPr>
+          <w:rFonts w:ascii="Times New Roman" w:hAnsi="Times New Roman" w:eastAsia="宋体"/>
           <w:b w:val="0"/>
+          <w:sz w:val="21"/>
         </w:rPr>
         <w:t>请大家把这个时间表对照一下：佛灭到现在是两千五百多年，我们正处在第三个千年。也就是说，六神通与四无碍解这些，我们这一代人确实谈不上了；但三明的阿拉汉果还证得到，纯观的阿拉汉果也还在，不来果、一来果、入流果都还在。正法依然住世，法并没有过期，是人的条件变了，不是法变了。所以不要拿"时代不行了"当作不修的理由——路还在，只是要走得更老实、更扎实。</w:t>
       </w:r>
     </w:p>
     <w:p>
+      <w:pPr>
+        <w:keepNext/>
+        <w:spacing w:before="180" w:after="40" w:line="300" w:lineRule="auto"/>
+      </w:pPr>
       <w:r>
         <w:rPr>
+          <w:rFonts w:ascii="微软雅黑" w:hAnsi="微软雅黑" w:eastAsia="微软雅黑"/>
           <w:b/>
           <w:color w:val="1E4620"/>
           <w:sz w:val="23"/>
@@ -1266,48 +1892,83 @@
       </w:r>
     </w:p>
     <w:p>
+      <w:pPr>
+        <w:spacing w:before="0" w:after="100" w:line="336" w:lineRule="auto"/>
+        <w:jc w:val="both"/>
+      </w:pPr>
       <w:r>
         <w:rPr>
+          <w:rFonts w:ascii="Times New Roman" w:hAnsi="Times New Roman" w:eastAsia="宋体"/>
           <w:b w:val="0"/>
+          <w:sz w:val="21"/>
         </w:rPr>
         <w:t>路还在，那目标要立在哪里？在上座部佛教中，有三种菩提。</w:t>
       </w:r>
     </w:p>
     <w:p>
+      <w:pPr>
+        <w:spacing w:before="0" w:after="100" w:line="336" w:lineRule="auto"/>
+        <w:jc w:val="both"/>
+      </w:pPr>
       <w:r>
         <w:rPr>
+          <w:rFonts w:ascii="Times New Roman" w:hAnsi="Times New Roman" w:eastAsia="宋体"/>
           <w:b w:val="0"/>
+          <w:sz w:val="21"/>
         </w:rPr>
         <w:t>第一种是正自觉菩提（sammā-sambodhi），成就这一种的人称为正自觉者，也就是佛陀。第二种是独觉菩提（pacceka-bodhi），成就的人称为独觉佛。第三种是弟子菩提（sāvaka-bodhi），成就的人称为圣弟子（ariya-sāvaka）。</w:t>
       </w:r>
     </w:p>
     <w:p>
+      <w:pPr>
+        <w:spacing w:before="0" w:after="100" w:line="336" w:lineRule="auto"/>
+        <w:jc w:val="both"/>
+      </w:pPr>
       <w:r>
         <w:rPr>
+          <w:rFonts w:ascii="Times New Roman" w:hAnsi="Times New Roman" w:eastAsia="宋体"/>
           <w:b w:val="0"/>
+          <w:sz w:val="21"/>
         </w:rPr>
         <w:t>这三类圣者在证悟阿拉汉果的时候，都已经彻见四圣谛、断除一切烦恼，完全清凉与寂静——他们在解脱上并没有差异。差异在哪里？在于往昔所发之愿、为满愿而积累的巴拉密，以及累积巴拉密的时间不同，因此在最后一生解脱之后，神通、智慧、福德有很大的差异。</w:t>
       </w:r>
     </w:p>
     <w:p>
+      <w:pPr>
+        <w:spacing w:before="0" w:after="100" w:line="336" w:lineRule="auto"/>
+        <w:jc w:val="both"/>
+      </w:pPr>
       <w:r>
         <w:rPr>
+          <w:rFonts w:ascii="Times New Roman" w:hAnsi="Times New Roman" w:eastAsia="宋体"/>
           <w:b w:val="0"/>
+          <w:sz w:val="21"/>
         </w:rPr>
         <w:t>《增支部·一集》里说："诸比库，有一人出现于世间时，是稀有之人的出现。哪一人呢？如来、阿拉汉、正自觉者。"经里又说：绝无此理，一个世界中有两位阿拉汉、正自觉者不先不后地出现。所以佛陀的出世是极稀有的事，而我们现在遇上了法，这份相遇要用在什么地方，就是我们要立的目标。</w:t>
       </w:r>
     </w:p>
     <w:p>
+      <w:pPr>
+        <w:spacing w:before="0" w:after="100" w:line="336" w:lineRule="auto"/>
+        <w:jc w:val="both"/>
+      </w:pPr>
       <w:r>
         <w:rPr>
+          <w:rFonts w:ascii="Times New Roman" w:hAnsi="Times New Roman" w:eastAsia="宋体"/>
           <w:b w:val="0"/>
+          <w:sz w:val="21"/>
         </w:rPr>
         <w:t>若禅修者发愿成为普通弟子，致力于尽快解脱，那就按弟子菩提的路走；根基、愿力不同，路的长短不同，但方向是同一个：断烦恼、出轮回。目标定清楚了，修行才不会变成求神奇、求感应；也不会因为别人走得快，自己就慌。</w:t>
       </w:r>
     </w:p>
     <w:p>
+      <w:pPr>
+        <w:keepNext/>
+        <w:spacing w:before="180" w:after="40" w:line="300" w:lineRule="auto"/>
+      </w:pPr>
       <w:r>
         <w:rPr>
+          <w:rFonts w:ascii="微软雅黑" w:hAnsi="微软雅黑" w:eastAsia="微软雅黑"/>
           <w:b/>
           <w:color w:val="1E4620"/>
           <w:sz w:val="23"/>
@@ -1316,40 +1977,69 @@
       </w:r>
     </w:p>
     <w:p>
+      <w:pPr>
+        <w:spacing w:before="0" w:after="100" w:line="336" w:lineRule="auto"/>
+        <w:jc w:val="both"/>
+      </w:pPr>
       <w:r>
         <w:rPr>
+          <w:rFonts w:ascii="Times New Roman" w:hAnsi="Times New Roman" w:eastAsia="宋体"/>
           <w:b w:val="0"/>
+          <w:sz w:val="21"/>
         </w:rPr>
         <w:t>最后我们看一眼这条路的名称和全图。</w:t>
       </w:r>
     </w:p>
     <w:p>
+      <w:pPr>
+        <w:spacing w:before="0" w:after="100" w:line="336" w:lineRule="auto"/>
+        <w:jc w:val="both"/>
+      </w:pPr>
       <w:r>
         <w:rPr>
+          <w:rFonts w:ascii="Times New Roman" w:hAnsi="Times New Roman" w:eastAsia="宋体"/>
           <w:b w:val="0"/>
+          <w:sz w:val="21"/>
         </w:rPr>
         <w:t>什么叫如来禅？先要知道什么是如来。佛陀说："诸比库，如是说而如是行，如是行而如是说者，故被称为如来。"经里又说：于天魔、梵天、沙门、婆罗门、天人世间，如来是胜利者、不被征服者、见一切者、有自在力者，故被称为如来。从觉悟之智到般涅槃日，于其中间所说一切所谈，只是"如"而已，并非不如，故名如来。所以"如来"是佛陀对自己的自称；如来禅，就是佛陀所教导的禅法，从佛陀辗转传来、没有增减的这样的禅法，依据的是巴利三藏的圣典，以及义注和复注对这个禅法的解释与修证方法。</w:t>
       </w:r>
     </w:p>
     <w:p>
+      <w:pPr>
+        <w:spacing w:before="0" w:after="100" w:line="336" w:lineRule="auto"/>
+        <w:jc w:val="both"/>
+      </w:pPr>
       <w:r>
         <w:rPr>
+          <w:rFonts w:ascii="Times New Roman" w:hAnsi="Times New Roman" w:eastAsia="宋体"/>
           <w:b w:val="0"/>
+          <w:sz w:val="21"/>
         </w:rPr>
         <w:t>这个体系的次第归结出来，就是三学、七清净、十六种观智。三学大家很熟悉：戒学、定学、慧学。七清净是：戒清净、心清净、见清净、度疑清净、道非道智见清净、行道智见清净、智见清净。这七清净展开来——除了戒清净和心清净之外，从见清净到智见清净这五个清净，又被展开称为十六种观智。</w:t>
       </w:r>
     </w:p>
     <w:p>
+      <w:pPr>
+        <w:spacing w:before="0" w:after="100" w:line="336" w:lineRule="auto"/>
+        <w:jc w:val="both"/>
+      </w:pPr>
       <w:r>
         <w:rPr>
+          <w:rFonts w:ascii="Times New Roman" w:hAnsi="Times New Roman" w:eastAsia="宋体"/>
           <w:b w:val="0"/>
+          <w:sz w:val="21"/>
         </w:rPr>
         <w:t>请大家把这张图记在心里：戒是地基，定是把心擦干净，慧是看清楚；七清净是七个台阶，十六观智是最后几级台阶的细分。我们后面几周学的入出息念，就在这张图的第一段——戒清净之后的修定部分。知道自己在第几级台阶上，走起来就不慌。</w:t>
       </w:r>
     </w:p>
     <w:p>
+      <w:pPr>
+        <w:keepNext/>
+        <w:spacing w:before="180" w:after="40" w:line="300" w:lineRule="auto"/>
+      </w:pPr>
       <w:r>
         <w:rPr>
+          <w:rFonts w:ascii="微软雅黑" w:hAnsi="微软雅黑" w:eastAsia="微软雅黑"/>
           <w:b/>
           <w:color w:val="1E4620"/>
           <w:sz w:val="23"/>
@@ -1358,43 +2048,72 @@
       </w:r>
     </w:p>
     <w:p>
+      <w:pPr>
+        <w:spacing w:before="0" w:after="100" w:line="336" w:lineRule="auto"/>
+        <w:jc w:val="both"/>
+      </w:pPr>
       <w:r>
         <w:rPr>
+          <w:rFonts w:ascii="Times New Roman" w:hAnsi="Times New Roman" w:eastAsia="宋体"/>
           <w:b w:val="0"/>
+          <w:sz w:val="21"/>
         </w:rPr>
         <w:t>各位贤友，本周的共读我们就读到这里。</w:t>
       </w:r>
     </w:p>
     <w:p>
+      <w:pPr>
+        <w:spacing w:before="0" w:after="100" w:line="336" w:lineRule="auto"/>
+        <w:jc w:val="both"/>
+      </w:pPr>
       <w:r>
         <w:rPr>
+          <w:rFonts w:ascii="Times New Roman" w:hAnsi="Times New Roman" w:eastAsia="宋体"/>
           <w:b w:val="0"/>
+          <w:sz w:val="21"/>
         </w:rPr>
         <w:t>请记住三句最朴素的话。第一，禅修是巴瓦那，是培育心的素质；它的目的是培育心的平静、去除内心的五盖，不是追求什么境界；修行不为结果，结果是自然的呈现。第二，止禅让诸障碍法止息、令心平静，观禅以无常苦无我三相观照名色、舍断执取，止是观的基础；两条路——止观行者与纯观行者——都走得通，止观行者的路完全涵盖纯观行者。第三，正法依然住世，五个千年里我们还在能证果的那一段；目标要立在三种菩提上，体系就在三学、七清净、十六观智这张图里。</w:t>
       </w:r>
     </w:p>
     <w:p>
+      <w:pPr>
+        <w:spacing w:before="0" w:after="100" w:line="336" w:lineRule="auto"/>
+        <w:jc w:val="both"/>
+      </w:pPr>
       <w:r>
         <w:rPr>
+          <w:rFonts w:ascii="Times New Roman" w:hAnsi="Times New Roman" w:eastAsia="宋体"/>
           <w:b w:val="0"/>
+          <w:sz w:val="21"/>
         </w:rPr>
         <w:t>路认清楚了，接下来就要坐下去了。下一篇，我们就来讲最实际的一件事：这一坐，身体该怎么摆。</w:t>
       </w:r>
     </w:p>
     <w:p>
+      <w:pPr>
+        <w:keepNext/>
+        <w:spacing w:before="280" w:after="80" w:line="300" w:lineRule="auto"/>
+      </w:pPr>
       <w:r>
         <w:rPr>
+          <w:rFonts w:ascii="微软雅黑" w:hAnsi="微软雅黑" w:eastAsia="微软雅黑"/>
           <w:b/>
           <w:color w:val="1E4620"/>
-          <w:sz w:val="26"/>
+          <w:sz w:val="27"/>
         </w:rPr>
         <w:t>💬 第一轮分享</w:t>
       </w:r>
     </w:p>
     <w:p>
+      <w:pPr>
+        <w:spacing w:before="0" w:after="100" w:line="336" w:lineRule="auto"/>
+        <w:jc w:val="both"/>
+      </w:pPr>
       <w:r>
         <w:rPr>
+          <w:rFonts w:ascii="Times New Roman" w:hAnsi="Times New Roman" w:eastAsia="宋体"/>
           <w:b/>
+          <w:sz w:val="21"/>
         </w:rPr>
         <w:t>分享规则</w:t>
       </w:r>
@@ -1402,10 +2121,15 @@
     <w:p>
       <w:pPr>
         <w:pStyle w:val="ListBullet"/>
+        <w:spacing w:before="0" w:after="60" w:line="336" w:lineRule="auto"/>
+        <w:ind w:left="539" w:hanging="255"/>
+        <w:jc w:val="both"/>
       </w:pPr>
       <w:r>
         <w:rPr>
+          <w:rFonts w:ascii="Times New Roman" w:hAnsi="Times New Roman" w:eastAsia="宋体"/>
           <w:b w:val="0"/>
+          <w:sz w:val="21"/>
         </w:rPr>
         <w:t>自愿分享：可以从"跳过"开始，任何人都可以只说"我这周想先听"；</w:t>
       </w:r>
@@ -1413,10 +2137,15 @@
     <w:p>
       <w:pPr>
         <w:pStyle w:val="ListBullet"/>
+        <w:spacing w:before="0" w:after="60" w:line="336" w:lineRule="auto"/>
+        <w:ind w:left="539" w:hanging="255"/>
+        <w:jc w:val="both"/>
       </w:pPr>
       <w:r>
         <w:rPr>
+          <w:rFonts w:ascii="Times New Roman" w:hAnsi="Times New Roman" w:eastAsia="宋体"/>
           <w:b w:val="0"/>
+          <w:sz w:val="21"/>
         </w:rPr>
         <w:t>一轮制：每人不超过2分钟，说"最近的、真实的"比说"正确的"更有价值；</w:t>
       </w:r>
@@ -1424,10 +2153,15 @@
     <w:p>
       <w:pPr>
         <w:pStyle w:val="ListBullet"/>
+        <w:spacing w:before="0" w:after="60" w:line="336" w:lineRule="auto"/>
+        <w:ind w:left="539" w:hanging="255"/>
+        <w:jc w:val="both"/>
       </w:pPr>
       <w:r>
         <w:rPr>
+          <w:rFonts w:ascii="Times New Roman" w:hAnsi="Times New Roman" w:eastAsia="宋体"/>
           <w:b w:val="0"/>
+          <w:sz w:val="21"/>
         </w:rPr>
         <w:t>不交叉评论：分享阶段不回应、不辩论、不建议，只倾听；他人的分享将在主题讨论环节以"话题"而非"当事人"的方式被谈及；</w:t>
       </w:r>
@@ -1435,18 +2169,29 @@
     <w:p>
       <w:pPr>
         <w:pStyle w:val="ListBullet"/>
+        <w:spacing w:before="0" w:after="60" w:line="336" w:lineRule="auto"/>
+        <w:ind w:left="539" w:hanging="255"/>
+        <w:jc w:val="both"/>
       </w:pPr>
       <w:r>
         <w:rPr>
+          <w:rFonts w:ascii="Times New Roman" w:hAnsi="Times New Roman" w:eastAsia="宋体"/>
           <w:b w:val="0"/>
+          <w:sz w:val="21"/>
         </w:rPr>
         <w:t>保密约定：会中分享不出本场。</w:t>
       </w:r>
     </w:p>
     <w:p>
+      <w:pPr>
+        <w:spacing w:before="0" w:after="100" w:line="336" w:lineRule="auto"/>
+        <w:jc w:val="both"/>
+      </w:pPr>
       <w:r>
         <w:rPr>
+          <w:rFonts w:ascii="Times New Roman" w:hAnsi="Times New Roman" w:eastAsia="宋体"/>
           <w:b/>
+          <w:sz w:val="21"/>
         </w:rPr>
         <w:t>起手问题（三选一或依次使用）</w:t>
       </w:r>
@@ -1454,10 +2199,15 @@
     <w:p>
       <w:pPr>
         <w:pStyle w:val="ListNumber"/>
+        <w:spacing w:before="0" w:after="60" w:line="336" w:lineRule="auto"/>
+        <w:ind w:left="539" w:hanging="255"/>
+        <w:jc w:val="both"/>
       </w:pPr>
       <w:r>
         <w:rPr>
+          <w:rFonts w:ascii="Times New Roman" w:hAnsi="Times New Roman" w:eastAsia="宋体"/>
           <w:b w:val="0"/>
+          <w:sz w:val="21"/>
         </w:rPr>
         <w:t>刚才共读里，哪一句话最让你意外？为什么？</w:t>
       </w:r>
@@ -1465,10 +2215,15 @@
     <w:p>
       <w:pPr>
         <w:pStyle w:val="ListNumber"/>
+        <w:spacing w:before="0" w:after="60" w:line="336" w:lineRule="auto"/>
+        <w:ind w:left="539" w:hanging="255"/>
+        <w:jc w:val="both"/>
       </w:pPr>
       <w:r>
         <w:rPr>
+          <w:rFonts w:ascii="Times New Roman" w:hAnsi="Times New Roman" w:eastAsia="宋体"/>
           <w:b w:val="0"/>
+          <w:sz w:val="21"/>
         </w:rPr>
         <w:t>你来之前以为"禅修"是什么？听完这一段，那个印象有没有一点变化？</w:t>
       </w:r>
@@ -1476,10 +2231,15 @@
     <w:p>
       <w:pPr>
         <w:pStyle w:val="ListNumber"/>
+        <w:spacing w:before="0" w:after="60" w:line="336" w:lineRule="auto"/>
+        <w:ind w:left="539" w:hanging="255"/>
+        <w:jc w:val="both"/>
       </w:pPr>
       <w:r>
         <w:rPr>
+          <w:rFonts w:ascii="Times New Roman" w:hAnsi="Times New Roman" w:eastAsia="宋体"/>
           <w:b w:val="0"/>
+          <w:sz w:val="21"/>
         </w:rPr>
         <w:t>"禅修的目的是培育心的平静，是去除我们内心的五盖"——这句话里，哪一个词你最想弄懂？（五盖、平静、培育，任选一个即可。）</w:t>
       </w:r>
@@ -1487,142 +2247,220 @@
     <w:p>
       <w:pPr>
         <w:pStyle w:val="ListNumber"/>
+        <w:spacing w:before="0" w:after="60" w:line="336" w:lineRule="auto"/>
+        <w:ind w:left="539" w:hanging="255"/>
+        <w:jc w:val="both"/>
       </w:pPr>
       <w:r>
         <w:rPr>
+          <w:rFonts w:ascii="Times New Roman" w:hAnsi="Times New Roman" w:eastAsia="宋体"/>
           <w:b w:val="0"/>
+          <w:sz w:val="21"/>
         </w:rPr>
         <w:t>共读里哪一段你"读不太懂但很好奇"？</w:t>
       </w:r>
     </w:p>
     <w:p>
+      <w:pPr>
+        <w:keepNext/>
+        <w:spacing w:before="280" w:after="80" w:line="300" w:lineRule="auto"/>
+      </w:pPr>
       <w:r>
         <w:rPr>
+          <w:rFonts w:ascii="微软雅黑" w:hAnsi="微软雅黑" w:eastAsia="微软雅黑"/>
           <w:b/>
           <w:color w:val="1E4620"/>
-          <w:sz w:val="26"/>
+          <w:sz w:val="27"/>
         </w:rPr>
         <w:t>🎯 主题讨论</w:t>
       </w:r>
     </w:p>
     <w:p>
+      <w:pPr>
+        <w:spacing w:before="0" w:after="100" w:line="336" w:lineRule="auto"/>
+        <w:jc w:val="both"/>
+      </w:pPr>
       <w:r>
         <w:rPr>
+          <w:rFonts w:ascii="Times New Roman" w:hAnsi="Times New Roman" w:eastAsia="宋体"/>
           <w:b/>
+          <w:sz w:val="21"/>
         </w:rPr>
         <w:t>引导问题一（由浅入深·第1层）：禅修的本质是"培育心的平静、去除五盖"——这和"打坐发呆、放松解压"有什么不同？</w:t>
       </w:r>
     </w:p>
     <w:p>
+      <w:pPr>
+        <w:spacing w:before="0" w:after="100" w:line="336" w:lineRule="auto"/>
+        <w:jc w:val="both"/>
+      </w:pPr>
       <w:r>
         <w:rPr>
+          <w:rFonts w:ascii="Times New Roman" w:hAnsi="Times New Roman" w:eastAsia="宋体"/>
           <w:b/>
+          <w:sz w:val="21"/>
         </w:rPr>
         <w:t>引导问题二（第2层）：止禅与观禅各是什么？为什么说"止是观的基础"？</w:t>
       </w:r>
     </w:p>
     <w:p>
+      <w:pPr>
+        <w:spacing w:before="0" w:after="100" w:line="336" w:lineRule="auto"/>
+        <w:jc w:val="both"/>
+      </w:pPr>
       <w:r>
         <w:rPr>
+          <w:rFonts w:ascii="Times New Roman" w:hAnsi="Times New Roman" w:eastAsia="宋体"/>
           <w:b/>
+          <w:sz w:val="21"/>
         </w:rPr>
         <w:t>引导问题三（第3层·指向信心与目标）：五个千年说明了什么？目标该立在哪里？</w:t>
       </w:r>
     </w:p>
     <w:p>
+      <w:pPr>
+        <w:keepNext/>
+        <w:spacing w:before="280" w:after="80" w:line="300" w:lineRule="auto"/>
+      </w:pPr>
       <w:r>
         <w:rPr>
+          <w:rFonts w:ascii="微软雅黑" w:hAnsi="微软雅黑" w:eastAsia="微软雅黑"/>
           <w:b/>
           <w:color w:val="1E4620"/>
-          <w:sz w:val="26"/>
+          <w:sz w:val="27"/>
         </w:rPr>
         <w:t>🧘 禅修练习</w:t>
       </w:r>
     </w:p>
     <w:p>
       <w:pPr>
-        <w:ind w:left="170"/>
         <w:pBdr>
-          <w:left w:val="single" w:sz="18" w:space="4" w:color="1E4620"/>
+          <w:left w:val="single" w:sz="30" w:space="8" w:color="1E4620"/>
         </w:pBdr>
-        <w:shd w:val="clear" w:fill="F2F5FA"/>
+        <w:shd w:val="clear" w:fill="EEF3F9"/>
+        <w:spacing w:before="0" w:after="40" w:line="348" w:lineRule="auto"/>
+        <w:ind w:left="255" w:right="142"/>
+        <w:jc w:val="both"/>
       </w:pPr>
       <w:r>
         <w:rPr>
+          <w:rFonts w:ascii="Times New Roman" w:hAnsi="Times New Roman" w:eastAsia="宋体"/>
           <w:b w:val="0"/>
+          <w:color w:val="222222"/>
+          <w:sz w:val="20"/>
         </w:rPr>
         <w:t xml:space="preserve">⚠️ </w:t>
       </w:r>
       <w:r>
         <w:rPr>
+          <w:rFonts w:ascii="Times New Roman" w:hAnsi="Times New Roman" w:eastAsia="宋体"/>
           <w:b/>
+          <w:color w:val="222222"/>
+          <w:sz w:val="20"/>
         </w:rPr>
         <w:t>禅修禁忌提示</w:t>
       </w:r>
       <w:r>
         <w:rPr>
+          <w:rFonts w:ascii="Times New Roman" w:hAnsi="Times New Roman" w:eastAsia="宋体"/>
           <w:b w:val="0"/>
+          <w:color w:val="222222"/>
+          <w:sz w:val="20"/>
         </w:rPr>
         <w:t>：若你正处在严重抑郁、焦虑、创伤后应激，或精神类疾病的发作／用药期，或正经历强烈的情绪危机，请先咨询医生或心理师，再决定是否练习；练习中若出现明显不适（如心悸、胸闷、情绪失控），请立即停止，睁开眼睛，把注意力放回呼吸与身体，必要时离场休息。</w:t>
       </w:r>
     </w:p>
     <w:p>
       <w:pPr>
-        <w:ind w:left="170"/>
         <w:pBdr>
-          <w:left w:val="single" w:sz="18" w:space="4" w:color="1E4620"/>
+          <w:left w:val="single" w:sz="30" w:space="8" w:color="1E4620"/>
         </w:pBdr>
-        <w:shd w:val="clear" w:fill="F2F5FA"/>
+        <w:shd w:val="clear" w:fill="EEF3F9"/>
+        <w:spacing w:before="0" w:after="40" w:line="348" w:lineRule="auto"/>
+        <w:ind w:left="255" w:right="142"/>
+        <w:jc w:val="both"/>
       </w:pPr>
       <w:r>
         <w:rPr>
+          <w:rFonts w:ascii="Times New Roman" w:hAnsi="Times New Roman" w:eastAsia="宋体"/>
           <w:b w:val="0"/>
+          <w:color w:val="222222"/>
+          <w:sz w:val="20"/>
         </w:rPr>
         <w:t xml:space="preserve">🎧 </w:t>
       </w:r>
       <w:r>
         <w:rPr>
+          <w:rFonts w:ascii="Times New Roman" w:hAnsi="Times New Roman" w:eastAsia="宋体"/>
           <w:b/>
+          <w:color w:val="222222"/>
+          <w:sz w:val="20"/>
         </w:rPr>
         <w:t>播放古源尊者禅修引导音频</w:t>
       </w:r>
       <w:r>
         <w:rPr>
+          <w:rFonts w:ascii="Times New Roman" w:hAnsi="Times New Roman" w:eastAsia="宋体"/>
           <w:b w:val="0"/>
+          <w:color w:val="222222"/>
+          <w:sz w:val="20"/>
         </w:rPr>
         <w:t>。请安静坐好，跟随音频练习即可。</w:t>
       </w:r>
     </w:p>
     <w:p>
+      <w:pPr>
+        <w:keepNext/>
+        <w:spacing w:before="280" w:after="80" w:line="300" w:lineRule="auto"/>
+      </w:pPr>
       <w:r>
         <w:rPr>
+          <w:rFonts w:ascii="微软雅黑" w:hAnsi="微软雅黑" w:eastAsia="微软雅黑"/>
           <w:b/>
           <w:color w:val="1E4620"/>
-          <w:sz w:val="26"/>
+          <w:sz w:val="27"/>
         </w:rPr>
         <w:t>🔚 收尾与回向</w:t>
       </w:r>
     </w:p>
     <w:p>
+      <w:pPr>
+        <w:spacing w:before="0" w:after="100" w:line="336" w:lineRule="auto"/>
+        <w:jc w:val="both"/>
+      </w:pPr>
       <w:r>
         <w:rPr>
+          <w:rFonts w:ascii="Times New Roman" w:hAnsi="Times New Roman" w:eastAsia="宋体"/>
           <w:b/>
+          <w:sz w:val="21"/>
         </w:rPr>
         <w:t>总结引导</w:t>
       </w:r>
     </w:p>
     <w:p>
+      <w:pPr>
+        <w:spacing w:before="0" w:after="100" w:line="336" w:lineRule="auto"/>
+        <w:jc w:val="both"/>
+      </w:pPr>
       <w:r>
         <w:rPr>
+          <w:rFonts w:ascii="Times New Roman" w:hAnsi="Times New Roman" w:eastAsia="宋体"/>
           <w:b w:val="0"/>
+          <w:sz w:val="21"/>
         </w:rPr>
         <w:t>今天我们走过了四步：第一步，禅修是巴瓦那——发展、培育，是心灵发展、提升心的素质的修行实践，它不是放空，也不是神秘状态。第二步，目的是培育心的平静、去除五盖（欲贪、瞋恚、昏沉睡眠、掉举恶作、疑）；而修行不为结果，结果是自然的呈现。第三步，止禅是萨马塔，令欲贪等诸障碍法止息、消失，故名止，它征服烦恼并为观禅提供基础；观禅是维巴萨那，以无常等种种行相观照名色诸行法的无常·苦·无我，目的是舍断对五蕴的执取、证悟涅槃——止是观的基础，两条路都通。第四步，正法还在：五个千年里，我们现在正处在第三个千年，三明的阿拉汉果还证得到，只是六通与四无碍解难得；目标就立在三种菩提上，体系就是三学、七清净、十六观智。</w:t>
       </w:r>
     </w:p>
     <w:p>
+      <w:pPr>
+        <w:spacing w:before="0" w:after="100" w:line="336" w:lineRule="auto"/>
+        <w:jc w:val="both"/>
+      </w:pPr>
       <w:r>
         <w:rPr>
+          <w:rFonts w:ascii="Times New Roman" w:hAnsi="Times New Roman" w:eastAsia="宋体"/>
           <w:b/>
+          <w:sz w:val="21"/>
         </w:rPr>
         <w:t>今天请带走这三样</w:t>
       </w:r>
@@ -1630,10 +2468,15 @@
     <w:p>
       <w:pPr>
         <w:pStyle w:val="ListBullet"/>
+        <w:spacing w:before="0" w:after="60" w:line="336" w:lineRule="auto"/>
+        <w:ind w:left="539" w:hanging="255"/>
+        <w:jc w:val="both"/>
       </w:pPr>
       <w:r>
         <w:rPr>
+          <w:rFonts w:ascii="Times New Roman" w:hAnsi="Times New Roman" w:eastAsia="宋体"/>
           <w:b w:val="0"/>
+          <w:sz w:val="21"/>
         </w:rPr>
         <w:t>一句话：禅修是培育，不是放空——培育心的平静、去除五盖；不追结果，结果自然来。</w:t>
       </w:r>
@@ -1641,10 +2484,15 @@
     <w:p>
       <w:pPr>
         <w:pStyle w:val="ListBullet"/>
+        <w:spacing w:before="0" w:after="60" w:line="336" w:lineRule="auto"/>
+        <w:ind w:left="539" w:hanging="255"/>
+        <w:jc w:val="both"/>
       </w:pPr>
       <w:r>
         <w:rPr>
+          <w:rFonts w:ascii="Times New Roman" w:hAnsi="Times New Roman" w:eastAsia="宋体"/>
           <w:b w:val="0"/>
+          <w:sz w:val="21"/>
         </w:rPr>
         <w:t>一次观察：本周留意一次自己的心"紧／松"，两三行字，自愿记录（即作业二）。</w:t>
       </w:r>
@@ -1652,34 +2500,57 @@
     <w:p>
       <w:pPr>
         <w:pStyle w:val="ListBullet"/>
+        <w:spacing w:before="0" w:after="60" w:line="336" w:lineRule="auto"/>
+        <w:ind w:left="539" w:hanging="255"/>
+        <w:jc w:val="both"/>
       </w:pPr>
       <w:r>
         <w:rPr>
+          <w:rFonts w:ascii="Times New Roman" w:hAnsi="Times New Roman" w:eastAsia="宋体"/>
           <w:b w:val="0"/>
+          <w:sz w:val="21"/>
         </w:rPr>
         <w:t>一张图：三学——七清净——十六观智。知道自己在第一段，就不慌。</w:t>
       </w:r>
     </w:p>
     <w:p>
+      <w:pPr>
+        <w:spacing w:before="0" w:after="100" w:line="336" w:lineRule="auto"/>
+        <w:jc w:val="both"/>
+      </w:pPr>
       <w:r>
         <w:rPr>
+          <w:rFonts w:ascii="Times New Roman" w:hAnsi="Times New Roman" w:eastAsia="宋体"/>
           <w:b/>
+          <w:sz w:val="21"/>
         </w:rPr>
         <w:t>下周预告</w:t>
       </w:r>
     </w:p>
     <w:p>
+      <w:pPr>
+        <w:spacing w:before="0" w:after="100" w:line="336" w:lineRule="auto"/>
+        <w:jc w:val="both"/>
+      </w:pPr>
       <w:r>
         <w:rPr>
+          <w:rFonts w:ascii="Times New Roman" w:hAnsi="Times New Roman" w:eastAsia="宋体"/>
           <w:b w:val="0"/>
+          <w:sz w:val="21"/>
         </w:rPr>
         <w:t>下周主题：〈正确坐姿与身心准备〉。今天我们知道了"要培育什么"，下周解决"怎么坐下来"：骨盆怎么放、肩怎么松、头怎么摆，坐下之前要检查什么。请带一样东西来——你平时坐的椅子或坐垫，家里用什么，下周就用什么练。</w:t>
       </w:r>
     </w:p>
     <w:p>
+      <w:pPr>
+        <w:spacing w:before="0" w:after="100" w:line="336" w:lineRule="auto"/>
+        <w:jc w:val="both"/>
+      </w:pPr>
       <w:r>
         <w:rPr>
+          <w:rFonts w:ascii="Times New Roman" w:hAnsi="Times New Roman" w:eastAsia="宋体"/>
           <w:b/>
+          <w:sz w:val="21"/>
         </w:rPr>
         <w:t>本周作业详说</w:t>
       </w:r>
@@ -1687,10 +2558,15 @@
     <w:p>
       <w:pPr>
         <w:pStyle w:val="ListBullet"/>
+        <w:spacing w:before="0" w:after="60" w:line="336" w:lineRule="auto"/>
+        <w:ind w:left="539" w:hanging="255"/>
+        <w:jc w:val="both"/>
       </w:pPr>
       <w:r>
         <w:rPr>
+          <w:rFonts w:ascii="Times New Roman" w:hAnsi="Times New Roman" w:eastAsia="宋体"/>
           <w:b w:val="0"/>
+          <w:sz w:val="21"/>
         </w:rPr>
         <w:t>作业一（全员）：用自己的话说出禅修的本质与目的，并写出五盖的名目——欲贪、瞋恚、昏沉睡眠、掉举恶作、疑。不必背诵解释，能说出来就好。</w:t>
       </w:r>
@@ -1698,10 +2574,15 @@
     <w:p>
       <w:pPr>
         <w:pStyle w:val="ListBullet"/>
+        <w:spacing w:before="0" w:after="60" w:line="336" w:lineRule="auto"/>
+        <w:ind w:left="539" w:hanging="255"/>
+        <w:jc w:val="both"/>
       </w:pPr>
       <w:r>
         <w:rPr>
+          <w:rFonts w:ascii="Times New Roman" w:hAnsi="Times New Roman" w:eastAsia="宋体"/>
           <w:b w:val="0"/>
+          <w:sz w:val="21"/>
         </w:rPr>
         <w:t>作业二（自愿）：每天睡前用2分钟回想今天心里最清楚的一次状态；不用挑"最好的一次"，只观察、只记录，不打分、不自责。</w:t>
       </w:r>
@@ -1709,92 +2590,156 @@
     <w:p>
       <w:pPr>
         <w:pStyle w:val="ListBullet"/>
+        <w:spacing w:before="0" w:after="60" w:line="336" w:lineRule="auto"/>
+        <w:ind w:left="539" w:hanging="255"/>
+        <w:jc w:val="both"/>
       </w:pPr>
       <w:r>
         <w:rPr>
+          <w:rFonts w:ascii="Times New Roman" w:hAnsi="Times New Roman" w:eastAsia="宋体"/>
           <w:b w:val="0"/>
+          <w:sz w:val="21"/>
         </w:rPr>
         <w:t>作业三（自愿，面向想多读的朋友）：重读今天共读的第三节与第四节，把"止在做什么、观在看什么"各用一句话写下来。</w:t>
       </w:r>
     </w:p>
     <w:p>
+      <w:pPr>
+        <w:spacing w:before="0" w:after="100" w:line="336" w:lineRule="auto"/>
+        <w:jc w:val="both"/>
+      </w:pPr>
       <w:r>
         <w:rPr>
+          <w:rFonts w:ascii="Times New Roman" w:hAnsi="Times New Roman" w:eastAsia="宋体"/>
           <w:b/>
+          <w:sz w:val="21"/>
         </w:rPr>
         <w:t>回向词（四句，全体合诵）</w:t>
       </w:r>
     </w:p>
     <w:p>
+      <w:pPr>
+        <w:spacing w:before="0" w:after="100" w:line="336" w:lineRule="auto"/>
+        <w:jc w:val="both"/>
+      </w:pPr>
       <w:r>
         <w:rPr>
+          <w:rFonts w:ascii="Times New Roman" w:hAnsi="Times New Roman" w:eastAsia="宋体"/>
           <w:b w:val="0"/>
+          <w:sz w:val="21"/>
         </w:rPr>
         <w:t>愿我此功德，导向诸漏尽！</w:t>
       </w:r>
     </w:p>
     <w:p>
+      <w:pPr>
+        <w:spacing w:before="0" w:after="100" w:line="336" w:lineRule="auto"/>
+        <w:jc w:val="both"/>
+      </w:pPr>
       <w:r>
         <w:rPr>
+          <w:rFonts w:ascii="Times New Roman" w:hAnsi="Times New Roman" w:eastAsia="宋体"/>
           <w:b w:val="0"/>
+          <w:sz w:val="21"/>
         </w:rPr>
         <w:t>愿我此功德，为证涅槃缘！</w:t>
       </w:r>
     </w:p>
     <w:p>
+      <w:pPr>
+        <w:spacing w:before="0" w:after="100" w:line="336" w:lineRule="auto"/>
+        <w:jc w:val="both"/>
+      </w:pPr>
       <w:r>
         <w:rPr>
+          <w:rFonts w:ascii="Times New Roman" w:hAnsi="Times New Roman" w:eastAsia="宋体"/>
           <w:b w:val="0"/>
+          <w:sz w:val="21"/>
         </w:rPr>
         <w:t>我此功德分，回向诸有情！</w:t>
       </w:r>
     </w:p>
     <w:p>
+      <w:pPr>
+        <w:spacing w:before="0" w:after="100" w:line="336" w:lineRule="auto"/>
+        <w:jc w:val="both"/>
+      </w:pPr>
       <w:r>
         <w:rPr>
+          <w:rFonts w:ascii="Times New Roman" w:hAnsi="Times New Roman" w:eastAsia="宋体"/>
           <w:b w:val="0"/>
+          <w:sz w:val="21"/>
         </w:rPr>
         <w:t>愿彼等一切，同得功德分！</w:t>
       </w:r>
     </w:p>
     <w:p>
+      <w:pPr>
+        <w:keepNext/>
+        <w:spacing w:before="280" w:after="80" w:line="300" w:lineRule="auto"/>
+      </w:pPr>
       <w:r>
         <w:rPr>
+          <w:rFonts w:ascii="微软雅黑" w:hAnsi="微软雅黑" w:eastAsia="微软雅黑"/>
           <w:b/>
           <w:color w:val="1E4620"/>
-          <w:sz w:val="26"/>
+          <w:sz w:val="27"/>
         </w:rPr>
         <w:t>📖 延伸阅读（课后自由选读）</w:t>
       </w:r>
     </w:p>
     <w:p>
+      <w:pPr>
+        <w:spacing w:before="0" w:after="100" w:line="336" w:lineRule="auto"/>
+        <w:jc w:val="both"/>
+      </w:pPr>
       <w:r>
         <w:rPr>
+          <w:rFonts w:ascii="Times New Roman" w:hAnsi="Times New Roman" w:eastAsia="宋体"/>
           <w:b w:val="0"/>
+          <w:sz w:val="21"/>
         </w:rPr>
         <w:t>《禅修入门与基础·第1周·朗读学习资料——禅修的本质与目标与如来禅修学体系》——本周共读正文，据知识库「古源尊者开示及上座部佛教资料」整理。</w:t>
       </w:r>
     </w:p>
     <w:p>
+      <w:pPr>
+        <w:spacing w:before="0" w:after="100" w:line="336" w:lineRule="auto"/>
+        <w:jc w:val="both"/>
+      </w:pPr>
       <w:r>
         <w:rPr>
+          <w:rFonts w:ascii="Times New Roman" w:hAnsi="Times New Roman" w:eastAsia="宋体"/>
           <w:b w:val="0"/>
+          <w:sz w:val="21"/>
         </w:rPr>
         <w:t>《如来禅修学体系介绍06-古源尊者-20240624》——禅修的本质（巴瓦那＝培育）、止禅与观禅的定义、止观关系、两条证悟路径。</w:t>
       </w:r>
     </w:p>
     <w:p>
+      <w:pPr>
+        <w:spacing w:before="0" w:after="100" w:line="336" w:lineRule="auto"/>
+        <w:jc w:val="both"/>
+      </w:pPr>
       <w:r>
         <w:rPr>
+          <w:rFonts w:ascii="Times New Roman" w:hAnsi="Times New Roman" w:eastAsia="宋体"/>
           <w:b w:val="0"/>
+          <w:sz w:val="21"/>
         </w:rPr>
         <w:t>《如来禅修学体系17-禅修次第1-时代特点与确立目标-古源尊者-20250119（课件）》——正法住世五个千年、三种菩提与修行目标总说。</w:t>
       </w:r>
     </w:p>
     <w:p>
+      <w:pPr>
+        <w:spacing w:before="0" w:after="100" w:line="336" w:lineRule="auto"/>
+        <w:jc w:val="both"/>
+      </w:pPr>
       <w:r>
         <w:rPr>
+          <w:rFonts w:ascii="Times New Roman" w:hAnsi="Times New Roman" w:eastAsia="宋体"/>
           <w:b w:val="0"/>
+          <w:sz w:val="21"/>
         </w:rPr>
         <w:t>《2025五月包容寺短期出家修习营01-如来禅修学体系简介-古源尊者-20250501（课件）》——如来禅名称由来、三学／七清净／十六观智体系总览。</w:t>
       </w:r>
@@ -1803,7 +2748,7 @@
       <w:headerReference w:type="default" r:id="rId9"/>
       <w:footerReference w:type="default" r:id="rId10"/>
       <w:pgSz w:w="11906" w:h="16838"/>
-      <w:pgMar w:top="1134" w:right="1134" w:bottom="1134" w:left="1134" w:header="720" w:footer="720" w:gutter="0"/>
+      <w:pgMar w:top="1134" w:right="1247" w:bottom="1134" w:left="1247" w:header="680" w:footer="680" w:gutter="0"/>
       <w:cols w:space="720"/>
       <w:docGrid w:linePitch="360"/>
     </w:sectPr>
@@ -1818,14 +2763,32 @@
       <w:pStyle w:val="Footer"/>
       <w:jc w:val="center"/>
     </w:pPr>
+    <w:r/>
     <w:r>
       <w:rPr>
+        <w:rFonts w:ascii="Times New Roman" w:hAnsi="Times New Roman" w:eastAsia="宋体"/>
+        <w:color w:val="808080"/>
+        <w:sz w:val="18"/>
+      </w:rPr>
+      <w:t xml:space="preserve">— </w:t>
+    </w:r>
+    <w:r>
+      <w:rPr>
+        <w:rFonts w:ascii="Times New Roman" w:hAnsi="Times New Roman" w:eastAsia="宋体"/>
         <w:color w:val="808080"/>
         <w:sz w:val="18"/>
       </w:rPr>
       <w:fldChar w:fldCharType="begin"/>
       <w:instrText xml:space="preserve">PAGE</w:instrText>
       <w:fldChar w:fldCharType="end"/>
+    </w:r>
+    <w:r>
+      <w:rPr>
+        <w:rFonts w:ascii="Times New Roman" w:hAnsi="Times New Roman" w:eastAsia="宋体"/>
+        <w:color w:val="808080"/>
+        <w:sz w:val="18"/>
+      </w:rPr>
+      <w:t xml:space="preserve"> —</w:t>
     </w:r>
   </w:p>
 </w:ftr>
@@ -1836,12 +2799,17 @@
   <w:p>
     <w:pPr>
       <w:pStyle w:val="Header"/>
+      <w:pBdr>
+        <w:bottom w:val="single" w:sz="6" w:space="4" w:color="D0D7E2"/>
+      </w:pBdr>
       <w:jc w:val="center"/>
     </w:pPr>
+    <w:r/>
     <w:r>
       <w:rPr>
+        <w:rFonts w:ascii="微软雅黑" w:hAnsi="微软雅黑" w:eastAsia="微软雅黑"/>
         <w:color w:val="1E4620"/>
-        <w:sz w:val="16"/>
+        <w:sz w:val="17"/>
       </w:rPr>
       <w:t>读书会01 · 第1周 · 第八轮（第8版）（8周版） · 学员版</w:t>
     </w:r>
@@ -2212,8 +3180,11 @@
     <w:name w:val="Normal"/>
     <w:qFormat/>
     <w:rsid w:val="00FC693F"/>
+    <w:pPr>
+      <w:spacing w:after="80" w:line="336" w:lineRule="auto"/>
+    </w:pPr>
     <w:rPr>
-      <w:rFonts w:ascii="等线" w:hAnsi="等线" w:eastAsia="宋体"/>
+      <w:rFonts w:ascii="Times New Roman" w:hAnsi="Times New Roman" w:eastAsia="宋体"/>
       <w:sz w:val="21"/>
     </w:rPr>
   </w:style>
@@ -25747,74 +26718,14 @@
     </a:clrScheme>
     <a:fontScheme name="Office">
       <a:majorFont>
-        <a:latin typeface="Calibri"/>
-        <a:ea typeface=""/>
+        <a:latin typeface="微软雅黑"/>
+        <a:ea typeface="微软雅黑"/>
         <a:cs typeface=""/>
-        <a:font script="Jpan" typeface="ＭＳ ゴシック"/>
-        <a:font script="Hang" typeface="맑은 고딕"/>
-        <a:font script="Hans" typeface="宋体"/>
-        <a:font script="Hant" typeface="新細明體"/>
-        <a:font script="Arab" typeface="Times New Roman"/>
-        <a:font script="Hebr" typeface="Times New Roman"/>
-        <a:font script="Thai" typeface="Angsana New"/>
-        <a:font script="Ethi" typeface="Nyala"/>
-        <a:font script="Beng" typeface="Vrinda"/>
-        <a:font script="Gujr" typeface="Shruti"/>
-        <a:font script="Khmr" typeface="MoolBoran"/>
-        <a:font script="Knda" typeface="Tunga"/>
-        <a:font script="Guru" typeface="Raavi"/>
-        <a:font script="Cans" typeface="Euphemia"/>
-        <a:font script="Cher" typeface="Plantagenet Cherokee"/>
-        <a:font script="Yiii" typeface="Microsoft Yi Baiti"/>
-        <a:font script="Tibt" typeface="Microsoft Himalaya"/>
-        <a:font script="Thaa" typeface="MV Boli"/>
-        <a:font script="Deva" typeface="Mangal"/>
-        <a:font script="Telu" typeface="Gautami"/>
-        <a:font script="Taml" typeface="Latha"/>
-        <a:font script="Syrc" typeface="Estrangelo Edessa"/>
-        <a:font script="Orya" typeface="Kalinga"/>
-        <a:font script="Mlym" typeface="Kartika"/>
-        <a:font script="Laoo" typeface="DokChampa"/>
-        <a:font script="Sinh" typeface="Iskoola Pota"/>
-        <a:font script="Mong" typeface="Mongolian Baiti"/>
-        <a:font script="Viet" typeface="Times New Roman"/>
-        <a:font script="Uigh" typeface="Microsoft Uighur"/>
-        <a:font script="Geor" typeface="Sylfaen"/>
       </a:majorFont>
       <a:minorFont>
-        <a:latin typeface="Cambria"/>
-        <a:ea typeface=""/>
+        <a:latin typeface="Times New Roman"/>
+        <a:ea typeface="宋体"/>
         <a:cs typeface=""/>
-        <a:font script="Jpan" typeface="ＭＳ 明朝"/>
-        <a:font script="Hang" typeface="맑은 고딕"/>
-        <a:font script="Hans" typeface="宋体"/>
-        <a:font script="Hant" typeface="新細明體"/>
-        <a:font script="Arab" typeface="Arial"/>
-        <a:font script="Hebr" typeface="Arial"/>
-        <a:font script="Thai" typeface="Cordia New"/>
-        <a:font script="Ethi" typeface="Nyala"/>
-        <a:font script="Beng" typeface="Vrinda"/>
-        <a:font script="Gujr" typeface="Shruti"/>
-        <a:font script="Khmr" typeface="DaunPenh"/>
-        <a:font script="Knda" typeface="Tunga"/>
-        <a:font script="Guru" typeface="Raavi"/>
-        <a:font script="Cans" typeface="Euphemia"/>
-        <a:font script="Cher" typeface="Plantagenet Cherokee"/>
-        <a:font script="Yiii" typeface="Microsoft Yi Baiti"/>
-        <a:font script="Tibt" typeface="Microsoft Himalaya"/>
-        <a:font script="Thaa" typeface="MV Boli"/>
-        <a:font script="Deva" typeface="Mangal"/>
-        <a:font script="Telu" typeface="Gautami"/>
-        <a:font script="Taml" typeface="Latha"/>
-        <a:font script="Syrc" typeface="Estrangelo Edessa"/>
-        <a:font script="Orya" typeface="Kalinga"/>
-        <a:font script="Mlym" typeface="Kartika"/>
-        <a:font script="Laoo" typeface="DokChampa"/>
-        <a:font script="Sinh" typeface="Iskoola Pota"/>
-        <a:font script="Mong" typeface="Mongolian Baiti"/>
-        <a:font script="Viet" typeface="Arial"/>
-        <a:font script="Uigh" typeface="Microsoft Uighur"/>
-        <a:font script="Geor" typeface="Sylfaen"/>
       </a:minorFont>
     </a:fontScheme>
     <a:fmtScheme name="Office">

--- a/交付成果/第八轮去禅修引导/Word版/8周版/读书会01_第1周_禅修的本质与目标与如来禅修学体系_学员版.docx
+++ b/交付成果/第八轮去禅修引导/Word版/8周版/读书会01_第1周_禅修的本质与目标与如来禅修学体系_学员版.docx
@@ -46,7 +46,25 @@
           <w:color w:val="1E4620"/>
           <w:sz w:val="27"/>
         </w:rPr>
-        <w:t>📋 本周信息卡</w:t>
+        <w:t>📋</w:t>
+      </w:r>
+      <w:r>
+        <w:rPr>
+          <w:rFonts w:ascii="微软雅黑" w:hAnsi="微软雅黑" w:eastAsia="微软雅黑"/>
+          <w:b/>
+          <w:color w:val="1E4620"/>
+          <w:sz w:val="27"/>
+        </w:rPr>
+        <w:t xml:space="preserve"> </w:t>
+      </w:r>
+      <w:r>
+        <w:rPr>
+          <w:rFonts w:ascii="微软雅黑" w:hAnsi="微软雅黑" w:eastAsia="微软雅黑"/>
+          <w:b/>
+          <w:color w:val="1E4620"/>
+          <w:sz w:val="27"/>
+        </w:rPr>
+        <w:t>本周信息卡</w:t>
       </w:r>
     </w:p>
     <w:tbl>
@@ -151,7 +169,39 @@
                 <w:b w:val="0"/>
                 <w:sz w:val="19"/>
               </w:rPr>
-              <w:t>120分钟（8周版 · 6环节）</w:t>
+              <w:t>120分钟（8周版</w:t>
+            </w:r>
+            <w:r>
+              <w:rPr>
+                <w:rFonts w:ascii="Times New Roman" w:hAnsi="Times New Roman" w:eastAsia="宋体"/>
+                <w:b w:val="0"/>
+                <w:sz w:val="19"/>
+              </w:rPr>
+              <w:t xml:space="preserve"> </w:t>
+            </w:r>
+            <w:r>
+              <w:rPr>
+                <w:rFonts w:ascii="Times New Roman" w:hAnsi="Times New Roman" w:eastAsia="宋体"/>
+                <w:b w:val="0"/>
+                <w:sz w:val="19"/>
+              </w:rPr>
+              <w:t>·</w:t>
+            </w:r>
+            <w:r>
+              <w:rPr>
+                <w:rFonts w:ascii="Times New Roman" w:hAnsi="Times New Roman" w:eastAsia="宋体"/>
+                <w:b w:val="0"/>
+                <w:sz w:val="19"/>
+              </w:rPr>
+              <w:t xml:space="preserve"> </w:t>
+            </w:r>
+            <w:r>
+              <w:rPr>
+                <w:rFonts w:ascii="Times New Roman" w:hAnsi="Times New Roman" w:eastAsia="宋体"/>
+                <w:b w:val="0"/>
+                <w:sz w:val="19"/>
+              </w:rPr>
+              <w:t>6环节）</w:t>
             </w:r>
           </w:p>
         </w:tc>
@@ -298,124 +348,8 @@
           <w:color w:val="1E4620"/>
           <w:sz w:val="27"/>
         </w:rPr>
-        <w:t>🧭 学习提示（本讲可参考的角度）</w:t>
-      </w:r>
-    </w:p>
-    <w:p>
-      <w:pPr>
-        <w:spacing w:before="0" w:after="100" w:line="336" w:lineRule="auto"/>
-        <w:jc w:val="both"/>
-      </w:pPr>
-      <w:r>
-        <w:rPr>
-          <w:rFonts w:ascii="Times New Roman" w:hAnsi="Times New Roman" w:eastAsia="宋体"/>
-          <w:b w:val="0"/>
-          <w:sz w:val="21"/>
-        </w:rPr>
-        <w:t>以下要点取自本周讨论题与共读正文，供课后复习与自习参考：</w:t>
-      </w:r>
-    </w:p>
-    <w:p>
-      <w:pPr>
-        <w:pStyle w:val="ListBullet"/>
-        <w:spacing w:before="0" w:after="60" w:line="336" w:lineRule="auto"/>
-        <w:ind w:left="539" w:hanging="255"/>
-        <w:jc w:val="both"/>
-      </w:pPr>
-      <w:r>
-        <w:rPr>
-          <w:rFonts w:ascii="Times New Roman" w:hAnsi="Times New Roman" w:eastAsia="宋体"/>
-          <w:b w:val="0"/>
-          <w:sz w:val="21"/>
-        </w:rPr>
-        <w:t>心灵发展、提升心的素质的修行实践；对象是心</w:t>
-      </w:r>
-    </w:p>
-    <w:p>
-      <w:pPr>
-        <w:pStyle w:val="ListBullet"/>
-        <w:spacing w:before="0" w:after="60" w:line="336" w:lineRule="auto"/>
-        <w:ind w:left="539" w:hanging="255"/>
-        <w:jc w:val="both"/>
-      </w:pPr>
-      <w:r>
-        <w:rPr>
-          <w:rFonts w:ascii="Times New Roman" w:hAnsi="Times New Roman" w:eastAsia="宋体"/>
-          <w:b w:val="0"/>
-          <w:sz w:val="21"/>
-        </w:rPr>
-        <w:t>目的＝培育心的平静、去除五盖（欲贪·瞋恚·昏沉睡眠·掉举恶作·疑）</w:t>
-      </w:r>
-    </w:p>
-    <w:p>
-      <w:pPr>
-        <w:pStyle w:val="ListBullet"/>
-        <w:spacing w:before="0" w:after="60" w:line="336" w:lineRule="auto"/>
-        <w:ind w:left="539" w:hanging="255"/>
-        <w:jc w:val="both"/>
-      </w:pPr>
-      <w:r>
-        <w:rPr>
-          <w:rFonts w:ascii="Times New Roman" w:hAnsi="Times New Roman" w:eastAsia="宋体"/>
-          <w:b w:val="0"/>
-          <w:sz w:val="21"/>
-        </w:rPr>
-        <w:t>止＝萨马塔（samatha）：令贪等诸障碍法止息，故名止（《辨析道义注》·沙利子尊者）· 目标：宁静·征服烦恼·为观禅提供基础；修「心」＝止</w:t>
-      </w:r>
-    </w:p>
-    <w:p>
-      <w:pPr>
-        <w:pStyle w:val="ListBullet"/>
-        <w:spacing w:before="0" w:after="60" w:line="336" w:lineRule="auto"/>
-        <w:ind w:left="539" w:hanging="255"/>
-        <w:jc w:val="both"/>
-      </w:pPr>
-      <w:r>
-        <w:rPr>
-          <w:rFonts w:ascii="Times New Roman" w:hAnsi="Times New Roman" w:eastAsia="宋体"/>
-          <w:b w:val="0"/>
-          <w:sz w:val="21"/>
-        </w:rPr>
-        <w:t>止观行者（萨马塔亚尼卡）＝证初禅乃至八定，出定后转修观智</w:t>
-      </w:r>
-    </w:p>
-    <w:p>
-      <w:pPr>
-        <w:pStyle w:val="ListBullet"/>
-        <w:spacing w:before="0" w:after="60" w:line="336" w:lineRule="auto"/>
-        <w:ind w:left="539" w:hanging="255"/>
-        <w:jc w:val="both"/>
-      </w:pPr>
-      <w:r>
-        <w:rPr>
-          <w:rFonts w:ascii="Times New Roman" w:hAnsi="Times New Roman" w:eastAsia="宋体"/>
-          <w:b w:val="0"/>
-          <w:sz w:val="21"/>
-        </w:rPr>
-        <w:t>辨析智→六神通→三明（tevijjā）→纯观阿拉汉果→不来·一来·入流果</w:t>
-      </w:r>
-    </w:p>
-    <w:p>
-      <w:pPr>
-        <w:pStyle w:val="ListBullet"/>
-        <w:spacing w:before="0" w:after="60" w:line="336" w:lineRule="auto"/>
-        <w:ind w:left="539" w:hanging="255"/>
-        <w:jc w:val="both"/>
-      </w:pPr>
-      <w:r>
-        <w:rPr>
-          <w:rFonts w:ascii="Times New Roman" w:hAnsi="Times New Roman" w:eastAsia="宋体"/>
-          <w:b w:val="0"/>
-          <w:sz w:val="21"/>
-        </w:rPr>
-        <w:t>正自觉（sammā-sambodhi→佛陀）·独觉（pacceka-bodhi→独觉佛）</w:t>
-      </w:r>
-    </w:p>
-    <w:p>
-      <w:pPr>
-        <w:keepNext/>
-        <w:spacing w:before="280" w:after="80" w:line="300" w:lineRule="auto"/>
-      </w:pPr>
+        <w:t>🧭</w:t>
+      </w:r>
       <w:r>
         <w:rPr>
           <w:rFonts w:ascii="微软雅黑" w:hAnsi="微软雅黑" w:eastAsia="微软雅黑"/>
@@ -423,7 +357,265 @@
           <w:color w:val="1E4620"/>
           <w:sz w:val="27"/>
         </w:rPr>
-        <w:t>🗺 本周知识地图</w:t>
+        <w:t xml:space="preserve"> </w:t>
+      </w:r>
+      <w:r>
+        <w:rPr>
+          <w:rFonts w:ascii="微软雅黑" w:hAnsi="微软雅黑" w:eastAsia="微软雅黑"/>
+          <w:b/>
+          <w:color w:val="1E4620"/>
+          <w:sz w:val="27"/>
+        </w:rPr>
+        <w:t>学习提示（本讲可参考的角度）</w:t>
+      </w:r>
+    </w:p>
+    <w:p>
+      <w:pPr>
+        <w:spacing w:before="0" w:after="100" w:line="336" w:lineRule="auto"/>
+        <w:jc w:val="both"/>
+      </w:pPr>
+      <w:r>
+        <w:rPr>
+          <w:rFonts w:ascii="Times New Roman" w:hAnsi="Times New Roman" w:eastAsia="宋体"/>
+          <w:b w:val="0"/>
+          <w:sz w:val="21"/>
+        </w:rPr>
+        <w:t>以下要点取自本周讨论题与共读正文，供课后复习与自习参考：</w:t>
+      </w:r>
+    </w:p>
+    <w:p>
+      <w:pPr>
+        <w:spacing w:before="0" w:after="60" w:line="336" w:lineRule="auto"/>
+        <w:ind w:left="539" w:hanging="255"/>
+        <w:jc w:val="both"/>
+      </w:pPr>
+      <w:r>
+        <w:rPr>
+          <w:rFonts w:ascii="Times New Roman" w:hAnsi="Times New Roman" w:eastAsia="宋体"/>
+          <w:b w:val="0"/>
+          <w:sz w:val="21"/>
+        </w:rPr>
+        <w:t>•</w:t>
+      </w:r>
+      <w:r>
+        <w:rPr>
+          <w:rFonts w:ascii="Times New Roman" w:hAnsi="Times New Roman" w:eastAsia="宋体"/>
+          <w:b w:val="0"/>
+          <w:sz w:val="21"/>
+        </w:rPr>
+        <w:t xml:space="preserve"> </w:t>
+      </w:r>
+      <w:r>
+        <w:rPr>
+          <w:rFonts w:ascii="Times New Roman" w:hAnsi="Times New Roman" w:eastAsia="宋体"/>
+          <w:b w:val="0"/>
+          <w:sz w:val="21"/>
+        </w:rPr>
+        <w:t>心灵发展、提升心的素质的修行实践；对象是心</w:t>
+      </w:r>
+    </w:p>
+    <w:p>
+      <w:pPr>
+        <w:spacing w:before="0" w:after="60" w:line="336" w:lineRule="auto"/>
+        <w:ind w:left="539" w:hanging="255"/>
+        <w:jc w:val="both"/>
+      </w:pPr>
+      <w:r>
+        <w:rPr>
+          <w:rFonts w:ascii="Times New Roman" w:hAnsi="Times New Roman" w:eastAsia="宋体"/>
+          <w:b w:val="0"/>
+          <w:sz w:val="21"/>
+        </w:rPr>
+        <w:t>•</w:t>
+      </w:r>
+      <w:r>
+        <w:rPr>
+          <w:rFonts w:ascii="Times New Roman" w:hAnsi="Times New Roman" w:eastAsia="宋体"/>
+          <w:b w:val="0"/>
+          <w:sz w:val="21"/>
+        </w:rPr>
+        <w:t xml:space="preserve"> </w:t>
+      </w:r>
+      <w:r>
+        <w:rPr>
+          <w:rFonts w:ascii="Times New Roman" w:hAnsi="Times New Roman" w:eastAsia="宋体"/>
+          <w:b w:val="0"/>
+          <w:sz w:val="21"/>
+        </w:rPr>
+        <w:t>目的＝培育心的平静、去除五盖（欲贪·瞋恚·昏沉睡眠·掉举恶作·疑）</w:t>
+      </w:r>
+    </w:p>
+    <w:p>
+      <w:pPr>
+        <w:spacing w:before="0" w:after="60" w:line="336" w:lineRule="auto"/>
+        <w:ind w:left="539" w:hanging="255"/>
+        <w:jc w:val="both"/>
+      </w:pPr>
+      <w:r>
+        <w:rPr>
+          <w:rFonts w:ascii="Times New Roman" w:hAnsi="Times New Roman" w:eastAsia="宋体"/>
+          <w:b w:val="0"/>
+          <w:sz w:val="21"/>
+        </w:rPr>
+        <w:t>•</w:t>
+      </w:r>
+      <w:r>
+        <w:rPr>
+          <w:rFonts w:ascii="Times New Roman" w:hAnsi="Times New Roman" w:eastAsia="宋体"/>
+          <w:b w:val="0"/>
+          <w:sz w:val="21"/>
+        </w:rPr>
+        <w:t xml:space="preserve"> </w:t>
+      </w:r>
+      <w:r>
+        <w:rPr>
+          <w:rFonts w:ascii="Times New Roman" w:hAnsi="Times New Roman" w:eastAsia="宋体"/>
+          <w:b w:val="0"/>
+          <w:sz w:val="21"/>
+        </w:rPr>
+        <w:t>止＝萨马塔（samatha）：令贪等诸障碍法止息，故名止（《辨析道义注》·沙利子尊者）·</w:t>
+      </w:r>
+      <w:r>
+        <w:rPr>
+          <w:rFonts w:ascii="Times New Roman" w:hAnsi="Times New Roman" w:eastAsia="宋体"/>
+          <w:b w:val="0"/>
+          <w:sz w:val="21"/>
+        </w:rPr>
+        <w:t xml:space="preserve"> </w:t>
+      </w:r>
+      <w:r>
+        <w:rPr>
+          <w:rFonts w:ascii="Times New Roman" w:hAnsi="Times New Roman" w:eastAsia="宋体"/>
+          <w:b w:val="0"/>
+          <w:sz w:val="21"/>
+        </w:rPr>
+        <w:t>目标：宁静·征服烦恼·为观禅提供基础；修「心」＝止</w:t>
+      </w:r>
+    </w:p>
+    <w:p>
+      <w:pPr>
+        <w:spacing w:before="0" w:after="60" w:line="336" w:lineRule="auto"/>
+        <w:ind w:left="539" w:hanging="255"/>
+        <w:jc w:val="both"/>
+      </w:pPr>
+      <w:r>
+        <w:rPr>
+          <w:rFonts w:ascii="Times New Roman" w:hAnsi="Times New Roman" w:eastAsia="宋体"/>
+          <w:b w:val="0"/>
+          <w:sz w:val="21"/>
+        </w:rPr>
+        <w:t>•</w:t>
+      </w:r>
+      <w:r>
+        <w:rPr>
+          <w:rFonts w:ascii="Times New Roman" w:hAnsi="Times New Roman" w:eastAsia="宋体"/>
+          <w:b w:val="0"/>
+          <w:sz w:val="21"/>
+        </w:rPr>
+        <w:t xml:space="preserve"> </w:t>
+      </w:r>
+      <w:r>
+        <w:rPr>
+          <w:rFonts w:ascii="Times New Roman" w:hAnsi="Times New Roman" w:eastAsia="宋体"/>
+          <w:b w:val="0"/>
+          <w:sz w:val="21"/>
+        </w:rPr>
+        <w:t>止观行者（萨马塔亚尼卡）＝证初禅乃至八定，出定后转修观智</w:t>
+      </w:r>
+    </w:p>
+    <w:p>
+      <w:pPr>
+        <w:spacing w:before="0" w:after="60" w:line="336" w:lineRule="auto"/>
+        <w:ind w:left="539" w:hanging="255"/>
+        <w:jc w:val="both"/>
+      </w:pPr>
+      <w:r>
+        <w:rPr>
+          <w:rFonts w:ascii="Times New Roman" w:hAnsi="Times New Roman" w:eastAsia="宋体"/>
+          <w:b w:val="0"/>
+          <w:sz w:val="21"/>
+        </w:rPr>
+        <w:t>•</w:t>
+      </w:r>
+      <w:r>
+        <w:rPr>
+          <w:rFonts w:ascii="Times New Roman" w:hAnsi="Times New Roman" w:eastAsia="宋体"/>
+          <w:b w:val="0"/>
+          <w:sz w:val="21"/>
+        </w:rPr>
+        <w:t xml:space="preserve"> </w:t>
+      </w:r>
+      <w:r>
+        <w:rPr>
+          <w:rFonts w:ascii="Times New Roman" w:hAnsi="Times New Roman" w:eastAsia="宋体" w:cs="Times New Roman"/>
+          <w:b w:val="0"/>
+          <w:sz w:val="21"/>
+        </w:rPr>
+        <w:t>辨析智→六神通→三明（tevijjā）→纯观阿拉汉果→不来·一来·入流果</w:t>
+      </w:r>
+    </w:p>
+    <w:p>
+      <w:pPr>
+        <w:spacing w:before="0" w:after="60" w:line="336" w:lineRule="auto"/>
+        <w:ind w:left="539" w:hanging="255"/>
+        <w:jc w:val="both"/>
+      </w:pPr>
+      <w:r>
+        <w:rPr>
+          <w:rFonts w:ascii="Times New Roman" w:hAnsi="Times New Roman" w:eastAsia="宋体"/>
+          <w:b w:val="0"/>
+          <w:sz w:val="21"/>
+        </w:rPr>
+        <w:t>•</w:t>
+      </w:r>
+      <w:r>
+        <w:rPr>
+          <w:rFonts w:ascii="Times New Roman" w:hAnsi="Times New Roman" w:eastAsia="宋体"/>
+          <w:b w:val="0"/>
+          <w:sz w:val="21"/>
+        </w:rPr>
+        <w:t xml:space="preserve"> </w:t>
+      </w:r>
+      <w:r>
+        <w:rPr>
+          <w:rFonts w:ascii="Times New Roman" w:hAnsi="Times New Roman" w:eastAsia="宋体" w:cs="Times New Roman"/>
+          <w:b w:val="0"/>
+          <w:sz w:val="21"/>
+        </w:rPr>
+        <w:t>正自觉（sammā-sambodhi→佛陀）·独觉（pacceka-bodhi→独觉佛）</w:t>
+      </w:r>
+    </w:p>
+    <w:p>
+      <w:pPr>
+        <w:keepNext/>
+        <w:spacing w:before="280" w:after="80" w:line="300" w:lineRule="auto"/>
+      </w:pPr>
+      <w:r>
+        <w:rPr>
+          <w:rFonts w:ascii="微软雅黑" w:hAnsi="微软雅黑" w:eastAsia="微软雅黑"/>
+          <w:b/>
+          <w:color w:val="1E4620"/>
+          <w:sz w:val="27"/>
+        </w:rPr>
+        <w:t>🗺</w:t>
+      </w:r>
+      <w:r>
+        <w:rPr>
+          <w:rFonts w:ascii="微软雅黑" w:hAnsi="微软雅黑" w:eastAsia="微软雅黑"/>
+          <w:b/>
+          <w:color w:val="1E4620"/>
+          <w:sz w:val="27"/>
+        </w:rPr>
+        <w:t xml:space="preserve"> </w:t>
+      </w:r>
+      <w:r>
+        <w:rPr>
+          <w:rFonts w:ascii="微软雅黑" w:hAnsi="微软雅黑" w:eastAsia="微软雅黑"/>
+          <w:b/>
+          <w:color w:val="1E4620"/>
+          <w:sz w:val="27"/>
+        </w:rPr>
+        <w:t>本周知识地图</w:t>
       </w:r>
     </w:p>
     <w:p>
@@ -439,15 +631,8 @@
           <w:color w:val="1A1A1A"/>
           <w:sz w:val="21"/>
         </w:rPr>
-        <w:t>本周 = 禅修的本质与目标（八周的第一课：先认路，再上路）</w:t>
-      </w:r>
-    </w:p>
-    <w:p>
-      <w:pPr>
-        <w:spacing w:before="0" w:after="40" w:line="312" w:lineRule="auto"/>
-        <w:ind w:left="198" w:right="113"/>
-        <w:jc w:val="left"/>
-      </w:pPr>
+        <w:t>本周</w:t>
+      </w:r>
       <w:r>
         <w:rPr>
           <w:rFonts w:ascii="Times New Roman" w:hAnsi="Times New Roman" w:eastAsia="宋体"/>
@@ -455,6 +640,49 @@
           <w:color w:val="1A1A1A"/>
           <w:sz w:val="21"/>
         </w:rPr>
+        <w:t xml:space="preserve"> </w:t>
+      </w:r>
+      <w:r>
+        <w:rPr>
+          <w:rFonts w:ascii="Times New Roman" w:hAnsi="Times New Roman" w:eastAsia="宋体"/>
+          <w:b/>
+          <w:color w:val="1A1A1A"/>
+          <w:sz w:val="21"/>
+        </w:rPr>
+        <w:t>=</w:t>
+      </w:r>
+      <w:r>
+        <w:rPr>
+          <w:rFonts w:ascii="Times New Roman" w:hAnsi="Times New Roman" w:eastAsia="宋体"/>
+          <w:b/>
+          <w:color w:val="1A1A1A"/>
+          <w:sz w:val="21"/>
+        </w:rPr>
+        <w:t xml:space="preserve"> </w:t>
+      </w:r>
+      <w:r>
+        <w:rPr>
+          <w:rFonts w:ascii="Times New Roman" w:hAnsi="Times New Roman" w:eastAsia="宋体"/>
+          <w:b/>
+          <w:color w:val="1A1A1A"/>
+          <w:sz w:val="21"/>
+        </w:rPr>
+        <w:t>禅修的本质与目标（八周的第一课：先认路，再上路）</w:t>
+      </w:r>
+    </w:p>
+    <w:p>
+      <w:pPr>
+        <w:spacing w:before="0" w:after="40" w:line="312" w:lineRule="auto"/>
+        <w:ind w:left="198" w:right="113"/>
+        <w:jc w:val="left"/>
+      </w:pPr>
+      <w:r>
+        <w:rPr>
+          <w:rFonts w:ascii="Times New Roman" w:hAnsi="Times New Roman" w:eastAsia="宋体" w:cs="Times New Roman"/>
+          <w:b/>
+          <w:color w:val="1A1A1A"/>
+          <w:sz w:val="21"/>
+        </w:rPr>
         <w:t>一、是什么：巴瓦那（bhāvanā）＝发展、培育</w:t>
       </w:r>
     </w:p>
@@ -594,18 +822,34 @@
       </w:pPr>
       <w:r>
         <w:rPr>
+          <w:rFonts w:ascii="Times New Roman" w:hAnsi="Times New Roman" w:eastAsia="宋体" w:cs="Times New Roman"/>
+          <w:b w:val="0"/>
+          <w:color w:val="333333"/>
+          <w:sz w:val="20"/>
+        </w:rPr>
+        <w:t>观＝维巴萨那（vipassanā）：以无常等行相观照名色诸行法（译「内观」不准确）</w:t>
+      </w:r>
+    </w:p>
+    <w:p>
+      <w:pPr>
+        <w:spacing w:before="0" w:after="40" w:line="312" w:lineRule="auto"/>
+        <w:ind w:left="822" w:right="113"/>
+        <w:jc w:val="left"/>
+      </w:pPr>
+      <w:r>
+        <w:rPr>
           <w:rFonts w:ascii="Times New Roman" w:hAnsi="Times New Roman" w:eastAsia="宋体"/>
           <w:b w:val="0"/>
           <w:color w:val="333333"/>
           <w:sz w:val="20"/>
         </w:rPr>
-        <w:t>观＝维巴萨那（vipassanā）：以无常等行相观照名色诸行法（译「内观」不准确）</w:t>
+        <w:t>所观＝无常·苦·无我；目的＝舍断执取、证悟涅槃；修「慧」＝观智（十六观智）</w:t>
       </w:r>
     </w:p>
     <w:p>
       <w:pPr>
         <w:spacing w:before="0" w:after="40" w:line="312" w:lineRule="auto"/>
-        <w:ind w:left="822" w:right="113"/>
+        <w:ind w:left="510" w:right="113"/>
         <w:jc w:val="left"/>
       </w:pPr>
       <w:r>
@@ -615,7 +859,23 @@
           <w:color w:val="333333"/>
           <w:sz w:val="20"/>
         </w:rPr>
-        <w:t>所观＝无常·苦·无我；目的＝舍断执取、证悟涅槃；修「慧」＝观智（十六观智）</w:t>
+        <w:t>止是观的基础（灯在静处才照得清）；阿毗达摩是修观的说明书</w:t>
+      </w:r>
+    </w:p>
+    <w:p>
+      <w:pPr>
+        <w:spacing w:before="0" w:after="40" w:line="312" w:lineRule="auto"/>
+        <w:ind w:left="198" w:right="113"/>
+        <w:jc w:val="left"/>
+      </w:pPr>
+      <w:r>
+        <w:rPr>
+          <w:rFonts w:ascii="Times New Roman" w:hAnsi="Times New Roman" w:eastAsia="宋体"/>
+          <w:b/>
+          <w:color w:val="1A1A1A"/>
+          <w:sz w:val="21"/>
+        </w:rPr>
+        <w:t>四、两条路：止观行者与纯观行者</w:t>
       </w:r>
     </w:p>
     <w:p>
@@ -631,7 +891,39 @@
           <w:color w:val="333333"/>
           <w:sz w:val="20"/>
         </w:rPr>
-        <w:t>止是观的基础（灯在静处才照得清）；阿毗达摩是修观的说明书</w:t>
+        <w:t>止观行者（萨马塔亚尼卡）＝证初禅乃至八定，出定后转修观智</w:t>
+      </w:r>
+    </w:p>
+    <w:p>
+      <w:pPr>
+        <w:spacing w:before="0" w:after="40" w:line="312" w:lineRule="auto"/>
+        <w:ind w:left="510" w:right="113"/>
+        <w:jc w:val="left"/>
+      </w:pPr>
+      <w:r>
+        <w:rPr>
+          <w:rFonts w:ascii="Times New Roman" w:hAnsi="Times New Roman" w:eastAsia="宋体"/>
+          <w:b w:val="0"/>
+          <w:color w:val="333333"/>
+          <w:sz w:val="20"/>
+        </w:rPr>
+        <w:t>纯观行者（干观）＝未证安止禅那，以近行定为基修观</w:t>
+      </w:r>
+    </w:p>
+    <w:p>
+      <w:pPr>
+        <w:spacing w:before="0" w:after="40" w:line="312" w:lineRule="auto"/>
+        <w:ind w:left="510" w:right="113"/>
+        <w:jc w:val="left"/>
+      </w:pPr>
+      <w:r>
+        <w:rPr>
+          <w:rFonts w:ascii="Times New Roman" w:hAnsi="Times New Roman" w:eastAsia="宋体"/>
+          <w:b w:val="0"/>
+          <w:color w:val="333333"/>
+          <w:sz w:val="20"/>
+        </w:rPr>
+        <w:t>前者完全涵盖后者；禅那如战场战士的堡垒，作休息处（《中部·两种寻经》）</w:t>
       </w:r>
     </w:p>
     <w:p>
@@ -647,7 +939,23 @@
           <w:color w:val="1A1A1A"/>
           <w:sz w:val="21"/>
         </w:rPr>
-        <w:t>四、两条路：止观行者与纯观行者</w:t>
+        <w:t>五、时代：正法住世五个千年（《长部义注》）</w:t>
+      </w:r>
+    </w:p>
+    <w:p>
+      <w:pPr>
+        <w:spacing w:before="0" w:after="40" w:line="312" w:lineRule="auto"/>
+        <w:ind w:left="510" w:right="113"/>
+        <w:jc w:val="left"/>
+      </w:pPr>
+      <w:r>
+        <w:rPr>
+          <w:rFonts w:ascii="Times New Roman" w:hAnsi="Times New Roman" w:eastAsia="宋体" w:cs="Times New Roman"/>
+          <w:b w:val="0"/>
+          <w:color w:val="333333"/>
+          <w:sz w:val="20"/>
+        </w:rPr>
+        <w:t>辨析智→六神通→三明（tevijjā）→纯观阿拉汉果→不来·一来·入流果</w:t>
       </w:r>
     </w:p>
     <w:p>
@@ -663,7 +971,55 @@
           <w:color w:val="333333"/>
           <w:sz w:val="20"/>
         </w:rPr>
-        <w:t>止观行者（萨马塔亚尼卡）＝证初禅乃至八定，出定后转修观智</w:t>
+        <w:t>佛灭两千五百多年，正处第三个千年：三明仍可证，法没有过期，是人的条件变了</w:t>
+      </w:r>
+    </w:p>
+    <w:p>
+      <w:pPr>
+        <w:spacing w:before="0" w:after="40" w:line="312" w:lineRule="auto"/>
+        <w:ind w:left="198" w:right="113"/>
+        <w:jc w:val="left"/>
+      </w:pPr>
+      <w:r>
+        <w:rPr>
+          <w:rFonts w:ascii="Times New Roman" w:hAnsi="Times New Roman" w:eastAsia="宋体"/>
+          <w:b/>
+          <w:color w:val="1A1A1A"/>
+          <w:sz w:val="21"/>
+        </w:rPr>
+        <w:t>六、目标与全图：三种菩提·如来禅体系</w:t>
+      </w:r>
+    </w:p>
+    <w:p>
+      <w:pPr>
+        <w:spacing w:before="0" w:after="40" w:line="312" w:lineRule="auto"/>
+        <w:ind w:left="510" w:right="113"/>
+        <w:jc w:val="left"/>
+      </w:pPr>
+      <w:r>
+        <w:rPr>
+          <w:rFonts w:ascii="Times New Roman" w:hAnsi="Times New Roman" w:eastAsia="宋体" w:cs="Times New Roman"/>
+          <w:b w:val="0"/>
+          <w:color w:val="333333"/>
+          <w:sz w:val="20"/>
+        </w:rPr>
+        <w:t>正自觉（sammā-sambodhi→佛陀）·独觉（pacceka-bodhi→独觉佛）</w:t>
+      </w:r>
+    </w:p>
+    <w:p>
+      <w:pPr>
+        <w:spacing w:before="0" w:after="40" w:line="312" w:lineRule="auto"/>
+        <w:ind w:left="510" w:right="113"/>
+        <w:jc w:val="left"/>
+      </w:pPr>
+      <w:r>
+        <w:rPr>
+          <w:rFonts w:ascii="Times New Roman" w:hAnsi="Times New Roman" w:eastAsia="宋体" w:cs="Times New Roman"/>
+          <w:b w:val="0"/>
+          <w:color w:val="333333"/>
+          <w:sz w:val="20"/>
+        </w:rPr>
+        <w:t>弟子（sāvaka-bodhi→圣弟子）：解脱无差异，差异在愿力·巴拉密·时间</w:t>
       </w:r>
     </w:p>
     <w:p>
@@ -679,134 +1035,6 @@
           <w:color w:val="333333"/>
           <w:sz w:val="20"/>
         </w:rPr>
-        <w:t>纯观行者（干观）＝未证安止禅那，以近行定为基修观</w:t>
-      </w:r>
-    </w:p>
-    <w:p>
-      <w:pPr>
-        <w:spacing w:before="0" w:after="40" w:line="312" w:lineRule="auto"/>
-        <w:ind w:left="510" w:right="113"/>
-        <w:jc w:val="left"/>
-      </w:pPr>
-      <w:r>
-        <w:rPr>
-          <w:rFonts w:ascii="Times New Roman" w:hAnsi="Times New Roman" w:eastAsia="宋体"/>
-          <w:b w:val="0"/>
-          <w:color w:val="333333"/>
-          <w:sz w:val="20"/>
-        </w:rPr>
-        <w:t>前者完全涵盖后者；禅那如战场战士的堡垒，作休息处（《中部·两种寻经》）</w:t>
-      </w:r>
-    </w:p>
-    <w:p>
-      <w:pPr>
-        <w:spacing w:before="0" w:after="40" w:line="312" w:lineRule="auto"/>
-        <w:ind w:left="198" w:right="113"/>
-        <w:jc w:val="left"/>
-      </w:pPr>
-      <w:r>
-        <w:rPr>
-          <w:rFonts w:ascii="Times New Roman" w:hAnsi="Times New Roman" w:eastAsia="宋体"/>
-          <w:b/>
-          <w:color w:val="1A1A1A"/>
-          <w:sz w:val="21"/>
-        </w:rPr>
-        <w:t>五、时代：正法住世五个千年（《长部义注》）</w:t>
-      </w:r>
-    </w:p>
-    <w:p>
-      <w:pPr>
-        <w:spacing w:before="0" w:after="40" w:line="312" w:lineRule="auto"/>
-        <w:ind w:left="510" w:right="113"/>
-        <w:jc w:val="left"/>
-      </w:pPr>
-      <w:r>
-        <w:rPr>
-          <w:rFonts w:ascii="Times New Roman" w:hAnsi="Times New Roman" w:eastAsia="宋体"/>
-          <w:b w:val="0"/>
-          <w:color w:val="333333"/>
-          <w:sz w:val="20"/>
-        </w:rPr>
-        <w:t>辨析智→六神通→三明（tevijjā）→纯观阿拉汉果→不来·一来·入流果</w:t>
-      </w:r>
-    </w:p>
-    <w:p>
-      <w:pPr>
-        <w:spacing w:before="0" w:after="40" w:line="312" w:lineRule="auto"/>
-        <w:ind w:left="510" w:right="113"/>
-        <w:jc w:val="left"/>
-      </w:pPr>
-      <w:r>
-        <w:rPr>
-          <w:rFonts w:ascii="Times New Roman" w:hAnsi="Times New Roman" w:eastAsia="宋体"/>
-          <w:b w:val="0"/>
-          <w:color w:val="333333"/>
-          <w:sz w:val="20"/>
-        </w:rPr>
-        <w:t>佛灭两千五百多年，正处第三个千年：三明仍可证，法没有过期，是人的条件变了</w:t>
-      </w:r>
-    </w:p>
-    <w:p>
-      <w:pPr>
-        <w:spacing w:before="0" w:after="40" w:line="312" w:lineRule="auto"/>
-        <w:ind w:left="198" w:right="113"/>
-        <w:jc w:val="left"/>
-      </w:pPr>
-      <w:r>
-        <w:rPr>
-          <w:rFonts w:ascii="Times New Roman" w:hAnsi="Times New Roman" w:eastAsia="宋体"/>
-          <w:b/>
-          <w:color w:val="1A1A1A"/>
-          <w:sz w:val="21"/>
-        </w:rPr>
-        <w:t>六、目标与全图：三种菩提·如来禅体系</w:t>
-      </w:r>
-    </w:p>
-    <w:p>
-      <w:pPr>
-        <w:spacing w:before="0" w:after="40" w:line="312" w:lineRule="auto"/>
-        <w:ind w:left="510" w:right="113"/>
-        <w:jc w:val="left"/>
-      </w:pPr>
-      <w:r>
-        <w:rPr>
-          <w:rFonts w:ascii="Times New Roman" w:hAnsi="Times New Roman" w:eastAsia="宋体"/>
-          <w:b w:val="0"/>
-          <w:color w:val="333333"/>
-          <w:sz w:val="20"/>
-        </w:rPr>
-        <w:t>正自觉（sammā-sambodhi→佛陀）·独觉（pacceka-bodhi→独觉佛）</w:t>
-      </w:r>
-    </w:p>
-    <w:p>
-      <w:pPr>
-        <w:spacing w:before="0" w:after="40" w:line="312" w:lineRule="auto"/>
-        <w:ind w:left="510" w:right="113"/>
-        <w:jc w:val="left"/>
-      </w:pPr>
-      <w:r>
-        <w:rPr>
-          <w:rFonts w:ascii="Times New Roman" w:hAnsi="Times New Roman" w:eastAsia="宋体"/>
-          <w:b w:val="0"/>
-          <w:color w:val="333333"/>
-          <w:sz w:val="20"/>
-        </w:rPr>
-        <w:t>弟子（sāvaka-bodhi→圣弟子）：解脱无差异，差异在愿力·巴拉密·时间</w:t>
-      </w:r>
-    </w:p>
-    <w:p>
-      <w:pPr>
-        <w:spacing w:before="0" w:after="40" w:line="312" w:lineRule="auto"/>
-        <w:ind w:left="510" w:right="113"/>
-        <w:jc w:val="left"/>
-      </w:pPr>
-      <w:r>
-        <w:rPr>
-          <w:rFonts w:ascii="Times New Roman" w:hAnsi="Times New Roman" w:eastAsia="宋体"/>
-          <w:b w:val="0"/>
-          <w:color w:val="333333"/>
-          <w:sz w:val="20"/>
-        </w:rPr>
         <w:t>如来禅＝佛陀教导、辗转传来无增减的禅法：三学＋七清净（后五展开为十六观智）</w:t>
       </w:r>
     </w:p>
@@ -821,47 +1049,62 @@
           <w:b/>
           <w:sz w:val="21"/>
         </w:rPr>
-        <w:t>本周要点（7 条）</w:t>
-      </w:r>
-    </w:p>
-    <w:p>
-      <w:pPr>
-        <w:pStyle w:val="ListNumber"/>
-        <w:spacing w:before="0" w:after="60" w:line="336" w:lineRule="auto"/>
-        <w:ind w:left="539" w:hanging="255"/>
-        <w:jc w:val="both"/>
-      </w:pPr>
+        <w:t>本周要点（7</w:t>
+      </w:r>
       <w:r>
         <w:rPr>
           <w:rFonts w:ascii="Times New Roman" w:hAnsi="Times New Roman" w:eastAsia="宋体"/>
           <w:b/>
           <w:sz w:val="21"/>
         </w:rPr>
-        <w:t>禅修＝巴瓦那，培育心的素质</w:t>
-      </w:r>
+        <w:t xml:space="preserve"> </w:t>
+      </w:r>
+      <w:r>
+        <w:rPr>
+          <w:rFonts w:ascii="Times New Roman" w:hAnsi="Times New Roman" w:eastAsia="宋体"/>
+          <w:b/>
+          <w:sz w:val="21"/>
+        </w:rPr>
+        <w:t>条）</w:t>
+      </w:r>
+    </w:p>
+    <w:p>
+      <w:pPr>
+        <w:spacing w:before="0" w:after="60" w:line="336" w:lineRule="auto"/>
+        <w:ind w:left="539" w:hanging="283"/>
+        <w:jc w:val="both"/>
+      </w:pPr>
       <w:r>
         <w:rPr>
           <w:rFonts w:ascii="Times New Roman" w:hAnsi="Times New Roman" w:eastAsia="宋体"/>
           <w:b w:val="0"/>
           <w:sz w:val="21"/>
         </w:rPr>
-        <w:t>——bhāvanā 意为发展、培育；对象是心，可重复累积，不是放空。</w:t>
-      </w:r>
-    </w:p>
-    <w:p>
-      <w:pPr>
-        <w:pStyle w:val="ListNumber"/>
-        <w:spacing w:before="0" w:after="60" w:line="336" w:lineRule="auto"/>
-        <w:ind w:left="539" w:hanging="255"/>
-        <w:jc w:val="both"/>
-      </w:pPr>
+        <w:t>1.</w:t>
+      </w:r>
+      <w:r>
+        <w:rPr>
+          <w:rFonts w:ascii="Times New Roman" w:hAnsi="Times New Roman" w:eastAsia="宋体"/>
+          <w:b w:val="0"/>
+          <w:sz w:val="21"/>
+        </w:rPr>
+        <w:t xml:space="preserve"> </w:t>
+      </w:r>
       <w:r>
         <w:rPr>
           <w:rFonts w:ascii="Times New Roman" w:hAnsi="Times New Roman" w:eastAsia="宋体"/>
           <w:b/>
           <w:sz w:val="21"/>
         </w:rPr>
-        <w:t>目的＝平静与去五盖</w:t>
+        <w:t>禅修＝巴瓦那，培育心的素质</w:t>
+      </w:r>
+      <w:r>
+        <w:rPr>
+          <w:rFonts w:ascii="Times New Roman" w:hAnsi="Times New Roman" w:eastAsia="宋体" w:cs="Times New Roman"/>
+          <w:b w:val="0"/>
+          <w:sz w:val="21"/>
+        </w:rPr>
+        <w:t>——bhāvanā</w:t>
       </w:r>
       <w:r>
         <w:rPr>
@@ -869,23 +1112,46 @@
           <w:b w:val="0"/>
           <w:sz w:val="21"/>
         </w:rPr>
-        <w:t>——五盖即欲贪、瞋恚、昏沉睡眠、掉举恶作、疑；心被盖住就看不清、使不上力。</w:t>
+        <w:t xml:space="preserve"> </w:t>
+      </w:r>
+      <w:r>
+        <w:rPr>
+          <w:rFonts w:ascii="Times New Roman" w:hAnsi="Times New Roman" w:eastAsia="宋体"/>
+          <w:b w:val="0"/>
+          <w:sz w:val="21"/>
+        </w:rPr>
+        <w:t>意为发展、培育；对象是心，可重复累积，不是放空。</w:t>
       </w:r>
     </w:p>
     <w:p>
       <w:pPr>
-        <w:pStyle w:val="ListNumber"/>
         <w:spacing w:before="0" w:after="60" w:line="336" w:lineRule="auto"/>
-        <w:ind w:left="539" w:hanging="255"/>
+        <w:ind w:left="539" w:hanging="283"/>
         <w:jc w:val="both"/>
       </w:pPr>
+      <w:r>
+        <w:rPr>
+          <w:rFonts w:ascii="Times New Roman" w:hAnsi="Times New Roman" w:eastAsia="宋体"/>
+          <w:b w:val="0"/>
+          <w:sz w:val="21"/>
+        </w:rPr>
+        <w:t>2.</w:t>
+      </w:r>
+      <w:r>
+        <w:rPr>
+          <w:rFonts w:ascii="Times New Roman" w:hAnsi="Times New Roman" w:eastAsia="宋体"/>
+          <w:b w:val="0"/>
+          <w:sz w:val="21"/>
+        </w:rPr>
+        <w:t xml:space="preserve"> </w:t>
+      </w:r>
       <w:r>
         <w:rPr>
           <w:rFonts w:ascii="Times New Roman" w:hAnsi="Times New Roman" w:eastAsia="宋体"/>
           <w:b/>
           <w:sz w:val="21"/>
         </w:rPr>
-        <w:t>不为结果，结果是自然的呈现</w:t>
+        <w:t>目的＝平静与去五盖</w:t>
       </w:r>
       <w:r>
         <w:rPr>
@@ -893,23 +1159,38 @@
           <w:b w:val="0"/>
           <w:sz w:val="21"/>
         </w:rPr>
-        <w:t>——追结果的急、加力、紧绷，正是许多「禅病」的来路。</w:t>
+        <w:t>——五盖即欲贪、瞋恚、昏沉睡眠、掉举恶作、疑；心被盖住就看不清、使不上力。</w:t>
       </w:r>
     </w:p>
     <w:p>
       <w:pPr>
-        <w:pStyle w:val="ListNumber"/>
         <w:spacing w:before="0" w:after="60" w:line="336" w:lineRule="auto"/>
-        <w:ind w:left="539" w:hanging="255"/>
+        <w:ind w:left="539" w:hanging="283"/>
         <w:jc w:val="both"/>
       </w:pPr>
+      <w:r>
+        <w:rPr>
+          <w:rFonts w:ascii="Times New Roman" w:hAnsi="Times New Roman" w:eastAsia="宋体"/>
+          <w:b w:val="0"/>
+          <w:sz w:val="21"/>
+        </w:rPr>
+        <w:t>3.</w:t>
+      </w:r>
+      <w:r>
+        <w:rPr>
+          <w:rFonts w:ascii="Times New Roman" w:hAnsi="Times New Roman" w:eastAsia="宋体"/>
+          <w:b w:val="0"/>
+          <w:sz w:val="21"/>
+        </w:rPr>
+        <w:t xml:space="preserve"> </w:t>
+      </w:r>
       <w:r>
         <w:rPr>
           <w:rFonts w:ascii="Times New Roman" w:hAnsi="Times New Roman" w:eastAsia="宋体"/>
           <w:b/>
           <w:sz w:val="21"/>
         </w:rPr>
-        <w:t>止＝萨马塔</w:t>
+        <w:t>不为结果，结果是自然的呈现</w:t>
       </w:r>
       <w:r>
         <w:rPr>
@@ -917,23 +1198,38 @@
           <w:b w:val="0"/>
           <w:sz w:val="21"/>
         </w:rPr>
-        <w:t>——令欲贪等诸障碍法止息、消失，故名止；目标是为观禅提供基础。</w:t>
+        <w:t>——追结果的急、加力、紧绷，正是许多「禅病」的来路。</w:t>
       </w:r>
     </w:p>
     <w:p>
       <w:pPr>
-        <w:pStyle w:val="ListNumber"/>
         <w:spacing w:before="0" w:after="60" w:line="336" w:lineRule="auto"/>
-        <w:ind w:left="539" w:hanging="255"/>
+        <w:ind w:left="539" w:hanging="283"/>
         <w:jc w:val="both"/>
       </w:pPr>
+      <w:r>
+        <w:rPr>
+          <w:rFonts w:ascii="Times New Roman" w:hAnsi="Times New Roman" w:eastAsia="宋体"/>
+          <w:b w:val="0"/>
+          <w:sz w:val="21"/>
+        </w:rPr>
+        <w:t>4.</w:t>
+      </w:r>
+      <w:r>
+        <w:rPr>
+          <w:rFonts w:ascii="Times New Roman" w:hAnsi="Times New Roman" w:eastAsia="宋体"/>
+          <w:b w:val="0"/>
+          <w:sz w:val="21"/>
+        </w:rPr>
+        <w:t xml:space="preserve"> </w:t>
+      </w:r>
       <w:r>
         <w:rPr>
           <w:rFonts w:ascii="Times New Roman" w:hAnsi="Times New Roman" w:eastAsia="宋体"/>
           <w:b/>
           <w:sz w:val="21"/>
         </w:rPr>
-        <w:t>观＝维巴萨那</w:t>
+        <w:t>止＝萨马塔</w:t>
       </w:r>
       <w:r>
         <w:rPr>
@@ -941,23 +1237,38 @@
           <w:b w:val="0"/>
           <w:sz w:val="21"/>
         </w:rPr>
-        <w:t>——以无常·苦·无我观照名色诸行法，舍断对五蕴的执取；阿毗达摩是修观的说明书。</w:t>
+        <w:t>——令欲贪等诸障碍法止息、消失，故名止；目标是为观禅提供基础。</w:t>
       </w:r>
     </w:p>
     <w:p>
       <w:pPr>
-        <w:pStyle w:val="ListNumber"/>
         <w:spacing w:before="0" w:after="60" w:line="336" w:lineRule="auto"/>
-        <w:ind w:left="539" w:hanging="255"/>
+        <w:ind w:left="539" w:hanging="283"/>
         <w:jc w:val="both"/>
       </w:pPr>
+      <w:r>
+        <w:rPr>
+          <w:rFonts w:ascii="Times New Roman" w:hAnsi="Times New Roman" w:eastAsia="宋体"/>
+          <w:b w:val="0"/>
+          <w:sz w:val="21"/>
+        </w:rPr>
+        <w:t>5.</w:t>
+      </w:r>
+      <w:r>
+        <w:rPr>
+          <w:rFonts w:ascii="Times New Roman" w:hAnsi="Times New Roman" w:eastAsia="宋体"/>
+          <w:b w:val="0"/>
+          <w:sz w:val="21"/>
+        </w:rPr>
+        <w:t xml:space="preserve"> </w:t>
+      </w:r>
       <w:r>
         <w:rPr>
           <w:rFonts w:ascii="Times New Roman" w:hAnsi="Times New Roman" w:eastAsia="宋体"/>
           <w:b/>
           <w:sz w:val="21"/>
         </w:rPr>
-        <w:t>两条路都通</w:t>
+        <w:t>观＝维巴萨那</w:t>
       </w:r>
       <w:r>
         <w:rPr>
@@ -965,23 +1276,38 @@
           <w:b w:val="0"/>
           <w:sz w:val="21"/>
         </w:rPr>
-        <w:t>——止观行者的路完全涵盖纯观行者；禅那如堡垒，是休息处。</w:t>
+        <w:t>——以无常·苦·无我观照名色诸行法，舍断对五蕴的执取；阿毗达摩是修观的说明书。</w:t>
       </w:r>
     </w:p>
     <w:p>
       <w:pPr>
-        <w:pStyle w:val="ListNumber"/>
         <w:spacing w:before="0" w:after="60" w:line="336" w:lineRule="auto"/>
-        <w:ind w:left="539" w:hanging="255"/>
+        <w:ind w:left="539" w:hanging="283"/>
         <w:jc w:val="both"/>
       </w:pPr>
+      <w:r>
+        <w:rPr>
+          <w:rFonts w:ascii="Times New Roman" w:hAnsi="Times New Roman" w:eastAsia="宋体"/>
+          <w:b w:val="0"/>
+          <w:sz w:val="21"/>
+        </w:rPr>
+        <w:t>6.</w:t>
+      </w:r>
+      <w:r>
+        <w:rPr>
+          <w:rFonts w:ascii="Times New Roman" w:hAnsi="Times New Roman" w:eastAsia="宋体"/>
+          <w:b w:val="0"/>
+          <w:sz w:val="21"/>
+        </w:rPr>
+        <w:t xml:space="preserve"> </w:t>
+      </w:r>
       <w:r>
         <w:rPr>
           <w:rFonts w:ascii="Times New Roman" w:hAnsi="Times New Roman" w:eastAsia="宋体"/>
           <w:b/>
           <w:sz w:val="21"/>
         </w:rPr>
-        <w:t>正法还在、目标清楚、地图在手</w:t>
+        <w:t>两条路都通</w:t>
       </w:r>
       <w:r>
         <w:rPr>
@@ -989,12 +1315,13 @@
           <w:b w:val="0"/>
           <w:sz w:val="21"/>
         </w:rPr>
-        <w:t>——五个千年里仍能证果；三种菩提解脱无差异；体系即三学·七清净·十六观智。</w:t>
+        <w:t>——止观行者的路完全涵盖纯观行者；禅那如堡垒，是休息处。</w:t>
       </w:r>
     </w:p>
     <w:p>
       <w:pPr>
-        <w:spacing w:before="0" w:after="100" w:line="336" w:lineRule="auto"/>
+        <w:spacing w:before="0" w:after="60" w:line="336" w:lineRule="auto"/>
+        <w:ind w:left="539" w:hanging="283"/>
         <w:jc w:val="both"/>
       </w:pPr>
       <w:r>
@@ -1003,7 +1330,173 @@
           <w:b w:val="0"/>
           <w:sz w:val="21"/>
         </w:rPr>
-        <w:t>📌 来源：知识框架与要点/读书会01_禅修入门与基础_知识框架与要点.md → 「二、8周版 · W1　禅修的本质与目标与如来禅修学体系」（脚本：全部取自 ima 知识库「古源尊者开示及上座部佛教资料」）</w:t>
+        <w:t>7.</w:t>
+      </w:r>
+      <w:r>
+        <w:rPr>
+          <w:rFonts w:ascii="Times New Roman" w:hAnsi="Times New Roman" w:eastAsia="宋体"/>
+          <w:b w:val="0"/>
+          <w:sz w:val="21"/>
+        </w:rPr>
+        <w:t xml:space="preserve"> </w:t>
+      </w:r>
+      <w:r>
+        <w:rPr>
+          <w:rFonts w:ascii="Times New Roman" w:hAnsi="Times New Roman" w:eastAsia="宋体"/>
+          <w:b/>
+          <w:sz w:val="21"/>
+        </w:rPr>
+        <w:t>正法还在、目标清楚、地图在手</w:t>
+      </w:r>
+      <w:r>
+        <w:rPr>
+          <w:rFonts w:ascii="Times New Roman" w:hAnsi="Times New Roman" w:eastAsia="宋体"/>
+          <w:b w:val="0"/>
+          <w:sz w:val="21"/>
+        </w:rPr>
+        <w:t>——五个千年里仍能证果；三种菩提解脱无差异；体系即三学·七清净·十六观智。</w:t>
+      </w:r>
+    </w:p>
+    <w:p>
+      <w:pPr>
+        <w:spacing w:before="0" w:after="100" w:line="336" w:lineRule="auto"/>
+        <w:jc w:val="both"/>
+      </w:pPr>
+      <w:r>
+        <w:rPr>
+          <w:rFonts w:ascii="Times New Roman" w:hAnsi="Times New Roman" w:eastAsia="宋体"/>
+          <w:b w:val="0"/>
+          <w:sz w:val="21"/>
+        </w:rPr>
+        <w:t>📌</w:t>
+      </w:r>
+      <w:r>
+        <w:rPr>
+          <w:rFonts w:ascii="Times New Roman" w:hAnsi="Times New Roman" w:eastAsia="宋体"/>
+          <w:b w:val="0"/>
+          <w:sz w:val="21"/>
+        </w:rPr>
+        <w:t xml:space="preserve"> </w:t>
+      </w:r>
+      <w:r>
+        <w:rPr>
+          <w:rFonts w:ascii="Times New Roman" w:hAnsi="Times New Roman" w:eastAsia="宋体"/>
+          <w:b w:val="0"/>
+          <w:sz w:val="21"/>
+        </w:rPr>
+        <w:t>来源：知识框架与要点/读书会01_禅修入门与基础_知识框架与要点.md</w:t>
+      </w:r>
+      <w:r>
+        <w:rPr>
+          <w:rFonts w:ascii="Times New Roman" w:hAnsi="Times New Roman" w:eastAsia="宋体"/>
+          <w:b w:val="0"/>
+          <w:sz w:val="21"/>
+        </w:rPr>
+        <w:t xml:space="preserve"> </w:t>
+      </w:r>
+      <w:r>
+        <w:rPr>
+          <w:rFonts w:ascii="Times New Roman" w:hAnsi="Times New Roman" w:eastAsia="宋体"/>
+          <w:b w:val="0"/>
+          <w:sz w:val="21"/>
+        </w:rPr>
+        <w:t>→</w:t>
+      </w:r>
+      <w:r>
+        <w:rPr>
+          <w:rFonts w:ascii="Times New Roman" w:hAnsi="Times New Roman" w:eastAsia="宋体"/>
+          <w:b w:val="0"/>
+          <w:sz w:val="21"/>
+        </w:rPr>
+        <w:t xml:space="preserve"> </w:t>
+      </w:r>
+      <w:r>
+        <w:rPr>
+          <w:rFonts w:ascii="Times New Roman" w:hAnsi="Times New Roman" w:eastAsia="宋体"/>
+          <w:b w:val="0"/>
+          <w:sz w:val="21"/>
+        </w:rPr>
+        <w:t>「二、8周版</w:t>
+      </w:r>
+      <w:r>
+        <w:rPr>
+          <w:rFonts w:ascii="Times New Roman" w:hAnsi="Times New Roman" w:eastAsia="宋体"/>
+          <w:b w:val="0"/>
+          <w:sz w:val="21"/>
+        </w:rPr>
+        <w:t xml:space="preserve"> </w:t>
+      </w:r>
+      <w:r>
+        <w:rPr>
+          <w:rFonts w:ascii="Times New Roman" w:hAnsi="Times New Roman" w:eastAsia="宋体"/>
+          <w:b w:val="0"/>
+          <w:sz w:val="21"/>
+        </w:rPr>
+        <w:t>·</w:t>
+      </w:r>
+      <w:r>
+        <w:rPr>
+          <w:rFonts w:ascii="Times New Roman" w:hAnsi="Times New Roman" w:eastAsia="宋体"/>
+          <w:b w:val="0"/>
+          <w:sz w:val="21"/>
+        </w:rPr>
+        <w:t xml:space="preserve"> </w:t>
+      </w:r>
+      <w:r>
+        <w:rPr>
+          <w:rFonts w:ascii="Times New Roman" w:hAnsi="Times New Roman" w:eastAsia="宋体"/>
+          <w:b w:val="0"/>
+          <w:sz w:val="21"/>
+        </w:rPr>
+        <w:t>W1</w:t>
+      </w:r>
+      <w:r>
+        <w:rPr>
+          <w:rFonts w:ascii="Times New Roman" w:hAnsi="Times New Roman" w:eastAsia="宋体"/>
+          <w:b w:val="0"/>
+          <w:sz w:val="21"/>
+        </w:rPr>
+        <w:t xml:space="preserve">　</w:t>
+      </w:r>
+      <w:r>
+        <w:rPr>
+          <w:rFonts w:ascii="Times New Roman" w:hAnsi="Times New Roman" w:eastAsia="宋体"/>
+          <w:b w:val="0"/>
+          <w:sz w:val="21"/>
+        </w:rPr>
+        <w:t>禅修的本质与目标与如来禅修学体系」（脚本：全部取自</w:t>
+      </w:r>
+      <w:r>
+        <w:rPr>
+          <w:rFonts w:ascii="Times New Roman" w:hAnsi="Times New Roman" w:eastAsia="宋体"/>
+          <w:b w:val="0"/>
+          <w:sz w:val="21"/>
+        </w:rPr>
+        <w:t xml:space="preserve"> </w:t>
+      </w:r>
+      <w:r>
+        <w:rPr>
+          <w:rFonts w:ascii="Times New Roman" w:hAnsi="Times New Roman" w:eastAsia="宋体"/>
+          <w:b w:val="0"/>
+          <w:sz w:val="21"/>
+        </w:rPr>
+        <w:t>ima</w:t>
+      </w:r>
+      <w:r>
+        <w:rPr>
+          <w:rFonts w:ascii="Times New Roman" w:hAnsi="Times New Roman" w:eastAsia="宋体"/>
+          <w:b w:val="0"/>
+          <w:sz w:val="21"/>
+        </w:rPr>
+        <w:t xml:space="preserve"> </w:t>
+      </w:r>
+      <w:r>
+        <w:rPr>
+          <w:rFonts w:ascii="Times New Roman" w:hAnsi="Times New Roman" w:eastAsia="宋体"/>
+          <w:b w:val="0"/>
+          <w:sz w:val="21"/>
+        </w:rPr>
+        <w:t>知识库「古源尊者开示及上座部佛教资料」）</w:t>
       </w:r>
     </w:p>
     <w:p>
@@ -1018,7 +1511,25 @@
           <w:color w:val="1E4620"/>
           <w:sz w:val="27"/>
         </w:rPr>
-        <w:t>🧘 静心开场</w:t>
+        <w:t>🧘</w:t>
+      </w:r>
+      <w:r>
+        <w:rPr>
+          <w:rFonts w:ascii="微软雅黑" w:hAnsi="微软雅黑" w:eastAsia="微软雅黑"/>
+          <w:b/>
+          <w:color w:val="1E4620"/>
+          <w:sz w:val="27"/>
+        </w:rPr>
+        <w:t xml:space="preserve"> </w:t>
+      </w:r>
+      <w:r>
+        <w:rPr>
+          <w:rFonts w:ascii="微软雅黑" w:hAnsi="微软雅黑" w:eastAsia="微软雅黑"/>
+          <w:b/>
+          <w:color w:val="1E4620"/>
+          <w:sz w:val="27"/>
+        </w:rPr>
+        <w:t>静心开场</w:t>
       </w:r>
     </w:p>
     <w:p>
@@ -1118,7 +1629,43 @@
           <w:color w:val="222222"/>
           <w:sz w:val="20"/>
         </w:rPr>
-        <w:t>（停 30 秒）</w:t>
+        <w:t>（停</w:t>
+      </w:r>
+      <w:r>
+        <w:rPr>
+          <w:rFonts w:ascii="Times New Roman" w:hAnsi="Times New Roman" w:eastAsia="宋体"/>
+          <w:b w:val="0"/>
+          <w:color w:val="222222"/>
+          <w:sz w:val="20"/>
+        </w:rPr>
+        <w:t xml:space="preserve"> </w:t>
+      </w:r>
+      <w:r>
+        <w:rPr>
+          <w:rFonts w:ascii="Times New Roman" w:hAnsi="Times New Roman" w:eastAsia="宋体"/>
+          <w:b w:val="0"/>
+          <w:color w:val="222222"/>
+          <w:sz w:val="20"/>
+        </w:rPr>
+        <w:t>30</w:t>
+      </w:r>
+      <w:r>
+        <w:rPr>
+          <w:rFonts w:ascii="Times New Roman" w:hAnsi="Times New Roman" w:eastAsia="宋体"/>
+          <w:b w:val="0"/>
+          <w:color w:val="222222"/>
+          <w:sz w:val="20"/>
+        </w:rPr>
+        <w:t xml:space="preserve"> </w:t>
+      </w:r>
+      <w:r>
+        <w:rPr>
+          <w:rFonts w:ascii="Times New Roman" w:hAnsi="Times New Roman" w:eastAsia="宋体"/>
+          <w:b w:val="0"/>
+          <w:color w:val="222222"/>
+          <w:sz w:val="20"/>
+        </w:rPr>
+        <w:t>秒）</w:t>
       </w:r>
     </w:p>
     <w:p>
@@ -1158,7 +1705,43 @@
           <w:color w:val="222222"/>
           <w:sz w:val="20"/>
         </w:rPr>
-        <w:t>（停 30 秒）</w:t>
+        <w:t>（停</w:t>
+      </w:r>
+      <w:r>
+        <w:rPr>
+          <w:rFonts w:ascii="Times New Roman" w:hAnsi="Times New Roman" w:eastAsia="宋体"/>
+          <w:b w:val="0"/>
+          <w:color w:val="222222"/>
+          <w:sz w:val="20"/>
+        </w:rPr>
+        <w:t xml:space="preserve"> </w:t>
+      </w:r>
+      <w:r>
+        <w:rPr>
+          <w:rFonts w:ascii="Times New Roman" w:hAnsi="Times New Roman" w:eastAsia="宋体"/>
+          <w:b w:val="0"/>
+          <w:color w:val="222222"/>
+          <w:sz w:val="20"/>
+        </w:rPr>
+        <w:t>30</w:t>
+      </w:r>
+      <w:r>
+        <w:rPr>
+          <w:rFonts w:ascii="Times New Roman" w:hAnsi="Times New Roman" w:eastAsia="宋体"/>
+          <w:b w:val="0"/>
+          <w:color w:val="222222"/>
+          <w:sz w:val="20"/>
+        </w:rPr>
+        <w:t xml:space="preserve"> </w:t>
+      </w:r>
+      <w:r>
+        <w:rPr>
+          <w:rFonts w:ascii="Times New Roman" w:hAnsi="Times New Roman" w:eastAsia="宋体"/>
+          <w:b w:val="0"/>
+          <w:color w:val="222222"/>
+          <w:sz w:val="20"/>
+        </w:rPr>
+        <w:t>秒）</w:t>
       </w:r>
     </w:p>
     <w:p>
@@ -1198,7 +1781,43 @@
           <w:color w:val="222222"/>
           <w:sz w:val="20"/>
         </w:rPr>
-        <w:t>（静默静坐约 3 分钟。结束前轻声提醒：）请慢慢把注意力带回这个房间，动一动手指、脚趾，轻轻转动颈部。当你准备好时，睁开眼睛。</w:t>
+        <w:t>（静默静坐约</w:t>
+      </w:r>
+      <w:r>
+        <w:rPr>
+          <w:rFonts w:ascii="Times New Roman" w:hAnsi="Times New Roman" w:eastAsia="宋体"/>
+          <w:b w:val="0"/>
+          <w:color w:val="222222"/>
+          <w:sz w:val="20"/>
+        </w:rPr>
+        <w:t xml:space="preserve"> </w:t>
+      </w:r>
+      <w:r>
+        <w:rPr>
+          <w:rFonts w:ascii="Times New Roman" w:hAnsi="Times New Roman" w:eastAsia="宋体"/>
+          <w:b w:val="0"/>
+          <w:color w:val="222222"/>
+          <w:sz w:val="20"/>
+        </w:rPr>
+        <w:t>3</w:t>
+      </w:r>
+      <w:r>
+        <w:rPr>
+          <w:rFonts w:ascii="Times New Roman" w:hAnsi="Times New Roman" w:eastAsia="宋体"/>
+          <w:b w:val="0"/>
+          <w:color w:val="222222"/>
+          <w:sz w:val="20"/>
+        </w:rPr>
+        <w:t xml:space="preserve"> </w:t>
+      </w:r>
+      <w:r>
+        <w:rPr>
+          <w:rFonts w:ascii="Times New Roman" w:hAnsi="Times New Roman" w:eastAsia="宋体"/>
+          <w:b w:val="0"/>
+          <w:color w:val="222222"/>
+          <w:sz w:val="20"/>
+        </w:rPr>
+        <w:t>分钟。结束前轻声提醒：）请慢慢把注意力带回这个房间，动一动手指、脚趾，轻轻转动颈部。当你准备好时，睁开眼睛。</w:t>
       </w:r>
     </w:p>
     <w:p>
@@ -1218,7 +1837,16 @@
           <w:color w:val="222222"/>
           <w:sz w:val="20"/>
         </w:rPr>
-        <w:t xml:space="preserve">💬 </w:t>
+        <w:t>💬</w:t>
+      </w:r>
+      <w:r>
+        <w:rPr>
+          <w:rFonts w:ascii="Times New Roman" w:hAnsi="Times New Roman" w:eastAsia="宋体"/>
+          <w:b w:val="0"/>
+          <w:color w:val="222222"/>
+          <w:sz w:val="20"/>
+        </w:rPr>
+        <w:t xml:space="preserve"> </w:t>
       </w:r>
       <w:r>
         <w:rPr>
@@ -1256,7 +1884,16 @@
           <w:color w:val="222222"/>
           <w:sz w:val="20"/>
         </w:rPr>
-        <w:t xml:space="preserve">🛡️ </w:t>
+        <w:t>🛡️</w:t>
+      </w:r>
+      <w:r>
+        <w:rPr>
+          <w:rFonts w:ascii="Times New Roman" w:hAnsi="Times New Roman" w:eastAsia="宋体"/>
+          <w:b w:val="0"/>
+          <w:color w:val="222222"/>
+          <w:sz w:val="20"/>
+        </w:rPr>
+        <w:t xml:space="preserve"> </w:t>
       </w:r>
       <w:r>
         <w:rPr>
@@ -1274,7 +1911,16 @@
           <w:color w:val="222222"/>
           <w:sz w:val="20"/>
         </w:rPr>
-        <w:t xml:space="preserve">（每次开场在心里过一遍）：① </w:t>
+        <w:t>（每次开场在心里过一遍）：①</w:t>
+      </w:r>
+      <w:r>
+        <w:rPr>
+          <w:rFonts w:ascii="Times New Roman" w:hAnsi="Times New Roman" w:eastAsia="宋体"/>
+          <w:b w:val="0"/>
+          <w:color w:val="222222"/>
+          <w:sz w:val="20"/>
+        </w:rPr>
+        <w:t xml:space="preserve"> </w:t>
       </w:r>
       <w:r>
         <w:rPr>
@@ -1292,7 +1938,16 @@
           <w:color w:val="222222"/>
           <w:sz w:val="20"/>
         </w:rPr>
-        <w:t xml:space="preserve">——这里说的话不出这间屋子；② </w:t>
+        <w:t>——这里说的话不出这间屋子；②</w:t>
+      </w:r>
+      <w:r>
+        <w:rPr>
+          <w:rFonts w:ascii="Times New Roman" w:hAnsi="Times New Roman" w:eastAsia="宋体"/>
+          <w:b w:val="0"/>
+          <w:color w:val="222222"/>
+          <w:sz w:val="20"/>
+        </w:rPr>
+        <w:t xml:space="preserve"> </w:t>
       </w:r>
       <w:r>
         <w:rPr>
@@ -1310,7 +1965,16 @@
           <w:color w:val="222222"/>
           <w:sz w:val="20"/>
         </w:rPr>
-        <w:t xml:space="preserve">——不评价任何人的分享，也不急着评价自己；③ </w:t>
+        <w:t>——不评价任何人的分享，也不急着评价自己；③</w:t>
+      </w:r>
+      <w:r>
+        <w:rPr>
+          <w:rFonts w:ascii="Times New Roman" w:hAnsi="Times New Roman" w:eastAsia="宋体"/>
+          <w:b w:val="0"/>
+          <w:color w:val="222222"/>
+          <w:sz w:val="20"/>
+        </w:rPr>
+        <w:t xml:space="preserve"> </w:t>
       </w:r>
       <w:r>
         <w:rPr>
@@ -1343,7 +2007,25 @@
           <w:color w:val="1E4620"/>
           <w:sz w:val="27"/>
         </w:rPr>
-        <w:t>📖 共读原文</w:t>
+        <w:t>📖</w:t>
+      </w:r>
+      <w:r>
+        <w:rPr>
+          <w:rFonts w:ascii="微软雅黑" w:hAnsi="微软雅黑" w:eastAsia="微软雅黑"/>
+          <w:b/>
+          <w:color w:val="1E4620"/>
+          <w:sz w:val="27"/>
+        </w:rPr>
+        <w:t xml:space="preserve"> </w:t>
+      </w:r>
+      <w:r>
+        <w:rPr>
+          <w:rFonts w:ascii="微软雅黑" w:hAnsi="微软雅黑" w:eastAsia="微软雅黑"/>
+          <w:b/>
+          <w:color w:val="1E4620"/>
+          <w:sz w:val="27"/>
+        </w:rPr>
+        <w:t>共读原文</w:t>
       </w:r>
     </w:p>
     <w:p>
@@ -1363,11 +2045,26 @@
     </w:p>
     <w:p>
       <w:pPr>
-        <w:pStyle w:val="ListBullet"/>
         <w:spacing w:before="0" w:after="60" w:line="336" w:lineRule="auto"/>
         <w:ind w:left="539" w:hanging="255"/>
         <w:jc w:val="both"/>
       </w:pPr>
+      <w:r>
+        <w:rPr>
+          <w:rFonts w:ascii="Times New Roman" w:hAnsi="Times New Roman" w:eastAsia="宋体"/>
+          <w:b w:val="0"/>
+          <w:sz w:val="21"/>
+        </w:rPr>
+        <w:t>•</w:t>
+      </w:r>
+      <w:r>
+        <w:rPr>
+          <w:rFonts w:ascii="Times New Roman" w:hAnsi="Times New Roman" w:eastAsia="宋体"/>
+          <w:b w:val="0"/>
+          <w:sz w:val="21"/>
+        </w:rPr>
+        <w:t xml:space="preserve"> </w:t>
+      </w:r>
       <w:r>
         <w:rPr>
           <w:rFonts w:ascii="Times New Roman" w:hAnsi="Times New Roman" w:eastAsia="宋体"/>
@@ -1443,7 +2140,7 @@
       </w:pPr>
       <w:r>
         <w:rPr>
-          <w:rFonts w:ascii="Times New Roman" w:hAnsi="Times New Roman" w:eastAsia="宋体"/>
+          <w:rFonts w:ascii="Times New Roman" w:hAnsi="Times New Roman" w:eastAsia="宋体" w:cs="Times New Roman"/>
           <w:b w:val="0"/>
           <w:sz w:val="21"/>
         </w:rPr>
@@ -1628,7 +2325,7 @@
       </w:pPr>
       <w:r>
         <w:rPr>
-          <w:rFonts w:ascii="Times New Roman" w:hAnsi="Times New Roman" w:eastAsia="宋体"/>
+          <w:rFonts w:ascii="Times New Roman" w:hAnsi="Times New Roman" w:eastAsia="宋体" w:cs="Times New Roman"/>
           <w:b w:val="0"/>
           <w:sz w:val="21"/>
         </w:rPr>
@@ -1770,7 +2467,7 @@
       </w:pPr>
       <w:r>
         <w:rPr>
-          <w:rFonts w:ascii="Times New Roman" w:hAnsi="Times New Roman" w:eastAsia="宋体"/>
+          <w:rFonts w:ascii="Times New Roman" w:hAnsi="Times New Roman" w:eastAsia="宋体" w:cs="Times New Roman"/>
           <w:b w:val="0"/>
           <w:sz w:val="21"/>
         </w:rPr>
@@ -1855,7 +2552,7 @@
       </w:pPr>
       <w:r>
         <w:rPr>
-          <w:rFonts w:ascii="Times New Roman" w:hAnsi="Times New Roman" w:eastAsia="宋体"/>
+          <w:rFonts w:ascii="Times New Roman" w:hAnsi="Times New Roman" w:eastAsia="宋体" w:cs="Times New Roman"/>
           <w:b w:val="0"/>
           <w:sz w:val="21"/>
         </w:rPr>
@@ -1912,7 +2609,7 @@
       </w:pPr>
       <w:r>
         <w:rPr>
-          <w:rFonts w:ascii="Times New Roman" w:hAnsi="Times New Roman" w:eastAsia="宋体"/>
+          <w:rFonts w:ascii="Times New Roman" w:hAnsi="Times New Roman" w:eastAsia="宋体" w:cs="Times New Roman"/>
           <w:b w:val="0"/>
           <w:sz w:val="21"/>
         </w:rPr>
@@ -2101,170 +2798,8 @@
           <w:color w:val="1E4620"/>
           <w:sz w:val="27"/>
         </w:rPr>
-        <w:t>💬 第一轮分享</w:t>
-      </w:r>
-    </w:p>
-    <w:p>
-      <w:pPr>
-        <w:spacing w:before="0" w:after="100" w:line="336" w:lineRule="auto"/>
-        <w:jc w:val="both"/>
-      </w:pPr>
-      <w:r>
-        <w:rPr>
-          <w:rFonts w:ascii="Times New Roman" w:hAnsi="Times New Roman" w:eastAsia="宋体"/>
-          <w:b/>
-          <w:sz w:val="21"/>
-        </w:rPr>
-        <w:t>分享规则</w:t>
-      </w:r>
-    </w:p>
-    <w:p>
-      <w:pPr>
-        <w:pStyle w:val="ListBullet"/>
-        <w:spacing w:before="0" w:after="60" w:line="336" w:lineRule="auto"/>
-        <w:ind w:left="539" w:hanging="255"/>
-        <w:jc w:val="both"/>
-      </w:pPr>
-      <w:r>
-        <w:rPr>
-          <w:rFonts w:ascii="Times New Roman" w:hAnsi="Times New Roman" w:eastAsia="宋体"/>
-          <w:b w:val="0"/>
-          <w:sz w:val="21"/>
-        </w:rPr>
-        <w:t>自愿分享：可以从"跳过"开始，任何人都可以只说"我这周想先听"；</w:t>
-      </w:r>
-    </w:p>
-    <w:p>
-      <w:pPr>
-        <w:pStyle w:val="ListBullet"/>
-        <w:spacing w:before="0" w:after="60" w:line="336" w:lineRule="auto"/>
-        <w:ind w:left="539" w:hanging="255"/>
-        <w:jc w:val="both"/>
-      </w:pPr>
-      <w:r>
-        <w:rPr>
-          <w:rFonts w:ascii="Times New Roman" w:hAnsi="Times New Roman" w:eastAsia="宋体"/>
-          <w:b w:val="0"/>
-          <w:sz w:val="21"/>
-        </w:rPr>
-        <w:t>一轮制：每人不超过2分钟，说"最近的、真实的"比说"正确的"更有价值；</w:t>
-      </w:r>
-    </w:p>
-    <w:p>
-      <w:pPr>
-        <w:pStyle w:val="ListBullet"/>
-        <w:spacing w:before="0" w:after="60" w:line="336" w:lineRule="auto"/>
-        <w:ind w:left="539" w:hanging="255"/>
-        <w:jc w:val="both"/>
-      </w:pPr>
-      <w:r>
-        <w:rPr>
-          <w:rFonts w:ascii="Times New Roman" w:hAnsi="Times New Roman" w:eastAsia="宋体"/>
-          <w:b w:val="0"/>
-          <w:sz w:val="21"/>
-        </w:rPr>
-        <w:t>不交叉评论：分享阶段不回应、不辩论、不建议，只倾听；他人的分享将在主题讨论环节以"话题"而非"当事人"的方式被谈及；</w:t>
-      </w:r>
-    </w:p>
-    <w:p>
-      <w:pPr>
-        <w:pStyle w:val="ListBullet"/>
-        <w:spacing w:before="0" w:after="60" w:line="336" w:lineRule="auto"/>
-        <w:ind w:left="539" w:hanging="255"/>
-        <w:jc w:val="both"/>
-      </w:pPr>
-      <w:r>
-        <w:rPr>
-          <w:rFonts w:ascii="Times New Roman" w:hAnsi="Times New Roman" w:eastAsia="宋体"/>
-          <w:b w:val="0"/>
-          <w:sz w:val="21"/>
-        </w:rPr>
-        <w:t>保密约定：会中分享不出本场。</w:t>
-      </w:r>
-    </w:p>
-    <w:p>
-      <w:pPr>
-        <w:spacing w:before="0" w:after="100" w:line="336" w:lineRule="auto"/>
-        <w:jc w:val="both"/>
-      </w:pPr>
-      <w:r>
-        <w:rPr>
-          <w:rFonts w:ascii="Times New Roman" w:hAnsi="Times New Roman" w:eastAsia="宋体"/>
-          <w:b/>
-          <w:sz w:val="21"/>
-        </w:rPr>
-        <w:t>起手问题（三选一或依次使用）</w:t>
-      </w:r>
-    </w:p>
-    <w:p>
-      <w:pPr>
-        <w:pStyle w:val="ListNumber"/>
-        <w:spacing w:before="0" w:after="60" w:line="336" w:lineRule="auto"/>
-        <w:ind w:left="539" w:hanging="255"/>
-        <w:jc w:val="both"/>
-      </w:pPr>
-      <w:r>
-        <w:rPr>
-          <w:rFonts w:ascii="Times New Roman" w:hAnsi="Times New Roman" w:eastAsia="宋体"/>
-          <w:b w:val="0"/>
-          <w:sz w:val="21"/>
-        </w:rPr>
-        <w:t>刚才共读里，哪一句话最让你意外？为什么？</w:t>
-      </w:r>
-    </w:p>
-    <w:p>
-      <w:pPr>
-        <w:pStyle w:val="ListNumber"/>
-        <w:spacing w:before="0" w:after="60" w:line="336" w:lineRule="auto"/>
-        <w:ind w:left="539" w:hanging="255"/>
-        <w:jc w:val="both"/>
-      </w:pPr>
-      <w:r>
-        <w:rPr>
-          <w:rFonts w:ascii="Times New Roman" w:hAnsi="Times New Roman" w:eastAsia="宋体"/>
-          <w:b w:val="0"/>
-          <w:sz w:val="21"/>
-        </w:rPr>
-        <w:t>你来之前以为"禅修"是什么？听完这一段，那个印象有没有一点变化？</w:t>
-      </w:r>
-    </w:p>
-    <w:p>
-      <w:pPr>
-        <w:pStyle w:val="ListNumber"/>
-        <w:spacing w:before="0" w:after="60" w:line="336" w:lineRule="auto"/>
-        <w:ind w:left="539" w:hanging="255"/>
-        <w:jc w:val="both"/>
-      </w:pPr>
-      <w:r>
-        <w:rPr>
-          <w:rFonts w:ascii="Times New Roman" w:hAnsi="Times New Roman" w:eastAsia="宋体"/>
-          <w:b w:val="0"/>
-          <w:sz w:val="21"/>
-        </w:rPr>
-        <w:t>"禅修的目的是培育心的平静，是去除我们内心的五盖"——这句话里，哪一个词你最想弄懂？（五盖、平静、培育，任选一个即可。）</w:t>
-      </w:r>
-    </w:p>
-    <w:p>
-      <w:pPr>
-        <w:pStyle w:val="ListNumber"/>
-        <w:spacing w:before="0" w:after="60" w:line="336" w:lineRule="auto"/>
-        <w:ind w:left="539" w:hanging="255"/>
-        <w:jc w:val="both"/>
-      </w:pPr>
-      <w:r>
-        <w:rPr>
-          <w:rFonts w:ascii="Times New Roman" w:hAnsi="Times New Roman" w:eastAsia="宋体"/>
-          <w:b w:val="0"/>
-          <w:sz w:val="21"/>
-        </w:rPr>
-        <w:t>共读里哪一段你"读不太懂但很好奇"？</w:t>
-      </w:r>
-    </w:p>
-    <w:p>
-      <w:pPr>
-        <w:keepNext/>
-        <w:spacing w:before="280" w:after="80" w:line="300" w:lineRule="auto"/>
-      </w:pPr>
+        <w:t>💬</w:t>
+      </w:r>
       <w:r>
         <w:rPr>
           <w:rFonts w:ascii="微软雅黑" w:hAnsi="微软雅黑" w:eastAsia="微软雅黑"/>
@@ -2272,56 +2807,8 @@
           <w:color w:val="1E4620"/>
           <w:sz w:val="27"/>
         </w:rPr>
-        <w:t>🎯 主题讨论</w:t>
-      </w:r>
-    </w:p>
-    <w:p>
-      <w:pPr>
-        <w:spacing w:before="0" w:after="100" w:line="336" w:lineRule="auto"/>
-        <w:jc w:val="both"/>
-      </w:pPr>
-      <w:r>
-        <w:rPr>
-          <w:rFonts w:ascii="Times New Roman" w:hAnsi="Times New Roman" w:eastAsia="宋体"/>
-          <w:b/>
-          <w:sz w:val="21"/>
-        </w:rPr>
-        <w:t>引导问题一（由浅入深·第1层）：禅修的本质是"培育心的平静、去除五盖"——这和"打坐发呆、放松解压"有什么不同？</w:t>
-      </w:r>
-    </w:p>
-    <w:p>
-      <w:pPr>
-        <w:spacing w:before="0" w:after="100" w:line="336" w:lineRule="auto"/>
-        <w:jc w:val="both"/>
-      </w:pPr>
-      <w:r>
-        <w:rPr>
-          <w:rFonts w:ascii="Times New Roman" w:hAnsi="Times New Roman" w:eastAsia="宋体"/>
-          <w:b/>
-          <w:sz w:val="21"/>
-        </w:rPr>
-        <w:t>引导问题二（第2层）：止禅与观禅各是什么？为什么说"止是观的基础"？</w:t>
-      </w:r>
-    </w:p>
-    <w:p>
-      <w:pPr>
-        <w:spacing w:before="0" w:after="100" w:line="336" w:lineRule="auto"/>
-        <w:jc w:val="both"/>
-      </w:pPr>
-      <w:r>
-        <w:rPr>
-          <w:rFonts w:ascii="Times New Roman" w:hAnsi="Times New Roman" w:eastAsia="宋体"/>
-          <w:b/>
-          <w:sz w:val="21"/>
-        </w:rPr>
-        <w:t>引导问题三（第3层·指向信心与目标）：五个千年说明了什么？目标该立在哪里？</w:t>
-      </w:r>
-    </w:p>
-    <w:p>
-      <w:pPr>
-        <w:keepNext/>
-        <w:spacing w:before="280" w:after="80" w:line="300" w:lineRule="auto"/>
-      </w:pPr>
+        <w:t xml:space="preserve"> </w:t>
+      </w:r>
       <w:r>
         <w:rPr>
           <w:rFonts w:ascii="微软雅黑" w:hAnsi="微软雅黑" w:eastAsia="微软雅黑"/>
@@ -2329,7 +2816,391 @@
           <w:color w:val="1E4620"/>
           <w:sz w:val="27"/>
         </w:rPr>
-        <w:t>🧘 禅修练习</w:t>
+        <w:t>第一轮分享</w:t>
+      </w:r>
+    </w:p>
+    <w:p>
+      <w:pPr>
+        <w:spacing w:before="0" w:after="100" w:line="336" w:lineRule="auto"/>
+        <w:jc w:val="both"/>
+      </w:pPr>
+      <w:r>
+        <w:rPr>
+          <w:rFonts w:ascii="Times New Roman" w:hAnsi="Times New Roman" w:eastAsia="宋体"/>
+          <w:b/>
+          <w:sz w:val="21"/>
+        </w:rPr>
+        <w:t>分享规则</w:t>
+      </w:r>
+    </w:p>
+    <w:p>
+      <w:pPr>
+        <w:spacing w:before="0" w:after="60" w:line="336" w:lineRule="auto"/>
+        <w:ind w:left="539" w:hanging="255"/>
+        <w:jc w:val="both"/>
+      </w:pPr>
+      <w:r>
+        <w:rPr>
+          <w:rFonts w:ascii="Times New Roman" w:hAnsi="Times New Roman" w:eastAsia="宋体"/>
+          <w:b w:val="0"/>
+          <w:sz w:val="21"/>
+        </w:rPr>
+        <w:t>•</w:t>
+      </w:r>
+      <w:r>
+        <w:rPr>
+          <w:rFonts w:ascii="Times New Roman" w:hAnsi="Times New Roman" w:eastAsia="宋体"/>
+          <w:b w:val="0"/>
+          <w:sz w:val="21"/>
+        </w:rPr>
+        <w:t xml:space="preserve"> </w:t>
+      </w:r>
+      <w:r>
+        <w:rPr>
+          <w:rFonts w:ascii="Times New Roman" w:hAnsi="Times New Roman" w:eastAsia="宋体"/>
+          <w:b w:val="0"/>
+          <w:sz w:val="21"/>
+        </w:rPr>
+        <w:t>自愿分享：可以从"跳过"开始，任何人都可以只说"我这周想先听"；</w:t>
+      </w:r>
+    </w:p>
+    <w:p>
+      <w:pPr>
+        <w:spacing w:before="0" w:after="60" w:line="336" w:lineRule="auto"/>
+        <w:ind w:left="539" w:hanging="255"/>
+        <w:jc w:val="both"/>
+      </w:pPr>
+      <w:r>
+        <w:rPr>
+          <w:rFonts w:ascii="Times New Roman" w:hAnsi="Times New Roman" w:eastAsia="宋体"/>
+          <w:b w:val="0"/>
+          <w:sz w:val="21"/>
+        </w:rPr>
+        <w:t>•</w:t>
+      </w:r>
+      <w:r>
+        <w:rPr>
+          <w:rFonts w:ascii="Times New Roman" w:hAnsi="Times New Roman" w:eastAsia="宋体"/>
+          <w:b w:val="0"/>
+          <w:sz w:val="21"/>
+        </w:rPr>
+        <w:t xml:space="preserve"> </w:t>
+      </w:r>
+      <w:r>
+        <w:rPr>
+          <w:rFonts w:ascii="Times New Roman" w:hAnsi="Times New Roman" w:eastAsia="宋体"/>
+          <w:b w:val="0"/>
+          <w:sz w:val="21"/>
+        </w:rPr>
+        <w:t>一轮制：每人不超过2分钟，说"最近的、真实的"比说"正确的"更有价值；</w:t>
+      </w:r>
+    </w:p>
+    <w:p>
+      <w:pPr>
+        <w:spacing w:before="0" w:after="60" w:line="336" w:lineRule="auto"/>
+        <w:ind w:left="539" w:hanging="255"/>
+        <w:jc w:val="both"/>
+      </w:pPr>
+      <w:r>
+        <w:rPr>
+          <w:rFonts w:ascii="Times New Roman" w:hAnsi="Times New Roman" w:eastAsia="宋体"/>
+          <w:b w:val="0"/>
+          <w:sz w:val="21"/>
+        </w:rPr>
+        <w:t>•</w:t>
+      </w:r>
+      <w:r>
+        <w:rPr>
+          <w:rFonts w:ascii="Times New Roman" w:hAnsi="Times New Roman" w:eastAsia="宋体"/>
+          <w:b w:val="0"/>
+          <w:sz w:val="21"/>
+        </w:rPr>
+        <w:t xml:space="preserve"> </w:t>
+      </w:r>
+      <w:r>
+        <w:rPr>
+          <w:rFonts w:ascii="Times New Roman" w:hAnsi="Times New Roman" w:eastAsia="宋体"/>
+          <w:b w:val="0"/>
+          <w:sz w:val="21"/>
+        </w:rPr>
+        <w:t>不交叉评论：分享阶段不回应、不辩论、不建议，只倾听；他人的分享将在主题讨论环节以"话题"而非"当事人"的方式被谈及；</w:t>
+      </w:r>
+    </w:p>
+    <w:p>
+      <w:pPr>
+        <w:spacing w:before="0" w:after="60" w:line="336" w:lineRule="auto"/>
+        <w:ind w:left="539" w:hanging="255"/>
+        <w:jc w:val="both"/>
+      </w:pPr>
+      <w:r>
+        <w:rPr>
+          <w:rFonts w:ascii="Times New Roman" w:hAnsi="Times New Roman" w:eastAsia="宋体"/>
+          <w:b w:val="0"/>
+          <w:sz w:val="21"/>
+        </w:rPr>
+        <w:t>•</w:t>
+      </w:r>
+      <w:r>
+        <w:rPr>
+          <w:rFonts w:ascii="Times New Roman" w:hAnsi="Times New Roman" w:eastAsia="宋体"/>
+          <w:b w:val="0"/>
+          <w:sz w:val="21"/>
+        </w:rPr>
+        <w:t xml:space="preserve"> </w:t>
+      </w:r>
+      <w:r>
+        <w:rPr>
+          <w:rFonts w:ascii="Times New Roman" w:hAnsi="Times New Roman" w:eastAsia="宋体"/>
+          <w:b w:val="0"/>
+          <w:sz w:val="21"/>
+        </w:rPr>
+        <w:t>保密约定：会中分享不出本场。</w:t>
+      </w:r>
+    </w:p>
+    <w:p>
+      <w:pPr>
+        <w:spacing w:before="0" w:after="100" w:line="336" w:lineRule="auto"/>
+        <w:jc w:val="both"/>
+      </w:pPr>
+      <w:r>
+        <w:rPr>
+          <w:rFonts w:ascii="Times New Roman" w:hAnsi="Times New Roman" w:eastAsia="宋体"/>
+          <w:b/>
+          <w:sz w:val="21"/>
+        </w:rPr>
+        <w:t>起手问题（三选一或依次使用）</w:t>
+      </w:r>
+    </w:p>
+    <w:p>
+      <w:pPr>
+        <w:spacing w:before="0" w:after="60" w:line="336" w:lineRule="auto"/>
+        <w:ind w:left="539" w:hanging="283"/>
+        <w:jc w:val="both"/>
+      </w:pPr>
+      <w:r>
+        <w:rPr>
+          <w:rFonts w:ascii="Times New Roman" w:hAnsi="Times New Roman" w:eastAsia="宋体"/>
+          <w:b w:val="0"/>
+          <w:sz w:val="21"/>
+        </w:rPr>
+        <w:t>1.</w:t>
+      </w:r>
+      <w:r>
+        <w:rPr>
+          <w:rFonts w:ascii="Times New Roman" w:hAnsi="Times New Roman" w:eastAsia="宋体"/>
+          <w:b w:val="0"/>
+          <w:sz w:val="21"/>
+        </w:rPr>
+        <w:t xml:space="preserve"> </w:t>
+      </w:r>
+      <w:r>
+        <w:rPr>
+          <w:rFonts w:ascii="Times New Roman" w:hAnsi="Times New Roman" w:eastAsia="宋体"/>
+          <w:b w:val="0"/>
+          <w:sz w:val="21"/>
+        </w:rPr>
+        <w:t>刚才共读里，哪一句话最让你意外？为什么？</w:t>
+      </w:r>
+    </w:p>
+    <w:p>
+      <w:pPr>
+        <w:spacing w:before="0" w:after="60" w:line="336" w:lineRule="auto"/>
+        <w:ind w:left="539" w:hanging="283"/>
+        <w:jc w:val="both"/>
+      </w:pPr>
+      <w:r>
+        <w:rPr>
+          <w:rFonts w:ascii="Times New Roman" w:hAnsi="Times New Roman" w:eastAsia="宋体"/>
+          <w:b w:val="0"/>
+          <w:sz w:val="21"/>
+        </w:rPr>
+        <w:t>2.</w:t>
+      </w:r>
+      <w:r>
+        <w:rPr>
+          <w:rFonts w:ascii="Times New Roman" w:hAnsi="Times New Roman" w:eastAsia="宋体"/>
+          <w:b w:val="0"/>
+          <w:sz w:val="21"/>
+        </w:rPr>
+        <w:t xml:space="preserve"> </w:t>
+      </w:r>
+      <w:r>
+        <w:rPr>
+          <w:rFonts w:ascii="Times New Roman" w:hAnsi="Times New Roman" w:eastAsia="宋体"/>
+          <w:b w:val="0"/>
+          <w:sz w:val="21"/>
+        </w:rPr>
+        <w:t>你来之前以为"禅修"是什么？听完这一段，那个印象有没有一点变化？</w:t>
+      </w:r>
+    </w:p>
+    <w:p>
+      <w:pPr>
+        <w:spacing w:before="0" w:after="60" w:line="336" w:lineRule="auto"/>
+        <w:ind w:left="539" w:hanging="283"/>
+        <w:jc w:val="both"/>
+      </w:pPr>
+      <w:r>
+        <w:rPr>
+          <w:rFonts w:ascii="Times New Roman" w:hAnsi="Times New Roman" w:eastAsia="宋体"/>
+          <w:b w:val="0"/>
+          <w:sz w:val="21"/>
+        </w:rPr>
+        <w:t>3.</w:t>
+      </w:r>
+      <w:r>
+        <w:rPr>
+          <w:rFonts w:ascii="Times New Roman" w:hAnsi="Times New Roman" w:eastAsia="宋体"/>
+          <w:b w:val="0"/>
+          <w:sz w:val="21"/>
+        </w:rPr>
+        <w:t xml:space="preserve"> </w:t>
+      </w:r>
+      <w:r>
+        <w:rPr>
+          <w:rFonts w:ascii="Times New Roman" w:hAnsi="Times New Roman" w:eastAsia="宋体"/>
+          <w:b w:val="0"/>
+          <w:sz w:val="21"/>
+        </w:rPr>
+        <w:t>"禅修的目的是培育心的平静，是去除我们内心的五盖"——这句话里，哪一个词你最想弄懂？（五盖、平静、培育，任选一个即可。）</w:t>
+      </w:r>
+    </w:p>
+    <w:p>
+      <w:pPr>
+        <w:spacing w:before="0" w:after="60" w:line="336" w:lineRule="auto"/>
+        <w:ind w:left="539" w:hanging="283"/>
+        <w:jc w:val="both"/>
+      </w:pPr>
+      <w:r>
+        <w:rPr>
+          <w:rFonts w:ascii="Times New Roman" w:hAnsi="Times New Roman" w:eastAsia="宋体"/>
+          <w:b w:val="0"/>
+          <w:sz w:val="21"/>
+        </w:rPr>
+        <w:t>4.</w:t>
+      </w:r>
+      <w:r>
+        <w:rPr>
+          <w:rFonts w:ascii="Times New Roman" w:hAnsi="Times New Roman" w:eastAsia="宋体"/>
+          <w:b w:val="0"/>
+          <w:sz w:val="21"/>
+        </w:rPr>
+        <w:t xml:space="preserve"> </w:t>
+      </w:r>
+      <w:r>
+        <w:rPr>
+          <w:rFonts w:ascii="Times New Roman" w:hAnsi="Times New Roman" w:eastAsia="宋体"/>
+          <w:b w:val="0"/>
+          <w:sz w:val="21"/>
+        </w:rPr>
+        <w:t>共读里哪一段你"读不太懂但很好奇"？</w:t>
+      </w:r>
+    </w:p>
+    <w:p>
+      <w:pPr>
+        <w:keepNext/>
+        <w:spacing w:before="280" w:after="80" w:line="300" w:lineRule="auto"/>
+      </w:pPr>
+      <w:r>
+        <w:rPr>
+          <w:rFonts w:ascii="微软雅黑" w:hAnsi="微软雅黑" w:eastAsia="微软雅黑"/>
+          <w:b/>
+          <w:color w:val="1E4620"/>
+          <w:sz w:val="27"/>
+        </w:rPr>
+        <w:t>🎯</w:t>
+      </w:r>
+      <w:r>
+        <w:rPr>
+          <w:rFonts w:ascii="微软雅黑" w:hAnsi="微软雅黑" w:eastAsia="微软雅黑"/>
+          <w:b/>
+          <w:color w:val="1E4620"/>
+          <w:sz w:val="27"/>
+        </w:rPr>
+        <w:t xml:space="preserve"> </w:t>
+      </w:r>
+      <w:r>
+        <w:rPr>
+          <w:rFonts w:ascii="微软雅黑" w:hAnsi="微软雅黑" w:eastAsia="微软雅黑"/>
+          <w:b/>
+          <w:color w:val="1E4620"/>
+          <w:sz w:val="27"/>
+        </w:rPr>
+        <w:t>主题讨论</w:t>
+      </w:r>
+    </w:p>
+    <w:p>
+      <w:pPr>
+        <w:spacing w:before="0" w:after="100" w:line="336" w:lineRule="auto"/>
+        <w:jc w:val="both"/>
+      </w:pPr>
+      <w:r>
+        <w:rPr>
+          <w:rFonts w:ascii="Times New Roman" w:hAnsi="Times New Roman" w:eastAsia="宋体"/>
+          <w:b/>
+          <w:sz w:val="21"/>
+        </w:rPr>
+        <w:t>引导问题一（由浅入深·第1层）：禅修的本质是"培育心的平静、去除五盖"——这和"打坐发呆、放松解压"有什么不同？</w:t>
+      </w:r>
+    </w:p>
+    <w:p>
+      <w:pPr>
+        <w:spacing w:before="0" w:after="100" w:line="336" w:lineRule="auto"/>
+        <w:jc w:val="both"/>
+      </w:pPr>
+      <w:r>
+        <w:rPr>
+          <w:rFonts w:ascii="Times New Roman" w:hAnsi="Times New Roman" w:eastAsia="宋体"/>
+          <w:b/>
+          <w:sz w:val="21"/>
+        </w:rPr>
+        <w:t>引导问题二（第2层）：止禅与观禅各是什么？为什么说"止是观的基础"？</w:t>
+      </w:r>
+    </w:p>
+    <w:p>
+      <w:pPr>
+        <w:spacing w:before="0" w:after="100" w:line="336" w:lineRule="auto"/>
+        <w:jc w:val="both"/>
+      </w:pPr>
+      <w:r>
+        <w:rPr>
+          <w:rFonts w:ascii="Times New Roman" w:hAnsi="Times New Roman" w:eastAsia="宋体"/>
+          <w:b/>
+          <w:sz w:val="21"/>
+        </w:rPr>
+        <w:t>引导问题三（第3层·指向信心与目标）：五个千年说明了什么？目标该立在哪里？</w:t>
+      </w:r>
+    </w:p>
+    <w:p>
+      <w:pPr>
+        <w:keepNext/>
+        <w:spacing w:before="280" w:after="80" w:line="300" w:lineRule="auto"/>
+      </w:pPr>
+      <w:r>
+        <w:rPr>
+          <w:rFonts w:ascii="微软雅黑" w:hAnsi="微软雅黑" w:eastAsia="微软雅黑"/>
+          <w:b/>
+          <w:color w:val="1E4620"/>
+          <w:sz w:val="27"/>
+        </w:rPr>
+        <w:t>🧘</w:t>
+      </w:r>
+      <w:r>
+        <w:rPr>
+          <w:rFonts w:ascii="微软雅黑" w:hAnsi="微软雅黑" w:eastAsia="微软雅黑"/>
+          <w:b/>
+          <w:color w:val="1E4620"/>
+          <w:sz w:val="27"/>
+        </w:rPr>
+        <w:t xml:space="preserve"> </w:t>
+      </w:r>
+      <w:r>
+        <w:rPr>
+          <w:rFonts w:ascii="微软雅黑" w:hAnsi="微软雅黑" w:eastAsia="微软雅黑"/>
+          <w:b/>
+          <w:color w:val="1E4620"/>
+          <w:sz w:val="27"/>
+        </w:rPr>
+        <w:t>禅修练习</w:t>
       </w:r>
     </w:p>
     <w:p>
@@ -2349,7 +3220,16 @@
           <w:color w:val="222222"/>
           <w:sz w:val="20"/>
         </w:rPr>
-        <w:t xml:space="preserve">⚠️ </w:t>
+        <w:t>⚠️</w:t>
+      </w:r>
+      <w:r>
+        <w:rPr>
+          <w:rFonts w:ascii="Times New Roman" w:hAnsi="Times New Roman" w:eastAsia="宋体"/>
+          <w:b w:val="0"/>
+          <w:color w:val="222222"/>
+          <w:sz w:val="20"/>
+        </w:rPr>
+        <w:t xml:space="preserve"> </w:t>
       </w:r>
       <w:r>
         <w:rPr>
@@ -2387,7 +3267,16 @@
           <w:color w:val="222222"/>
           <w:sz w:val="20"/>
         </w:rPr>
-        <w:t xml:space="preserve">🎧 </w:t>
+        <w:t>🎧</w:t>
+      </w:r>
+      <w:r>
+        <w:rPr>
+          <w:rFonts w:ascii="Times New Roman" w:hAnsi="Times New Roman" w:eastAsia="宋体"/>
+          <w:b w:val="0"/>
+          <w:color w:val="222222"/>
+          <w:sz w:val="20"/>
+        </w:rPr>
+        <w:t xml:space="preserve"> </w:t>
       </w:r>
       <w:r>
         <w:rPr>
@@ -2420,264 +3309,8 @@
           <w:color w:val="1E4620"/>
           <w:sz w:val="27"/>
         </w:rPr>
-        <w:t>🔚 收尾与回向</w:t>
-      </w:r>
-    </w:p>
-    <w:p>
-      <w:pPr>
-        <w:spacing w:before="0" w:after="100" w:line="336" w:lineRule="auto"/>
-        <w:jc w:val="both"/>
-      </w:pPr>
-      <w:r>
-        <w:rPr>
-          <w:rFonts w:ascii="Times New Roman" w:hAnsi="Times New Roman" w:eastAsia="宋体"/>
-          <w:b/>
-          <w:sz w:val="21"/>
-        </w:rPr>
-        <w:t>总结引导</w:t>
-      </w:r>
-    </w:p>
-    <w:p>
-      <w:pPr>
-        <w:spacing w:before="0" w:after="100" w:line="336" w:lineRule="auto"/>
-        <w:jc w:val="both"/>
-      </w:pPr>
-      <w:r>
-        <w:rPr>
-          <w:rFonts w:ascii="Times New Roman" w:hAnsi="Times New Roman" w:eastAsia="宋体"/>
-          <w:b w:val="0"/>
-          <w:sz w:val="21"/>
-        </w:rPr>
-        <w:t>今天我们走过了四步：第一步，禅修是巴瓦那——发展、培育，是心灵发展、提升心的素质的修行实践，它不是放空，也不是神秘状态。第二步，目的是培育心的平静、去除五盖（欲贪、瞋恚、昏沉睡眠、掉举恶作、疑）；而修行不为结果，结果是自然的呈现。第三步，止禅是萨马塔，令欲贪等诸障碍法止息、消失，故名止，它征服烦恼并为观禅提供基础；观禅是维巴萨那，以无常等种种行相观照名色诸行法的无常·苦·无我，目的是舍断对五蕴的执取、证悟涅槃——止是观的基础，两条路都通。第四步，正法还在：五个千年里，我们现在正处在第三个千年，三明的阿拉汉果还证得到，只是六通与四无碍解难得；目标就立在三种菩提上，体系就是三学、七清净、十六观智。</w:t>
-      </w:r>
-    </w:p>
-    <w:p>
-      <w:pPr>
-        <w:spacing w:before="0" w:after="100" w:line="336" w:lineRule="auto"/>
-        <w:jc w:val="both"/>
-      </w:pPr>
-      <w:r>
-        <w:rPr>
-          <w:rFonts w:ascii="Times New Roman" w:hAnsi="Times New Roman" w:eastAsia="宋体"/>
-          <w:b/>
-          <w:sz w:val="21"/>
-        </w:rPr>
-        <w:t>今天请带走这三样</w:t>
-      </w:r>
-    </w:p>
-    <w:p>
-      <w:pPr>
-        <w:pStyle w:val="ListBullet"/>
-        <w:spacing w:before="0" w:after="60" w:line="336" w:lineRule="auto"/>
-        <w:ind w:left="539" w:hanging="255"/>
-        <w:jc w:val="both"/>
-      </w:pPr>
-      <w:r>
-        <w:rPr>
-          <w:rFonts w:ascii="Times New Roman" w:hAnsi="Times New Roman" w:eastAsia="宋体"/>
-          <w:b w:val="0"/>
-          <w:sz w:val="21"/>
-        </w:rPr>
-        <w:t>一句话：禅修是培育，不是放空——培育心的平静、去除五盖；不追结果，结果自然来。</w:t>
-      </w:r>
-    </w:p>
-    <w:p>
-      <w:pPr>
-        <w:pStyle w:val="ListBullet"/>
-        <w:spacing w:before="0" w:after="60" w:line="336" w:lineRule="auto"/>
-        <w:ind w:left="539" w:hanging="255"/>
-        <w:jc w:val="both"/>
-      </w:pPr>
-      <w:r>
-        <w:rPr>
-          <w:rFonts w:ascii="Times New Roman" w:hAnsi="Times New Roman" w:eastAsia="宋体"/>
-          <w:b w:val="0"/>
-          <w:sz w:val="21"/>
-        </w:rPr>
-        <w:t>一次观察：本周留意一次自己的心"紧／松"，两三行字，自愿记录（即作业二）。</w:t>
-      </w:r>
-    </w:p>
-    <w:p>
-      <w:pPr>
-        <w:pStyle w:val="ListBullet"/>
-        <w:spacing w:before="0" w:after="60" w:line="336" w:lineRule="auto"/>
-        <w:ind w:left="539" w:hanging="255"/>
-        <w:jc w:val="both"/>
-      </w:pPr>
-      <w:r>
-        <w:rPr>
-          <w:rFonts w:ascii="Times New Roman" w:hAnsi="Times New Roman" w:eastAsia="宋体"/>
-          <w:b w:val="0"/>
-          <w:sz w:val="21"/>
-        </w:rPr>
-        <w:t>一张图：三学——七清净——十六观智。知道自己在第一段，就不慌。</w:t>
-      </w:r>
-    </w:p>
-    <w:p>
-      <w:pPr>
-        <w:spacing w:before="0" w:after="100" w:line="336" w:lineRule="auto"/>
-        <w:jc w:val="both"/>
-      </w:pPr>
-      <w:r>
-        <w:rPr>
-          <w:rFonts w:ascii="Times New Roman" w:hAnsi="Times New Roman" w:eastAsia="宋体"/>
-          <w:b/>
-          <w:sz w:val="21"/>
-        </w:rPr>
-        <w:t>下周预告</w:t>
-      </w:r>
-    </w:p>
-    <w:p>
-      <w:pPr>
-        <w:spacing w:before="0" w:after="100" w:line="336" w:lineRule="auto"/>
-        <w:jc w:val="both"/>
-      </w:pPr>
-      <w:r>
-        <w:rPr>
-          <w:rFonts w:ascii="Times New Roman" w:hAnsi="Times New Roman" w:eastAsia="宋体"/>
-          <w:b w:val="0"/>
-          <w:sz w:val="21"/>
-        </w:rPr>
-        <w:t>下周主题：〈正确坐姿与身心准备〉。今天我们知道了"要培育什么"，下周解决"怎么坐下来"：骨盆怎么放、肩怎么松、头怎么摆，坐下之前要检查什么。请带一样东西来——你平时坐的椅子或坐垫，家里用什么，下周就用什么练。</w:t>
-      </w:r>
-    </w:p>
-    <w:p>
-      <w:pPr>
-        <w:spacing w:before="0" w:after="100" w:line="336" w:lineRule="auto"/>
-        <w:jc w:val="both"/>
-      </w:pPr>
-      <w:r>
-        <w:rPr>
-          <w:rFonts w:ascii="Times New Roman" w:hAnsi="Times New Roman" w:eastAsia="宋体"/>
-          <w:b/>
-          <w:sz w:val="21"/>
-        </w:rPr>
-        <w:t>本周作业详说</w:t>
-      </w:r>
-    </w:p>
-    <w:p>
-      <w:pPr>
-        <w:pStyle w:val="ListBullet"/>
-        <w:spacing w:before="0" w:after="60" w:line="336" w:lineRule="auto"/>
-        <w:ind w:left="539" w:hanging="255"/>
-        <w:jc w:val="both"/>
-      </w:pPr>
-      <w:r>
-        <w:rPr>
-          <w:rFonts w:ascii="Times New Roman" w:hAnsi="Times New Roman" w:eastAsia="宋体"/>
-          <w:b w:val="0"/>
-          <w:sz w:val="21"/>
-        </w:rPr>
-        <w:t>作业一（全员）：用自己的话说出禅修的本质与目的，并写出五盖的名目——欲贪、瞋恚、昏沉睡眠、掉举恶作、疑。不必背诵解释，能说出来就好。</w:t>
-      </w:r>
-    </w:p>
-    <w:p>
-      <w:pPr>
-        <w:pStyle w:val="ListBullet"/>
-        <w:spacing w:before="0" w:after="60" w:line="336" w:lineRule="auto"/>
-        <w:ind w:left="539" w:hanging="255"/>
-        <w:jc w:val="both"/>
-      </w:pPr>
-      <w:r>
-        <w:rPr>
-          <w:rFonts w:ascii="Times New Roman" w:hAnsi="Times New Roman" w:eastAsia="宋体"/>
-          <w:b w:val="0"/>
-          <w:sz w:val="21"/>
-        </w:rPr>
-        <w:t>作业二（自愿）：每天睡前用2分钟回想今天心里最清楚的一次状态；不用挑"最好的一次"，只观察、只记录，不打分、不自责。</w:t>
-      </w:r>
-    </w:p>
-    <w:p>
-      <w:pPr>
-        <w:pStyle w:val="ListBullet"/>
-        <w:spacing w:before="0" w:after="60" w:line="336" w:lineRule="auto"/>
-        <w:ind w:left="539" w:hanging="255"/>
-        <w:jc w:val="both"/>
-      </w:pPr>
-      <w:r>
-        <w:rPr>
-          <w:rFonts w:ascii="Times New Roman" w:hAnsi="Times New Roman" w:eastAsia="宋体"/>
-          <w:b w:val="0"/>
-          <w:sz w:val="21"/>
-        </w:rPr>
-        <w:t>作业三（自愿，面向想多读的朋友）：重读今天共读的第三节与第四节，把"止在做什么、观在看什么"各用一句话写下来。</w:t>
-      </w:r>
-    </w:p>
-    <w:p>
-      <w:pPr>
-        <w:spacing w:before="0" w:after="100" w:line="336" w:lineRule="auto"/>
-        <w:jc w:val="both"/>
-      </w:pPr>
-      <w:r>
-        <w:rPr>
-          <w:rFonts w:ascii="Times New Roman" w:hAnsi="Times New Roman" w:eastAsia="宋体"/>
-          <w:b/>
-          <w:sz w:val="21"/>
-        </w:rPr>
-        <w:t>回向词（四句，全体合诵）</w:t>
-      </w:r>
-    </w:p>
-    <w:p>
-      <w:pPr>
-        <w:spacing w:before="0" w:after="100" w:line="336" w:lineRule="auto"/>
-        <w:jc w:val="both"/>
-      </w:pPr>
-      <w:r>
-        <w:rPr>
-          <w:rFonts w:ascii="Times New Roman" w:hAnsi="Times New Roman" w:eastAsia="宋体"/>
-          <w:b w:val="0"/>
-          <w:sz w:val="21"/>
-        </w:rPr>
-        <w:t>愿我此功德，导向诸漏尽！</w:t>
-      </w:r>
-    </w:p>
-    <w:p>
-      <w:pPr>
-        <w:spacing w:before="0" w:after="100" w:line="336" w:lineRule="auto"/>
-        <w:jc w:val="both"/>
-      </w:pPr>
-      <w:r>
-        <w:rPr>
-          <w:rFonts w:ascii="Times New Roman" w:hAnsi="Times New Roman" w:eastAsia="宋体"/>
-          <w:b w:val="0"/>
-          <w:sz w:val="21"/>
-        </w:rPr>
-        <w:t>愿我此功德，为证涅槃缘！</w:t>
-      </w:r>
-    </w:p>
-    <w:p>
-      <w:pPr>
-        <w:spacing w:before="0" w:after="100" w:line="336" w:lineRule="auto"/>
-        <w:jc w:val="both"/>
-      </w:pPr>
-      <w:r>
-        <w:rPr>
-          <w:rFonts w:ascii="Times New Roman" w:hAnsi="Times New Roman" w:eastAsia="宋体"/>
-          <w:b w:val="0"/>
-          <w:sz w:val="21"/>
-        </w:rPr>
-        <w:t>我此功德分，回向诸有情！</w:t>
-      </w:r>
-    </w:p>
-    <w:p>
-      <w:pPr>
-        <w:spacing w:before="0" w:after="100" w:line="336" w:lineRule="auto"/>
-        <w:jc w:val="both"/>
-      </w:pPr>
-      <w:r>
-        <w:rPr>
-          <w:rFonts w:ascii="Times New Roman" w:hAnsi="Times New Roman" w:eastAsia="宋体"/>
-          <w:b w:val="0"/>
-          <w:sz w:val="21"/>
-        </w:rPr>
-        <w:t>愿彼等一切，同得功德分！</w:t>
-      </w:r>
-    </w:p>
-    <w:p>
-      <w:pPr>
-        <w:keepNext/>
-        <w:spacing w:before="280" w:after="80" w:line="300" w:lineRule="auto"/>
-      </w:pPr>
+        <w:t>🔚</w:t>
+      </w:r>
       <w:r>
         <w:rPr>
           <w:rFonts w:ascii="微软雅黑" w:hAnsi="微软雅黑" w:eastAsia="微软雅黑"/>
@@ -2685,7 +3318,389 @@
           <w:color w:val="1E4620"/>
           <w:sz w:val="27"/>
         </w:rPr>
-        <w:t>📖 延伸阅读（课后自由选读）</w:t>
+        <w:t xml:space="preserve"> </w:t>
+      </w:r>
+      <w:r>
+        <w:rPr>
+          <w:rFonts w:ascii="微软雅黑" w:hAnsi="微软雅黑" w:eastAsia="微软雅黑"/>
+          <w:b/>
+          <w:color w:val="1E4620"/>
+          <w:sz w:val="27"/>
+        </w:rPr>
+        <w:t>收尾与回向</w:t>
+      </w:r>
+    </w:p>
+    <w:p>
+      <w:pPr>
+        <w:spacing w:before="0" w:after="100" w:line="336" w:lineRule="auto"/>
+        <w:jc w:val="both"/>
+      </w:pPr>
+      <w:r>
+        <w:rPr>
+          <w:rFonts w:ascii="Times New Roman" w:hAnsi="Times New Roman" w:eastAsia="宋体"/>
+          <w:b/>
+          <w:sz w:val="21"/>
+        </w:rPr>
+        <w:t>总结引导</w:t>
+      </w:r>
+    </w:p>
+    <w:p>
+      <w:pPr>
+        <w:spacing w:before="0" w:after="100" w:line="336" w:lineRule="auto"/>
+        <w:jc w:val="both"/>
+      </w:pPr>
+      <w:r>
+        <w:rPr>
+          <w:rFonts w:ascii="Times New Roman" w:hAnsi="Times New Roman" w:eastAsia="宋体"/>
+          <w:b w:val="0"/>
+          <w:sz w:val="21"/>
+        </w:rPr>
+        <w:t>今天我们走过了四步：第一步，禅修是巴瓦那——发展、培育，是心灵发展、提升心的素质的修行实践，它不是放空，也不是神秘状态。第二步，目的是培育心的平静、去除五盖（欲贪、瞋恚、昏沉睡眠、掉举恶作、疑）；而修行不为结果，结果是自然的呈现。第三步，止禅是萨马塔，令欲贪等诸障碍法止息、消失，故名止，它征服烦恼并为观禅提供基础；观禅是维巴萨那，以无常等种种行相观照名色诸行法的无常·苦·无我，目的是舍断对五蕴的执取、证悟涅槃——止是观的基础，两条路都通。第四步，正法还在：五个千年里，我们现在正处在第三个千年，三明的阿拉汉果还证得到，只是六通与四无碍解难得；目标就立在三种菩提上，体系就是三学、七清净、十六观智。</w:t>
+      </w:r>
+    </w:p>
+    <w:p>
+      <w:pPr>
+        <w:spacing w:before="0" w:after="100" w:line="336" w:lineRule="auto"/>
+        <w:jc w:val="both"/>
+      </w:pPr>
+      <w:r>
+        <w:rPr>
+          <w:rFonts w:ascii="Times New Roman" w:hAnsi="Times New Roman" w:eastAsia="宋体"/>
+          <w:b/>
+          <w:sz w:val="21"/>
+        </w:rPr>
+        <w:t>今天请带走这三样</w:t>
+      </w:r>
+    </w:p>
+    <w:p>
+      <w:pPr>
+        <w:spacing w:before="0" w:after="60" w:line="336" w:lineRule="auto"/>
+        <w:ind w:left="539" w:hanging="255"/>
+        <w:jc w:val="both"/>
+      </w:pPr>
+      <w:r>
+        <w:rPr>
+          <w:rFonts w:ascii="Times New Roman" w:hAnsi="Times New Roman" w:eastAsia="宋体"/>
+          <w:b w:val="0"/>
+          <w:sz w:val="21"/>
+        </w:rPr>
+        <w:t>•</w:t>
+      </w:r>
+      <w:r>
+        <w:rPr>
+          <w:rFonts w:ascii="Times New Roman" w:hAnsi="Times New Roman" w:eastAsia="宋体"/>
+          <w:b w:val="0"/>
+          <w:sz w:val="21"/>
+        </w:rPr>
+        <w:t xml:space="preserve"> </w:t>
+      </w:r>
+      <w:r>
+        <w:rPr>
+          <w:rFonts w:ascii="Times New Roman" w:hAnsi="Times New Roman" w:eastAsia="宋体"/>
+          <w:b w:val="0"/>
+          <w:sz w:val="21"/>
+        </w:rPr>
+        <w:t>一句话：禅修是培育，不是放空——培育心的平静、去除五盖；不追结果，结果自然来。</w:t>
+      </w:r>
+    </w:p>
+    <w:p>
+      <w:pPr>
+        <w:spacing w:before="0" w:after="60" w:line="336" w:lineRule="auto"/>
+        <w:ind w:left="539" w:hanging="255"/>
+        <w:jc w:val="both"/>
+      </w:pPr>
+      <w:r>
+        <w:rPr>
+          <w:rFonts w:ascii="Times New Roman" w:hAnsi="Times New Roman" w:eastAsia="宋体"/>
+          <w:b w:val="0"/>
+          <w:sz w:val="21"/>
+        </w:rPr>
+        <w:t>•</w:t>
+      </w:r>
+      <w:r>
+        <w:rPr>
+          <w:rFonts w:ascii="Times New Roman" w:hAnsi="Times New Roman" w:eastAsia="宋体"/>
+          <w:b w:val="0"/>
+          <w:sz w:val="21"/>
+        </w:rPr>
+        <w:t xml:space="preserve"> </w:t>
+      </w:r>
+      <w:r>
+        <w:rPr>
+          <w:rFonts w:ascii="Times New Roman" w:hAnsi="Times New Roman" w:eastAsia="宋体"/>
+          <w:b w:val="0"/>
+          <w:sz w:val="21"/>
+        </w:rPr>
+        <w:t>一次观察：本周留意一次自己的心"紧／松"，两三行字，自愿记录（即作业二）。</w:t>
+      </w:r>
+    </w:p>
+    <w:p>
+      <w:pPr>
+        <w:spacing w:before="0" w:after="60" w:line="336" w:lineRule="auto"/>
+        <w:ind w:left="539" w:hanging="255"/>
+        <w:jc w:val="both"/>
+      </w:pPr>
+      <w:r>
+        <w:rPr>
+          <w:rFonts w:ascii="Times New Roman" w:hAnsi="Times New Roman" w:eastAsia="宋体"/>
+          <w:b w:val="0"/>
+          <w:sz w:val="21"/>
+        </w:rPr>
+        <w:t>•</w:t>
+      </w:r>
+      <w:r>
+        <w:rPr>
+          <w:rFonts w:ascii="Times New Roman" w:hAnsi="Times New Roman" w:eastAsia="宋体"/>
+          <w:b w:val="0"/>
+          <w:sz w:val="21"/>
+        </w:rPr>
+        <w:t xml:space="preserve"> </w:t>
+      </w:r>
+      <w:r>
+        <w:rPr>
+          <w:rFonts w:ascii="Times New Roman" w:hAnsi="Times New Roman" w:eastAsia="宋体"/>
+          <w:b w:val="0"/>
+          <w:sz w:val="21"/>
+        </w:rPr>
+        <w:t>一张图：三学——七清净——十六观智。知道自己在第一段，就不慌。</w:t>
+      </w:r>
+    </w:p>
+    <w:p>
+      <w:pPr>
+        <w:spacing w:before="0" w:after="100" w:line="336" w:lineRule="auto"/>
+        <w:jc w:val="both"/>
+      </w:pPr>
+      <w:r>
+        <w:rPr>
+          <w:rFonts w:ascii="Times New Roman" w:hAnsi="Times New Roman" w:eastAsia="宋体"/>
+          <w:b/>
+          <w:sz w:val="21"/>
+        </w:rPr>
+        <w:t>下周预告</w:t>
+      </w:r>
+    </w:p>
+    <w:p>
+      <w:pPr>
+        <w:spacing w:before="0" w:after="100" w:line="336" w:lineRule="auto"/>
+        <w:jc w:val="both"/>
+      </w:pPr>
+      <w:r>
+        <w:rPr>
+          <w:rFonts w:ascii="Times New Roman" w:hAnsi="Times New Roman" w:eastAsia="宋体"/>
+          <w:b w:val="0"/>
+          <w:sz w:val="21"/>
+        </w:rPr>
+        <w:t>下周主题：〈正确坐姿与身心准备〉。今天我们知道了"要培育什么"，下周解决"怎么坐下来"：骨盆怎么放、肩怎么松、头怎么摆，坐下之前要检查什么。请带一样东西来——你平时坐的椅子或坐垫，家里用什么，下周就用什么练。</w:t>
+      </w:r>
+    </w:p>
+    <w:p>
+      <w:pPr>
+        <w:spacing w:before="0" w:after="100" w:line="336" w:lineRule="auto"/>
+        <w:jc w:val="both"/>
+      </w:pPr>
+      <w:r>
+        <w:rPr>
+          <w:rFonts w:ascii="Times New Roman" w:hAnsi="Times New Roman" w:eastAsia="宋体"/>
+          <w:b/>
+          <w:sz w:val="21"/>
+        </w:rPr>
+        <w:t>本周作业详说</w:t>
+      </w:r>
+    </w:p>
+    <w:p>
+      <w:pPr>
+        <w:spacing w:before="0" w:after="60" w:line="336" w:lineRule="auto"/>
+        <w:ind w:left="539" w:hanging="255"/>
+        <w:jc w:val="both"/>
+      </w:pPr>
+      <w:r>
+        <w:rPr>
+          <w:rFonts w:ascii="Times New Roman" w:hAnsi="Times New Roman" w:eastAsia="宋体"/>
+          <w:b w:val="0"/>
+          <w:sz w:val="21"/>
+        </w:rPr>
+        <w:t>•</w:t>
+      </w:r>
+      <w:r>
+        <w:rPr>
+          <w:rFonts w:ascii="Times New Roman" w:hAnsi="Times New Roman" w:eastAsia="宋体"/>
+          <w:b w:val="0"/>
+          <w:sz w:val="21"/>
+        </w:rPr>
+        <w:t xml:space="preserve"> </w:t>
+      </w:r>
+      <w:r>
+        <w:rPr>
+          <w:rFonts w:ascii="Times New Roman" w:hAnsi="Times New Roman" w:eastAsia="宋体"/>
+          <w:b w:val="0"/>
+          <w:sz w:val="21"/>
+        </w:rPr>
+        <w:t>作业一（全员）：用自己的话说出禅修的本质与目的，并写出五盖的名目——欲贪、瞋恚、昏沉睡眠、掉举恶作、疑。不必背诵解释，能说出来就好。</w:t>
+      </w:r>
+    </w:p>
+    <w:p>
+      <w:pPr>
+        <w:spacing w:before="0" w:after="60" w:line="336" w:lineRule="auto"/>
+        <w:ind w:left="539" w:hanging="255"/>
+        <w:jc w:val="both"/>
+      </w:pPr>
+      <w:r>
+        <w:rPr>
+          <w:rFonts w:ascii="Times New Roman" w:hAnsi="Times New Roman" w:eastAsia="宋体"/>
+          <w:b w:val="0"/>
+          <w:sz w:val="21"/>
+        </w:rPr>
+        <w:t>•</w:t>
+      </w:r>
+      <w:r>
+        <w:rPr>
+          <w:rFonts w:ascii="Times New Roman" w:hAnsi="Times New Roman" w:eastAsia="宋体"/>
+          <w:b w:val="0"/>
+          <w:sz w:val="21"/>
+        </w:rPr>
+        <w:t xml:space="preserve"> </w:t>
+      </w:r>
+      <w:r>
+        <w:rPr>
+          <w:rFonts w:ascii="Times New Roman" w:hAnsi="Times New Roman" w:eastAsia="宋体"/>
+          <w:b w:val="0"/>
+          <w:sz w:val="21"/>
+        </w:rPr>
+        <w:t>作业二（自愿）：每天睡前用2分钟回想今天心里最清楚的一次状态；不用挑"最好的一次"，只观察、只记录，不打分、不自责。</w:t>
+      </w:r>
+    </w:p>
+    <w:p>
+      <w:pPr>
+        <w:spacing w:before="0" w:after="60" w:line="336" w:lineRule="auto"/>
+        <w:ind w:left="539" w:hanging="255"/>
+        <w:jc w:val="both"/>
+      </w:pPr>
+      <w:r>
+        <w:rPr>
+          <w:rFonts w:ascii="Times New Roman" w:hAnsi="Times New Roman" w:eastAsia="宋体"/>
+          <w:b w:val="0"/>
+          <w:sz w:val="21"/>
+        </w:rPr>
+        <w:t>•</w:t>
+      </w:r>
+      <w:r>
+        <w:rPr>
+          <w:rFonts w:ascii="Times New Roman" w:hAnsi="Times New Roman" w:eastAsia="宋体"/>
+          <w:b w:val="0"/>
+          <w:sz w:val="21"/>
+        </w:rPr>
+        <w:t xml:space="preserve"> </w:t>
+      </w:r>
+      <w:r>
+        <w:rPr>
+          <w:rFonts w:ascii="Times New Roman" w:hAnsi="Times New Roman" w:eastAsia="宋体"/>
+          <w:b w:val="0"/>
+          <w:sz w:val="21"/>
+        </w:rPr>
+        <w:t>作业三（自愿，面向想多读的朋友）：重读今天共读的第三节与第四节，把"止在做什么、观在看什么"各用一句话写下来。</w:t>
+      </w:r>
+    </w:p>
+    <w:p>
+      <w:pPr>
+        <w:spacing w:before="0" w:after="100" w:line="336" w:lineRule="auto"/>
+        <w:jc w:val="both"/>
+      </w:pPr>
+      <w:r>
+        <w:rPr>
+          <w:rFonts w:ascii="Times New Roman" w:hAnsi="Times New Roman" w:eastAsia="宋体"/>
+          <w:b/>
+          <w:sz w:val="21"/>
+        </w:rPr>
+        <w:t>回向词（四句，全体合诵）</w:t>
+      </w:r>
+    </w:p>
+    <w:p>
+      <w:pPr>
+        <w:spacing w:before="0" w:after="100" w:line="336" w:lineRule="auto"/>
+        <w:jc w:val="both"/>
+      </w:pPr>
+      <w:r>
+        <w:rPr>
+          <w:rFonts w:ascii="Times New Roman" w:hAnsi="Times New Roman" w:eastAsia="宋体"/>
+          <w:b w:val="0"/>
+          <w:sz w:val="21"/>
+        </w:rPr>
+        <w:t>愿我此功德，导向诸漏尽！</w:t>
+      </w:r>
+    </w:p>
+    <w:p>
+      <w:pPr>
+        <w:spacing w:before="0" w:after="100" w:line="336" w:lineRule="auto"/>
+        <w:jc w:val="both"/>
+      </w:pPr>
+      <w:r>
+        <w:rPr>
+          <w:rFonts w:ascii="Times New Roman" w:hAnsi="Times New Roman" w:eastAsia="宋体"/>
+          <w:b w:val="0"/>
+          <w:sz w:val="21"/>
+        </w:rPr>
+        <w:t>愿我此功德，为证涅槃缘！</w:t>
+      </w:r>
+    </w:p>
+    <w:p>
+      <w:pPr>
+        <w:spacing w:before="0" w:after="100" w:line="336" w:lineRule="auto"/>
+        <w:jc w:val="both"/>
+      </w:pPr>
+      <w:r>
+        <w:rPr>
+          <w:rFonts w:ascii="Times New Roman" w:hAnsi="Times New Roman" w:eastAsia="宋体"/>
+          <w:b w:val="0"/>
+          <w:sz w:val="21"/>
+        </w:rPr>
+        <w:t>我此功德分，回向诸有情！</w:t>
+      </w:r>
+    </w:p>
+    <w:p>
+      <w:pPr>
+        <w:spacing w:before="0" w:after="100" w:line="336" w:lineRule="auto"/>
+        <w:jc w:val="both"/>
+      </w:pPr>
+      <w:r>
+        <w:rPr>
+          <w:rFonts w:ascii="Times New Roman" w:hAnsi="Times New Roman" w:eastAsia="宋体"/>
+          <w:b w:val="0"/>
+          <w:sz w:val="21"/>
+        </w:rPr>
+        <w:t>愿彼等一切，同得功德分！</w:t>
+      </w:r>
+    </w:p>
+    <w:p>
+      <w:pPr>
+        <w:keepNext/>
+        <w:spacing w:before="280" w:after="80" w:line="300" w:lineRule="auto"/>
+      </w:pPr>
+      <w:r>
+        <w:rPr>
+          <w:rFonts w:ascii="微软雅黑" w:hAnsi="微软雅黑" w:eastAsia="微软雅黑"/>
+          <w:b/>
+          <w:color w:val="1E4620"/>
+          <w:sz w:val="27"/>
+        </w:rPr>
+        <w:t>📖</w:t>
+      </w:r>
+      <w:r>
+        <w:rPr>
+          <w:rFonts w:ascii="微软雅黑" w:hAnsi="微软雅黑" w:eastAsia="微软雅黑"/>
+          <w:b/>
+          <w:color w:val="1E4620"/>
+          <w:sz w:val="27"/>
+        </w:rPr>
+        <w:t xml:space="preserve"> </w:t>
+      </w:r>
+      <w:r>
+        <w:rPr>
+          <w:rFonts w:ascii="微软雅黑" w:hAnsi="微软雅黑" w:eastAsia="微软雅黑"/>
+          <w:b/>
+          <w:color w:val="1E4620"/>
+          <w:sz w:val="27"/>
+        </w:rPr>
+        <w:t>延伸阅读（课后自由选读）</w:t>
       </w:r>
     </w:p>
     <w:p>
@@ -2905,7 +3920,7 @@
         <w:ind w:left="1440" w:hanging="360"/>
       </w:pPr>
       <w:rPr>
-        <w:rFonts w:ascii="Symbol" w:hAnsi="Symbol" w:hint="default"/>
+        <w:rFonts w:ascii="Times New Roman" w:hAnsi="Times New Roman" w:hint="default"/>
       </w:rPr>
     </w:lvl>
   </w:abstractNum>
@@ -2926,7 +3941,7 @@
         <w:ind w:left="1080" w:hanging="360"/>
       </w:pPr>
       <w:rPr>
-        <w:rFonts w:ascii="Symbol" w:hAnsi="Symbol" w:hint="default"/>
+        <w:rFonts w:ascii="Times New Roman" w:hAnsi="Times New Roman" w:hint="default"/>
       </w:rPr>
     </w:lvl>
   </w:abstractNum>
@@ -2947,7 +3962,7 @@
         <w:ind w:left="720" w:hanging="360"/>
       </w:pPr>
       <w:rPr>
-        <w:rFonts w:ascii="Symbol" w:hAnsi="Symbol" w:hint="default"/>
+        <w:rFonts w:ascii="Times New Roman" w:hAnsi="Times New Roman" w:hint="default"/>
       </w:rPr>
     </w:lvl>
   </w:abstractNum>
@@ -2986,7 +4001,7 @@
         <w:ind w:left="360" w:hanging="360"/>
       </w:pPr>
       <w:rPr>
-        <w:rFonts w:ascii="Symbol" w:hAnsi="Symbol" w:hint="default"/>
+        <w:rFonts w:ascii="Times New Roman" w:hAnsi="Times New Roman" w:hint="default"/>
       </w:rPr>
     </w:lvl>
   </w:abstractNum>
@@ -3836,7 +4851,7 @@
       </w:tabs>
     </w:pPr>
     <w:rPr>
-      <w:rFonts w:ascii="Courier" w:hAnsi="Courier"/>
+      <w:rFonts w:ascii="Times New Roman" w:hAnsi="Times New Roman"/>
       <w:sz w:val="20"/>
       <w:szCs w:val="20"/>
     </w:rPr>
@@ -3848,7 +4863,7 @@
     <w:uiPriority w:val="99"/>
     <w:rsid w:val="0029639D"/>
     <w:rPr>
-      <w:rFonts w:ascii="Courier" w:hAnsi="Courier"/>
+      <w:rFonts w:ascii="Times New Roman" w:hAnsi="Times New Roman"/>
       <w:sz w:val="20"/>
       <w:szCs w:val="20"/>
     </w:rPr>
@@ -15638,7 +16653,7 @@
       </w:tabs>
     </w:pPr>
     <w:rPr>
-      <w:rFonts w:ascii="Courier" w:hAnsi="Courier"/>
+      <w:rFonts w:ascii="Times New Roman" w:hAnsi="Times New Roman"/>
       <w:sz w:val="20"/>
       <w:szCs w:val="20"/>
     </w:rPr>
@@ -15650,7 +16665,7 @@
     <w:uiPriority w:val="99"/>
     <w:rsid w:val="0029639D"/>
     <w:rPr>
-      <w:rFonts w:ascii="Courier" w:hAnsi="Courier"/>
+      <w:rFonts w:ascii="Times New Roman" w:hAnsi="Times New Roman"/>
       <w:sz w:val="20"/>
       <w:szCs w:val="20"/>
     </w:rPr>
